--- a/research_col_smar/monograph/MONOGRAPH_RU.docx
+++ b/research_col_smar/monograph/MONOGRAPH_RU.docx
@@ -517,9 +517,1651 @@
         <w:p>
           <w:r>
             <w:fldChar w:fldCharType="begin" w:dirty="true"/>
+          </w:r>
+          <w:r>
             <w:instrText xml:space="preserve">TOC \h \o "1-2"</w:instrText>
+          </w:r>
+          <w:r>
             <w:fldChar w:fldCharType="separate"/>
           </w:r>
+        </w:p>
+        <w:p>
+          <w:pPr>
+            <w:pStyle w:val="9"/>
+            <w:tabs>
+              <w:tab w:val="right" w:leader="dot" w:pos="9026"/>
+            </w:tabs>
+            <w:spacing w:before="120" w:after="60"/>
+          </w:pPr>
+          <w:hyperlink w:anchor="_Toc100000" w:history="1">
+            <w:r>
+              <w:rPr>
+                <w:rStyle w:val="Hyperlink"/>
+              </w:rPr>
+              <w:t>1. Введение: две константы и один вопрос</w:t>
+            </w:r>
+            <w:r>
+              <w:tab/>
+            </w:r>
+            <w:r>
+              <w:fldChar w:fldCharType="begin"/>
+            </w:r>
+            <w:r>
+              <w:instrText xml:space="preserve"> PAGEREF _Toc100000 \h </w:instrText>
+            </w:r>
+            <w:r>
+              <w:fldChar w:fldCharType="separate"/>
+            </w:r>
+            <w:r>
+              <w:t>1</w:t>
+            </w:r>
+            <w:r>
+              <w:fldChar w:fldCharType="end"/>
+            </w:r>
+          </w:hyperlink>
+        </w:p>
+        <w:p>
+          <w:pPr>
+            <w:pStyle w:val="9"/>
+            <w:tabs>
+              <w:tab w:val="right" w:leader="dot" w:pos="9026"/>
+            </w:tabs>
+            <w:spacing w:before="120" w:after="60"/>
+          </w:pPr>
+          <w:hyperlink w:anchor="_Toc100001" w:history="1">
+            <w:r>
+              <w:rPr>
+                <w:rStyle w:val="Hyperlink"/>
+              </w:rPr>
+              <w:t>2. Математический аппарат</w:t>
+            </w:r>
+            <w:r>
+              <w:tab/>
+            </w:r>
+            <w:r>
+              <w:fldChar w:fldCharType="begin"/>
+            </w:r>
+            <w:r>
+              <w:instrText xml:space="preserve"> PAGEREF _Toc100001 \h </w:instrText>
+            </w:r>
+            <w:r>
+              <w:fldChar w:fldCharType="separate"/>
+            </w:r>
+            <w:r>
+              <w:t>2</w:t>
+            </w:r>
+            <w:r>
+              <w:fldChar w:fldCharType="end"/>
+            </w:r>
+          </w:hyperlink>
+        </w:p>
+        <w:p>
+          <w:pPr>
+            <w:pStyle w:val="11"/>
+            <w:ind w:left="360"/>
+            <w:tabs>
+              <w:tab w:val="right" w:leader="dot" w:pos="9026"/>
+            </w:tabs>
+            <w:spacing w:before="120" w:after="60"/>
+          </w:pPr>
+          <w:hyperlink w:anchor="_Toc100002" w:history="1">
+            <w:r>
+              <w:rPr>
+                <w:rStyle w:val="Hyperlink"/>
+              </w:rPr>
+              <w:t>2.1. Уравнения и обозначения</w:t>
+            </w:r>
+            <w:r>
+              <w:tab/>
+            </w:r>
+            <w:r>
+              <w:fldChar w:fldCharType="begin"/>
+            </w:r>
+            <w:r>
+              <w:instrText xml:space="preserve"> PAGEREF _Toc100002 \h </w:instrText>
+            </w:r>
+            <w:r>
+              <w:fldChar w:fldCharType="separate"/>
+            </w:r>
+            <w:r>
+              <w:t>2</w:t>
+            </w:r>
+            <w:r>
+              <w:fldChar w:fldCharType="end"/>
+            </w:r>
+          </w:hyperlink>
+        </w:p>
+        <w:p>
+          <w:pPr>
+            <w:pStyle w:val="11"/>
+            <w:ind w:left="360"/>
+            <w:tabs>
+              <w:tab w:val="right" w:leader="dot" w:pos="9026"/>
+            </w:tabs>
+            <w:spacing w:before="120" w:after="60"/>
+          </w:pPr>
+          <w:hyperlink w:anchor="_Toc100003" w:history="1">
+            <w:r>
+              <w:rPr>
+                <w:rStyle w:val="Hyperlink"/>
+              </w:rPr>
+              <w:t>2.2. Фильтрация и формализм LES</w:t>
+            </w:r>
+            <w:r>
+              <w:tab/>
+            </w:r>
+            <w:r>
+              <w:fldChar w:fldCharType="begin"/>
+            </w:r>
+            <w:r>
+              <w:instrText xml:space="preserve"> PAGEREF _Toc100003 \h </w:instrText>
+            </w:r>
+            <w:r>
+              <w:fldChar w:fldCharType="separate"/>
+            </w:r>
+            <w:r>
+              <w:t>3</w:t>
+            </w:r>
+            <w:r>
+              <w:fldChar w:fldCharType="end"/>
+            </w:r>
+          </w:hyperlink>
+        </w:p>
+        <w:p>
+          <w:pPr>
+            <w:pStyle w:val="11"/>
+            <w:ind w:left="360"/>
+            <w:tabs>
+              <w:tab w:val="right" w:leader="dot" w:pos="9026"/>
+            </w:tabs>
+            <w:spacing w:before="120" w:after="60"/>
+          </w:pPr>
+          <w:hyperlink w:anchor="_Toc100004" w:history="1">
+            <w:r>
+              <w:rPr>
+                <w:rStyle w:val="Hyperlink"/>
+              </w:rPr>
+              <w:t>2.3. Конвенции, о которых обычно молчат</w:t>
+            </w:r>
+            <w:r>
+              <w:tab/>
+            </w:r>
+            <w:r>
+              <w:fldChar w:fldCharType="begin"/>
+            </w:r>
+            <w:r>
+              <w:instrText xml:space="preserve"> PAGEREF _Toc100004 \h </w:instrText>
+            </w:r>
+            <w:r>
+              <w:fldChar w:fldCharType="separate"/>
+            </w:r>
+            <w:r>
+              <w:t>4</w:t>
+            </w:r>
+            <w:r>
+              <w:fldChar w:fldCharType="end"/>
+            </w:r>
+          </w:hyperlink>
+        </w:p>
+        <w:p>
+          <w:pPr>
+            <w:pStyle w:val="9"/>
+            <w:tabs>
+              <w:tab w:val="right" w:leader="dot" w:pos="9026"/>
+            </w:tabs>
+            <w:spacing w:before="120" w:after="60"/>
+          </w:pPr>
+          <w:hyperlink w:anchor="_Toc100005" w:history="1">
+            <w:r>
+              <w:rPr>
+                <w:rStyle w:val="Hyperlink"/>
+              </w:rPr>
+              <w:t>3. Теория K41 и то, что она не фиксирует</w:t>
+            </w:r>
+            <w:r>
+              <w:tab/>
+            </w:r>
+            <w:r>
+              <w:fldChar w:fldCharType="begin"/>
+            </w:r>
+            <w:r>
+              <w:instrText xml:space="preserve"> PAGEREF _Toc100005 \h </w:instrText>
+            </w:r>
+            <w:r>
+              <w:fldChar w:fldCharType="separate"/>
+            </w:r>
+            <w:r>
+              <w:t>5</w:t>
+            </w:r>
+            <w:r>
+              <w:fldChar w:fldCharType="end"/>
+            </w:r>
+          </w:hyperlink>
+        </w:p>
+        <w:p>
+          <w:pPr>
+            <w:pStyle w:val="11"/>
+            <w:ind w:left="360"/>
+            <w:tabs>
+              <w:tab w:val="right" w:leader="dot" w:pos="9026"/>
+            </w:tabs>
+            <w:spacing w:before="120" w:after="60"/>
+          </w:pPr>
+          <w:hyperlink w:anchor="_Toc100006" w:history="1">
+            <w:r>
+              <w:rPr>
+                <w:rStyle w:val="Hyperlink"/>
+              </w:rPr>
+              <w:t>3.1. Гипотезы Колмогорова и спектр −5/3</w:t>
+            </w:r>
+            <w:r>
+              <w:tab/>
+            </w:r>
+            <w:r>
+              <w:fldChar w:fldCharType="begin"/>
+            </w:r>
+            <w:r>
+              <w:instrText xml:space="preserve"> PAGEREF _Toc100006 \h </w:instrText>
+            </w:r>
+            <w:r>
+              <w:fldChar w:fldCharType="separate"/>
+            </w:r>
+            <w:r>
+              <w:t>5</w:t>
+            </w:r>
+            <w:r>
+              <w:fldChar w:fldCharType="end"/>
+            </w:r>
+          </w:hyperlink>
+        </w:p>
+        <w:p>
+          <w:pPr>
+            <w:pStyle w:val="11"/>
+            <w:ind w:left="360"/>
+            <w:tabs>
+              <w:tab w:val="right" w:leader="dot" w:pos="9026"/>
+            </w:tabs>
+            <w:spacing w:before="120" w:after="60"/>
+          </w:pPr>
+          <w:hyperlink w:anchor="_Toc100007" w:history="1">
+            <w:r>
+              <w:rPr>
+                <w:rStyle w:val="Hyperlink"/>
+              </w:rPr>
+              <w:t>3.2. Константа C_K: статус</w:t>
+            </w:r>
+            <w:r>
+              <w:tab/>
+            </w:r>
+            <w:r>
+              <w:fldChar w:fldCharType="begin"/>
+            </w:r>
+            <w:r>
+              <w:instrText xml:space="preserve"> PAGEREF _Toc100007 \h </w:instrText>
+            </w:r>
+            <w:r>
+              <w:fldChar w:fldCharType="separate"/>
+            </w:r>
+            <w:r>
+              <w:t>5</w:t>
+            </w:r>
+            <w:r>
+              <w:fldChar w:fldCharType="end"/>
+            </w:r>
+          </w:hyperlink>
+        </w:p>
+        <w:p>
+          <w:pPr>
+            <w:pStyle w:val="11"/>
+            <w:ind w:left="360"/>
+            <w:tabs>
+              <w:tab w:val="right" w:leader="dot" w:pos="9026"/>
+            </w:tabs>
+            <w:spacing w:before="120" w:after="60"/>
+          </w:pPr>
+          <w:hyperlink w:anchor="_Toc100008" w:history="1">
+            <w:r>
+              <w:rPr>
+                <w:rStyle w:val="Hyperlink"/>
+              </w:rPr>
+              <w:t>3.3. Что требуется для замыкания системы</w:t>
+            </w:r>
+            <w:r>
+              <w:tab/>
+            </w:r>
+            <w:r>
+              <w:fldChar w:fldCharType="begin"/>
+            </w:r>
+            <w:r>
+              <w:instrText xml:space="preserve"> PAGEREF _Toc100008 \h </w:instrText>
+            </w:r>
+            <w:r>
+              <w:fldChar w:fldCharType="separate"/>
+            </w:r>
+            <w:r>
+              <w:t>6</w:t>
+            </w:r>
+            <w:r>
+              <w:fldChar w:fldCharType="end"/>
+            </w:r>
+          </w:hyperlink>
+        </w:p>
+        <w:p>
+          <w:pPr>
+            <w:pStyle w:val="9"/>
+            <w:tabs>
+              <w:tab w:val="right" w:leader="dot" w:pos="9026"/>
+            </w:tabs>
+            <w:spacing w:before="120" w:after="60"/>
+          </w:pPr>
+          <w:hyperlink w:anchor="_Toc100009" w:history="1">
+            <w:r>
+              <w:rPr>
+                <w:rStyle w:val="Hyperlink"/>
+              </w:rPr>
+              <w:t>4. Вывод I: мастер-соотношение C_s(C_K)</w:t>
+            </w:r>
+            <w:r>
+              <w:tab/>
+            </w:r>
+            <w:r>
+              <w:fldChar w:fldCharType="begin"/>
+            </w:r>
+            <w:r>
+              <w:instrText xml:space="preserve"> PAGEREF _Toc100009 \h </w:instrText>
+            </w:r>
+            <w:r>
+              <w:fldChar w:fldCharType="separate"/>
+            </w:r>
+            <w:r>
+              <w:t>6</w:t>
+            </w:r>
+            <w:r>
+              <w:fldChar w:fldCharType="end"/>
+            </w:r>
+          </w:hyperlink>
+        </w:p>
+        <w:p>
+          <w:pPr>
+            <w:pStyle w:val="11"/>
+            <w:ind w:left="360"/>
+            <w:tabs>
+              <w:tab w:val="right" w:leader="dot" w:pos="9026"/>
+            </w:tabs>
+            <w:spacing w:before="120" w:after="60"/>
+          </w:pPr>
+          <w:hyperlink w:anchor="_Toc100010" w:history="1">
+            <w:r>
+              <w:rPr>
+                <w:rStyle w:val="Hyperlink"/>
+              </w:rPr>
+              <w:t>4.1. Подсеточный бюджет</w:t>
+            </w:r>
+            <w:r>
+              <w:tab/>
+            </w:r>
+            <w:r>
+              <w:fldChar w:fldCharType="begin"/>
+            </w:r>
+            <w:r>
+              <w:instrText xml:space="preserve"> PAGEREF _Toc100010 \h </w:instrText>
+            </w:r>
+            <w:r>
+              <w:fldChar w:fldCharType="separate"/>
+            </w:r>
+            <w:r>
+              <w:t>7</w:t>
+            </w:r>
+            <w:r>
+              <w:fldChar w:fldCharType="end"/>
+            </w:r>
+          </w:hyperlink>
+        </w:p>
+        <w:p>
+          <w:pPr>
+            <w:pStyle w:val="11"/>
+            <w:ind w:left="360"/>
+            <w:tabs>
+              <w:tab w:val="right" w:leader="dot" w:pos="9026"/>
+            </w:tabs>
+            <w:spacing w:before="120" w:after="60"/>
+          </w:pPr>
+          <w:hyperlink w:anchor="_Toc100011" w:history="1">
+            <w:r>
+              <w:rPr>
+                <w:rStyle w:val="Hyperlink"/>
+              </w:rPr>
+              <w:t>4.2. Каскадный бюджет и согласование</w:t>
+            </w:r>
+            <w:r>
+              <w:tab/>
+            </w:r>
+            <w:r>
+              <w:fldChar w:fldCharType="begin"/>
+            </w:r>
+            <w:r>
+              <w:instrText xml:space="preserve"> PAGEREF _Toc100011 \h </w:instrText>
+            </w:r>
+            <w:r>
+              <w:fldChar w:fldCharType="separate"/>
+            </w:r>
+            <w:r>
+              <w:t>7</w:t>
+            </w:r>
+            <w:r>
+              <w:fldChar w:fldCharType="end"/>
+            </w:r>
+          </w:hyperlink>
+        </w:p>
+        <w:p>
+          <w:pPr>
+            <w:pStyle w:val="11"/>
+            <w:ind w:left="360"/>
+            <w:tabs>
+              <w:tab w:val="right" w:leader="dot" w:pos="9026"/>
+            </w:tabs>
+            <w:spacing w:before="120" w:after="60"/>
+          </w:pPr>
+          <w:hyperlink w:anchor="_Toc100012" w:history="1">
+            <w:r>
+              <w:rPr>
+                <w:rStyle w:val="Hyperlink"/>
+              </w:rPr>
+              <w:t>4.3. Семейство фильтров</w:t>
+            </w:r>
+            <w:r>
+              <w:tab/>
+            </w:r>
+            <w:r>
+              <w:fldChar w:fldCharType="begin"/>
+            </w:r>
+            <w:r>
+              <w:instrText xml:space="preserve"> PAGEREF _Toc100012 \h </w:instrText>
+            </w:r>
+            <w:r>
+              <w:fldChar w:fldCharType="separate"/>
+            </w:r>
+            <w:r>
+              <w:t>8</w:t>
+            </w:r>
+            <w:r>
+              <w:fldChar w:fldCharType="end"/>
+            </w:r>
+          </w:hyperlink>
+        </w:p>
+        <w:p>
+          <w:pPr>
+            <w:pStyle w:val="11"/>
+            <w:ind w:left="360"/>
+            <w:tabs>
+              <w:tab w:val="right" w:leader="dot" w:pos="9026"/>
+            </w:tabs>
+            <w:spacing w:before="120" w:after="60"/>
+          </w:pPr>
+          <w:hyperlink w:anchor="_Toc100013" w:history="1">
+            <w:r>
+              <w:rPr>
+                <w:rStyle w:val="Hyperlink"/>
+              </w:rPr>
+              <w:t>4.4. Чувствительность к вязкому хвосту спектра</w:t>
+            </w:r>
+            <w:r>
+              <w:tab/>
+            </w:r>
+            <w:r>
+              <w:fldChar w:fldCharType="begin"/>
+            </w:r>
+            <w:r>
+              <w:instrText xml:space="preserve"> PAGEREF _Toc100013 \h </w:instrText>
+            </w:r>
+            <w:r>
+              <w:fldChar w:fldCharType="separate"/>
+            </w:r>
+            <w:r>
+              <w:t>9</w:t>
+            </w:r>
+            <w:r>
+              <w:fldChar w:fldCharType="end"/>
+            </w:r>
+          </w:hyperlink>
+        </w:p>
+        <w:p>
+          <w:pPr>
+            <w:pStyle w:val="9"/>
+            <w:tabs>
+              <w:tab w:val="right" w:leader="dot" w:pos="9026"/>
+            </w:tabs>
+            <w:spacing w:before="120" w:after="60"/>
+          </w:pPr>
+          <w:hyperlink w:anchor="_Toc100014" w:history="1">
+            <w:r>
+              <w:rPr>
+                <w:rStyle w:val="Hyperlink"/>
+              </w:rPr>
+              <w:t>5. Вывод II: замыкания для постоянной Колмогорова</w:t>
+            </w:r>
+            <w:r>
+              <w:tab/>
+            </w:r>
+            <w:r>
+              <w:fldChar w:fldCharType="begin"/>
+            </w:r>
+            <w:r>
+              <w:instrText xml:space="preserve"> PAGEREF _Toc100014 \h </w:instrText>
+            </w:r>
+            <w:r>
+              <w:fldChar w:fldCharType="separate"/>
+            </w:r>
+            <w:r>
+              <w:t>10</w:t>
+            </w:r>
+            <w:r>
+              <w:fldChar w:fldCharType="end"/>
+            </w:r>
+          </w:hyperlink>
+        </w:p>
+        <w:p>
+          <w:pPr>
+            <w:pStyle w:val="11"/>
+            <w:ind w:left="360"/>
+            <w:tabs>
+              <w:tab w:val="right" w:leader="dot" w:pos="9026"/>
+            </w:tabs>
+            <w:spacing w:before="120" w:after="60"/>
+          </w:pPr>
+          <w:hyperlink w:anchor="_Toc100015" w:history="1">
+            <w:r>
+              <w:rPr>
+                <w:rStyle w:val="Hyperlink"/>
+              </w:rPr>
+              <w:t>5.1. Спектральный баланс Гейзенберга</w:t>
+            </w:r>
+            <w:r>
+              <w:tab/>
+            </w:r>
+            <w:r>
+              <w:fldChar w:fldCharType="begin"/>
+            </w:r>
+            <w:r>
+              <w:instrText xml:space="preserve"> PAGEREF _Toc100015 \h </w:instrText>
+            </w:r>
+            <w:r>
+              <w:fldChar w:fldCharType="separate"/>
+            </w:r>
+            <w:r>
+              <w:t>10</w:t>
+            </w:r>
+            <w:r>
+              <w:fldChar w:fldCharType="end"/>
+            </w:r>
+          </w:hyperlink>
+        </w:p>
+        <w:p>
+          <w:pPr>
+            <w:pStyle w:val="11"/>
+            <w:ind w:left="360"/>
+            <w:tabs>
+              <w:tab w:val="right" w:leader="dot" w:pos="9026"/>
+            </w:tabs>
+            <w:spacing w:before="120" w:after="60"/>
+          </w:pPr>
+          <w:hyperlink w:anchor="_Toc100016" w:history="1">
+            <w:r>
+              <w:rPr>
+                <w:rStyle w:val="Hyperlink"/>
+              </w:rPr>
+              <w:t>5.2. Спектр Пао с точной нормировкой диссипации</w:t>
+            </w:r>
+            <w:r>
+              <w:tab/>
+            </w:r>
+            <w:r>
+              <w:fldChar w:fldCharType="begin"/>
+            </w:r>
+            <w:r>
+              <w:instrText xml:space="preserve"> PAGEREF _Toc100016 \h </w:instrText>
+            </w:r>
+            <w:r>
+              <w:fldChar w:fldCharType="separate"/>
+            </w:r>
+            <w:r>
+              <w:t>11</w:t>
+            </w:r>
+            <w:r>
+              <w:fldChar w:fldCharType="end"/>
+            </w:r>
+          </w:hyperlink>
+        </w:p>
+        <w:p>
+          <w:pPr>
+            <w:pStyle w:val="11"/>
+            <w:ind w:left="360"/>
+            <w:tabs>
+              <w:tab w:val="right" w:leader="dot" w:pos="9026"/>
+            </w:tabs>
+            <w:spacing w:before="120" w:after="60"/>
+          </w:pPr>
+          <w:hyperlink w:anchor="_Toc100017" w:history="1">
+            <w:r>
+              <w:rPr>
+                <w:rStyle w:val="Hyperlink"/>
+              </w:rPr>
+              <w:t>5.3. Сопоставление замыканий</w:t>
+            </w:r>
+            <w:r>
+              <w:tab/>
+            </w:r>
+            <w:r>
+              <w:fldChar w:fldCharType="begin"/>
+            </w:r>
+            <w:r>
+              <w:instrText xml:space="preserve"> PAGEREF _Toc100017 \h </w:instrText>
+            </w:r>
+            <w:r>
+              <w:fldChar w:fldCharType="separate"/>
+            </w:r>
+            <w:r>
+              <w:t>12</w:t>
+            </w:r>
+            <w:r>
+              <w:fldChar w:fldCharType="end"/>
+            </w:r>
+          </w:hyperlink>
+        </w:p>
+        <w:p>
+          <w:pPr>
+            <w:pStyle w:val="9"/>
+            <w:tabs>
+              <w:tab w:val="right" w:leader="dot" w:pos="9026"/>
+            </w:tabs>
+            <w:spacing w:before="120" w:after="60"/>
+          </w:pPr>
+          <w:hyperlink w:anchor="_Toc100018" w:history="1">
+            <w:r>
+              <w:rPr>
+                <w:rStyle w:val="Hyperlink"/>
+              </w:rPr>
+              <w:t>6. Динамическая процедура Германо</w:t>
+            </w:r>
+            <w:r>
+              <w:tab/>
+            </w:r>
+            <w:r>
+              <w:fldChar w:fldCharType="begin"/>
+            </w:r>
+            <w:r>
+              <w:instrText xml:space="preserve"> PAGEREF _Toc100018 \h </w:instrText>
+            </w:r>
+            <w:r>
+              <w:fldChar w:fldCharType="separate"/>
+            </w:r>
+            <w:r>
+              <w:t>13</w:t>
+            </w:r>
+            <w:r>
+              <w:fldChar w:fldCharType="end"/>
+            </w:r>
+          </w:hyperlink>
+        </w:p>
+        <w:p>
+          <w:pPr>
+            <w:pStyle w:val="9"/>
+            <w:tabs>
+              <w:tab w:val="right" w:leader="dot" w:pos="9026"/>
+            </w:tabs>
+            <w:spacing w:before="120" w:after="60"/>
+          </w:pPr>
+          <w:hyperlink w:anchor="_Toc100019" w:history="1">
+            <w:r>
+              <w:rPr>
+                <w:rStyle w:val="Hyperlink"/>
+              </w:rPr>
+              <w:t>7. Перемежаемость и пределы гауссова приближения</w:t>
+            </w:r>
+            <w:r>
+              <w:tab/>
+            </w:r>
+            <w:r>
+              <w:fldChar w:fldCharType="begin"/>
+            </w:r>
+            <w:r>
+              <w:instrText xml:space="preserve"> PAGEREF _Toc100019 \h </w:instrText>
+            </w:r>
+            <w:r>
+              <w:fldChar w:fldCharType="separate"/>
+            </w:r>
+            <w:r>
+              <w:t>13</w:t>
+            </w:r>
+            <w:r>
+              <w:fldChar w:fldCharType="end"/>
+            </w:r>
+          </w:hyperlink>
+        </w:p>
+        <w:p>
+          <w:pPr>
+            <w:pStyle w:val="11"/>
+            <w:ind w:left="360"/>
+            <w:tabs>
+              <w:tab w:val="right" w:leader="dot" w:pos="9026"/>
+            </w:tabs>
+            <w:spacing w:before="120" w:after="60"/>
+          </w:pPr>
+          <w:hyperlink w:anchor="_Toc100020" w:history="1">
+            <w:r>
+              <w:rPr>
+                <w:rStyle w:val="Hyperlink"/>
+              </w:rPr>
+              <w:t>7.1. Нулевая корреляция Германо на гауссовых полях</w:t>
+            </w:r>
+            <w:r>
+              <w:tab/>
+            </w:r>
+            <w:r>
+              <w:fldChar w:fldCharType="begin"/>
+            </w:r>
+            <w:r>
+              <w:instrText xml:space="preserve"> PAGEREF _Toc100020 \h </w:instrText>
+            </w:r>
+            <w:r>
+              <w:fldChar w:fldCharType="separate"/>
+            </w:r>
+            <w:r>
+              <w:t>13</w:t>
+            </w:r>
+            <w:r>
+              <w:fldChar w:fldCharType="end"/>
+            </w:r>
+          </w:hyperlink>
+        </w:p>
+        <w:p>
+          <w:pPr>
+            <w:pStyle w:val="11"/>
+            <w:ind w:left="360"/>
+            <w:tabs>
+              <w:tab w:val="right" w:leader="dot" w:pos="9026"/>
+            </w:tabs>
+            <w:spacing w:before="120" w:after="60"/>
+          </w:pPr>
+          <w:hyperlink w:anchor="_Toc100021" w:history="1">
+            <w:r>
+              <w:rPr>
+                <w:rStyle w:val="Hyperlink"/>
+              </w:rPr>
+              <w:t>7.2. Перемежаемость и разброс в литературе</w:t>
+            </w:r>
+            <w:r>
+              <w:tab/>
+            </w:r>
+            <w:r>
+              <w:fldChar w:fldCharType="begin"/>
+            </w:r>
+            <w:r>
+              <w:instrText xml:space="preserve"> PAGEREF _Toc100021 \h </w:instrText>
+            </w:r>
+            <w:r>
+              <w:fldChar w:fldCharType="separate"/>
+            </w:r>
+            <w:r>
+              <w:t>14</w:t>
+            </w:r>
+            <w:r>
+              <w:fldChar w:fldCharType="end"/>
+            </w:r>
+          </w:hyperlink>
+        </w:p>
+        <w:p>
+          <w:pPr>
+            <w:pStyle w:val="9"/>
+            <w:tabs>
+              <w:tab w:val="right" w:leader="dot" w:pos="9026"/>
+            </w:tabs>
+            <w:spacing w:before="120" w:after="60"/>
+          </w:pPr>
+          <w:hyperlink w:anchor="_Toc100022" w:history="1">
+            <w:r>
+              <w:rPr>
+                <w:rStyle w:val="Hyperlink"/>
+              </w:rPr>
+              <w:t>8. Эксперимент I: верификация на синтетических полях (P3)</w:t>
+            </w:r>
+            <w:r>
+              <w:tab/>
+            </w:r>
+            <w:r>
+              <w:fldChar w:fldCharType="begin"/>
+            </w:r>
+            <w:r>
+              <w:instrText xml:space="preserve"> PAGEREF _Toc100022 \h </w:instrText>
+            </w:r>
+            <w:r>
+              <w:fldChar w:fldCharType="separate"/>
+            </w:r>
+            <w:r>
+              <w:t>14</w:t>
+            </w:r>
+            <w:r>
+              <w:fldChar w:fldCharType="end"/>
+            </w:r>
+          </w:hyperlink>
+        </w:p>
+        <w:p>
+          <w:pPr>
+            <w:pStyle w:val="11"/>
+            <w:ind w:left="360"/>
+            <w:tabs>
+              <w:tab w:val="right" w:leader="dot" w:pos="9026"/>
+            </w:tabs>
+            <w:spacing w:before="120" w:after="60"/>
+          </w:pPr>
+          <w:hyperlink w:anchor="_Toc100023" w:history="1">
+            <w:r>
+              <w:rPr>
+                <w:rStyle w:val="Hyperlink"/>
+              </w:rPr>
+              <w:t>8.1. Постановка</w:t>
+            </w:r>
+            <w:r>
+              <w:tab/>
+            </w:r>
+            <w:r>
+              <w:fldChar w:fldCharType="begin"/>
+            </w:r>
+            <w:r>
+              <w:instrText xml:space="preserve"> PAGEREF _Toc100023 \h </w:instrText>
+            </w:r>
+            <w:r>
+              <w:fldChar w:fldCharType="separate"/>
+            </w:r>
+            <w:r>
+              <w:t>15</w:t>
+            </w:r>
+            <w:r>
+              <w:fldChar w:fldCharType="end"/>
+            </w:r>
+          </w:hyperlink>
+        </w:p>
+        <w:p>
+          <w:pPr>
+            <w:pStyle w:val="11"/>
+            <w:ind w:left="360"/>
+            <w:tabs>
+              <w:tab w:val="right" w:leader="dot" w:pos="9026"/>
+            </w:tabs>
+            <w:spacing w:before="120" w:after="60"/>
+          </w:pPr>
+          <w:hyperlink w:anchor="_Toc100024" w:history="1">
+            <w:r>
+              <w:rPr>
+                <w:rStyle w:val="Hyperlink"/>
+              </w:rPr>
+              <w:t>8.2. Проверка спектральных входов</w:t>
+            </w:r>
+            <w:r>
+              <w:tab/>
+            </w:r>
+            <w:r>
+              <w:fldChar w:fldCharType="begin"/>
+            </w:r>
+            <w:r>
+              <w:instrText xml:space="preserve"> PAGEREF _Toc100024 \h </w:instrText>
+            </w:r>
+            <w:r>
+              <w:fldChar w:fldCharType="separate"/>
+            </w:r>
+            <w:r>
+              <w:t>15</w:t>
+            </w:r>
+            <w:r>
+              <w:fldChar w:fldCharType="end"/>
+            </w:r>
+          </w:hyperlink>
+        </w:p>
+        <w:p>
+          <w:pPr>
+            <w:pStyle w:val="11"/>
+            <w:ind w:left="360"/>
+            <w:tabs>
+              <w:tab w:val="right" w:leader="dot" w:pos="9026"/>
+            </w:tabs>
+            <w:spacing w:before="120" w:after="60"/>
+          </w:pPr>
+          <w:hyperlink w:anchor="_Toc100025" w:history="1">
+            <w:r>
+              <w:rPr>
+                <w:rStyle w:val="Hyperlink"/>
+              </w:rPr>
+              <w:t>8.3. Сходимость C_s(Δ/η) и нулевая корреляция</w:t>
+            </w:r>
+            <w:r>
+              <w:tab/>
+            </w:r>
+            <w:r>
+              <w:fldChar w:fldCharType="begin"/>
+            </w:r>
+            <w:r>
+              <w:instrText xml:space="preserve"> PAGEREF _Toc100025 \h </w:instrText>
+            </w:r>
+            <w:r>
+              <w:fldChar w:fldCharType="separate"/>
+            </w:r>
+            <w:r>
+              <w:t>15</w:t>
+            </w:r>
+            <w:r>
+              <w:fldChar w:fldCharType="end"/>
+            </w:r>
+          </w:hyperlink>
+        </w:p>
+        <w:p>
+          <w:pPr>
+            <w:pStyle w:val="9"/>
+            <w:tabs>
+              <w:tab w:val="right" w:leader="dot" w:pos="9026"/>
+            </w:tabs>
+            <w:spacing w:before="120" w:after="60"/>
+          </w:pPr>
+          <w:hyperlink w:anchor="_Toc100026" w:history="1">
+            <w:r>
+              <w:rPr>
+                <w:rStyle w:val="Hyperlink"/>
+              </w:rPr>
+              <w:t>9. Эксперимент II: DNS и a priori тесты (P4)</w:t>
+            </w:r>
+            <w:r>
+              <w:tab/>
+            </w:r>
+            <w:r>
+              <w:fldChar w:fldCharType="begin"/>
+            </w:r>
+            <w:r>
+              <w:instrText xml:space="preserve"> PAGEREF _Toc100026 \h </w:instrText>
+            </w:r>
+            <w:r>
+              <w:fldChar w:fldCharType="separate"/>
+            </w:r>
+            <w:r>
+              <w:t>16</w:t>
+            </w:r>
+            <w:r>
+              <w:fldChar w:fldCharType="end"/>
+            </w:r>
+          </w:hyperlink>
+        </w:p>
+        <w:p>
+          <w:pPr>
+            <w:pStyle w:val="11"/>
+            <w:ind w:left="360"/>
+            <w:tabs>
+              <w:tab w:val="right" w:leader="dot" w:pos="9026"/>
+            </w:tabs>
+            <w:spacing w:before="120" w:after="60"/>
+          </w:pPr>
+          <w:hyperlink w:anchor="_Toc100027" w:history="1">
+            <w:r>
+              <w:rPr>
+                <w:rStyle w:val="Hyperlink"/>
+              </w:rPr>
+              <w:t>9.1. Постановка численного эксперимента</w:t>
+            </w:r>
+            <w:r>
+              <w:tab/>
+            </w:r>
+            <w:r>
+              <w:fldChar w:fldCharType="begin"/>
+            </w:r>
+            <w:r>
+              <w:instrText xml:space="preserve"> PAGEREF _Toc100027 \h </w:instrText>
+            </w:r>
+            <w:r>
+              <w:fldChar w:fldCharType="separate"/>
+            </w:r>
+            <w:r>
+              <w:t>16</w:t>
+            </w:r>
+            <w:r>
+              <w:fldChar w:fldCharType="end"/>
+            </w:r>
+          </w:hyperlink>
+        </w:p>
+        <w:p>
+          <w:pPr>
+            <w:pStyle w:val="11"/>
+            <w:ind w:left="360"/>
+            <w:tabs>
+              <w:tab w:val="right" w:leader="dot" w:pos="9026"/>
+            </w:tabs>
+            <w:spacing w:before="120" w:after="60"/>
+          </w:pPr>
+          <w:hyperlink w:anchor="_Toc100028" w:history="1">
+            <w:r>
+              <w:rPr>
+                <w:rStyle w:val="Hyperlink"/>
+              </w:rPr>
+              <w:t>9.2. A priori тест на реальной турбулентности</w:t>
+            </w:r>
+            <w:r>
+              <w:tab/>
+            </w:r>
+            <w:r>
+              <w:fldChar w:fldCharType="begin"/>
+            </w:r>
+            <w:r>
+              <w:instrText xml:space="preserve"> PAGEREF _Toc100028 \h </w:instrText>
+            </w:r>
+            <w:r>
+              <w:fldChar w:fldCharType="separate"/>
+            </w:r>
+            <w:r>
+              <w:t>16</w:t>
+            </w:r>
+            <w:r>
+              <w:fldChar w:fldCharType="end"/>
+            </w:r>
+          </w:hyperlink>
+        </w:p>
+        <w:p>
+          <w:pPr>
+            <w:pStyle w:val="11"/>
+            <w:ind w:left="360"/>
+            <w:tabs>
+              <w:tab w:val="right" w:leader="dot" w:pos="9026"/>
+            </w:tabs>
+            <w:spacing w:before="120" w:after="60"/>
+          </w:pPr>
+          <w:hyperlink w:anchor="_Toc100029" w:history="1">
+            <w:r>
+              <w:rPr>
+                <w:rStyle w:val="Hyperlink"/>
+              </w:rPr>
+              <w:t>9.3. Честный бюджет погрешностей</w:t>
+            </w:r>
+            <w:r>
+              <w:tab/>
+            </w:r>
+            <w:r>
+              <w:fldChar w:fldCharType="begin"/>
+            </w:r>
+            <w:r>
+              <w:instrText xml:space="preserve"> PAGEREF _Toc100029 \h </w:instrText>
+            </w:r>
+            <w:r>
+              <w:fldChar w:fldCharType="separate"/>
+            </w:r>
+            <w:r>
+              <w:t>17</w:t>
+            </w:r>
+            <w:r>
+              <w:fldChar w:fldCharType="end"/>
+            </w:r>
+          </w:hyperlink>
+        </w:p>
+        <w:p>
+          <w:pPr>
+            <w:pStyle w:val="9"/>
+            <w:tabs>
+              <w:tab w:val="right" w:leader="dot" w:pos="9026"/>
+            </w:tabs>
+            <w:spacing w:before="120" w:after="60"/>
+          </w:pPr>
+          <w:hyperlink w:anchor="_Toc100030" w:history="1">
+            <w:r>
+              <w:rPr>
+                <w:rStyle w:val="Hyperlink"/>
+              </w:rPr>
+              <w:t>10. Сводные результаты и сопоставление с литературой</w:t>
+            </w:r>
+            <w:r>
+              <w:tab/>
+            </w:r>
+            <w:r>
+              <w:fldChar w:fldCharType="begin"/>
+            </w:r>
+            <w:r>
+              <w:instrText xml:space="preserve"> PAGEREF _Toc100030 \h </w:instrText>
+            </w:r>
+            <w:r>
+              <w:fldChar w:fldCharType="separate"/>
+            </w:r>
+            <w:r>
+              <w:t>17</w:t>
+            </w:r>
+            <w:r>
+              <w:fldChar w:fldCharType="end"/>
+            </w:r>
+          </w:hyperlink>
+        </w:p>
+        <w:p>
+          <w:pPr>
+            <w:pStyle w:val="9"/>
+            <w:tabs>
+              <w:tab w:val="right" w:leader="dot" w:pos="9026"/>
+            </w:tabs>
+            <w:spacing w:before="120" w:after="60"/>
+          </w:pPr>
+          <w:hyperlink w:anchor="_Toc100031" w:history="1">
+            <w:r>
+              <w:rPr>
+                <w:rStyle w:val="Hyperlink"/>
+              </w:rPr>
+              <w:t>11. Программа в контексте b-коррекции</w:t>
+            </w:r>
+            <w:r>
+              <w:tab/>
+            </w:r>
+            <w:r>
+              <w:fldChar w:fldCharType="begin"/>
+            </w:r>
+            <w:r>
+              <w:instrText xml:space="preserve"> PAGEREF _Toc100031 \h </w:instrText>
+            </w:r>
+            <w:r>
+              <w:fldChar w:fldCharType="separate"/>
+            </w:r>
+            <w:r>
+              <w:t>18</w:t>
+            </w:r>
+            <w:r>
+              <w:fldChar w:fldCharType="end"/>
+            </w:r>
+          </w:hyperlink>
+        </w:p>
+        <w:p>
+          <w:pPr>
+            <w:pStyle w:val="9"/>
+            <w:tabs>
+              <w:tab w:val="right" w:leader="dot" w:pos="9026"/>
+            </w:tabs>
+            <w:spacing w:before="120" w:after="60"/>
+          </w:pPr>
+          <w:hyperlink w:anchor="_Toc100032" w:history="1">
+            <w:r>
+              <w:rPr>
+                <w:rStyle w:val="Hyperlink"/>
+              </w:rPr>
+              <w:t>12. Гладкость трёхмерных решений: критерии регулярности, b-протокол и спектральные сертификаты</w:t>
+            </w:r>
+            <w:r>
+              <w:tab/>
+            </w:r>
+            <w:r>
+              <w:fldChar w:fldCharType="begin"/>
+            </w:r>
+            <w:r>
+              <w:instrText xml:space="preserve"> PAGEREF _Toc100032 \h </w:instrText>
+            </w:r>
+            <w:r>
+              <w:fldChar w:fldCharType="separate"/>
+            </w:r>
+            <w:r>
+              <w:t>19</w:t>
+            </w:r>
+            <w:r>
+              <w:fldChar w:fldCharType="end"/>
+            </w:r>
+          </w:hyperlink>
+        </w:p>
+        <w:p>
+          <w:pPr>
+            <w:pStyle w:val="11"/>
+            <w:ind w:left="360"/>
+            <w:tabs>
+              <w:tab w:val="right" w:leader="dot" w:pos="9026"/>
+            </w:tabs>
+            <w:spacing w:before="120" w:after="60"/>
+          </w:pPr>
+          <w:hyperlink w:anchor="_Toc100033" w:history="1">
+            <w:r>
+              <w:rPr>
+                <w:rStyle w:val="Hyperlink"/>
+              </w:rPr>
+              <w:t>12.1. Иерархия критериев регулярности</w:t>
+            </w:r>
+            <w:r>
+              <w:tab/>
+            </w:r>
+            <w:r>
+              <w:fldChar w:fldCharType="begin"/>
+            </w:r>
+            <w:r>
+              <w:instrText xml:space="preserve"> PAGEREF _Toc100033 \h </w:instrText>
+            </w:r>
+            <w:r>
+              <w:fldChar w:fldCharType="separate"/>
+            </w:r>
+            <w:r>
+              <w:t>20</w:t>
+            </w:r>
+            <w:r>
+              <w:fldChar w:fldCharType="end"/>
+            </w:r>
+          </w:hyperlink>
+        </w:p>
+        <w:p>
+          <w:pPr>
+            <w:pStyle w:val="11"/>
+            <w:ind w:left="360"/>
+            <w:tabs>
+              <w:tab w:val="right" w:leader="dot" w:pos="9026"/>
+            </w:tabs>
+            <w:spacing w:before="120" w:after="60"/>
+          </w:pPr>
+          <w:hyperlink w:anchor="_Toc100034" w:history="1">
+            <w:r>
+              <w:rPr>
+                <w:rStyle w:val="Hyperlink"/>
+              </w:rPr>
+              <w:t>12.2. Растяжение завихренности и баланс энстрофии</w:t>
+            </w:r>
+            <w:r>
+              <w:tab/>
+            </w:r>
+            <w:r>
+              <w:fldChar w:fldCharType="begin"/>
+            </w:r>
+            <w:r>
+              <w:instrText xml:space="preserve"> PAGEREF _Toc100034 \h </w:instrText>
+            </w:r>
+            <w:r>
+              <w:fldChar w:fldCharType="separate"/>
+            </w:r>
+            <w:r>
+              <w:t>21</w:t>
+            </w:r>
+            <w:r>
+              <w:fldChar w:fldCharType="end"/>
+            </w:r>
+          </w:hyperlink>
+        </w:p>
+        <w:p>
+          <w:pPr>
+            <w:pStyle w:val="11"/>
+            <w:ind w:left="360"/>
+            <w:tabs>
+              <w:tab w:val="right" w:leader="dot" w:pos="9026"/>
+            </w:tabs>
+            <w:spacing w:before="120" w:after="60"/>
+          </w:pPr>
+          <w:hyperlink w:anchor="_Toc100035" w:history="1">
+            <w:r>
+              <w:rPr>
+                <w:rStyle w:val="Hyperlink"/>
+              </w:rPr>
+              <w:t>12.3. b-протокол на вихре Тейлора-Грина 48³</w:t>
+            </w:r>
+            <w:r>
+              <w:tab/>
+            </w:r>
+            <w:r>
+              <w:fldChar w:fldCharType="begin"/>
+            </w:r>
+            <w:r>
+              <w:instrText xml:space="preserve"> PAGEREF _Toc100035 \h </w:instrText>
+            </w:r>
+            <w:r>
+              <w:fldChar w:fldCharType="separate"/>
+            </w:r>
+            <w:r>
+              <w:t>22</w:t>
+            </w:r>
+            <w:r>
+              <w:fldChar w:fldCharType="end"/>
+            </w:r>
+          </w:hyperlink>
+        </w:p>
+        <w:p>
+          <w:pPr>
+            <w:pStyle w:val="11"/>
+            <w:ind w:left="360"/>
+            <w:tabs>
+              <w:tab w:val="right" w:leader="dot" w:pos="9026"/>
+            </w:tabs>
+            <w:spacing w:before="120" w:after="60"/>
+          </w:pPr>
+          <w:hyperlink w:anchor="_Toc100036" w:history="1">
+            <w:r>
+              <w:rPr>
+                <w:rStyle w:val="Hyperlink"/>
+              </w:rPr>
+              <w:t>12.4. Гипердиссипативное семейство и универсальный пик диссипации</w:t>
+            </w:r>
+            <w:r>
+              <w:tab/>
+            </w:r>
+            <w:r>
+              <w:fldChar w:fldCharType="begin"/>
+            </w:r>
+            <w:r>
+              <w:instrText xml:space="preserve"> PAGEREF _Toc100036 \h </w:instrText>
+            </w:r>
+            <w:r>
+              <w:fldChar w:fldCharType="separate"/>
+            </w:r>
+            <w:r>
+              <w:t>22</w:t>
+            </w:r>
+            <w:r>
+              <w:fldChar w:fldCharType="end"/>
+            </w:r>
+          </w:hyperlink>
+        </w:p>
+        <w:p>
+          <w:pPr>
+            <w:pStyle w:val="11"/>
+            <w:ind w:left="360"/>
+            <w:tabs>
+              <w:tab w:val="right" w:leader="dot" w:pos="9026"/>
+            </w:tabs>
+            <w:spacing w:before="120" w:after="60"/>
+          </w:pPr>
+          <w:hyperlink w:anchor="_Toc100037" w:history="1">
+            <w:r>
+              <w:rPr>
+                <w:rStyle w:val="Hyperlink"/>
+              </w:rPr>
+              <w:t>12.5. Спектральный сертификат гладкости</w:t>
+            </w:r>
+            <w:r>
+              <w:tab/>
+            </w:r>
+            <w:r>
+              <w:fldChar w:fldCharType="begin"/>
+            </w:r>
+            <w:r>
+              <w:instrText xml:space="preserve"> PAGEREF _Toc100037 \h </w:instrText>
+            </w:r>
+            <w:r>
+              <w:fldChar w:fldCharType="separate"/>
+            </w:r>
+            <w:r>
+              <w:t>24</w:t>
+            </w:r>
+            <w:r>
+              <w:fldChar w:fldCharType="end"/>
+            </w:r>
+          </w:hyperlink>
+        </w:p>
+        <w:p>
+          <w:pPr>
+            <w:pStyle w:val="11"/>
+            <w:ind w:left="360"/>
+            <w:tabs>
+              <w:tab w:val="right" w:leader="dot" w:pos="9026"/>
+            </w:tabs>
+            <w:spacing w:before="120" w:after="60"/>
+          </w:pPr>
+          <w:hyperlink w:anchor="_Toc100038" w:history="1">
+            <w:r>
+              <w:rPr>
+                <w:rStyle w:val="Hyperlink"/>
+              </w:rPr>
+              <w:t>12.6. Протокол P5 и трёхъязычная верификация</w:t>
+            </w:r>
+            <w:r>
+              <w:tab/>
+            </w:r>
+            <w:r>
+              <w:fldChar w:fldCharType="begin"/>
+            </w:r>
+            <w:r>
+              <w:instrText xml:space="preserve"> PAGEREF _Toc100038 \h </w:instrText>
+            </w:r>
+            <w:r>
+              <w:fldChar w:fldCharType="separate"/>
+            </w:r>
+            <w:r>
+              <w:t>25</w:t>
+            </w:r>
+            <w:r>
+              <w:fldChar w:fldCharType="end"/>
+            </w:r>
+          </w:hyperlink>
+        </w:p>
+        <w:p>
+          <w:pPr>
+            <w:pStyle w:val="11"/>
+            <w:ind w:left="360"/>
+            <w:tabs>
+              <w:tab w:val="right" w:leader="dot" w:pos="9026"/>
+            </w:tabs>
+            <w:spacing w:before="120" w:after="60"/>
+          </w:pPr>
+          <w:hyperlink w:anchor="_Toc100039" w:history="1">
+            <w:r>
+              <w:rPr>
+                <w:rStyle w:val="Hyperlink"/>
+              </w:rPr>
+              <w:t>12.7. Что устанавливает и что не устанавливает эта глава</w:t>
+            </w:r>
+            <w:r>
+              <w:tab/>
+            </w:r>
+            <w:r>
+              <w:fldChar w:fldCharType="begin"/>
+            </w:r>
+            <w:r>
+              <w:instrText xml:space="preserve"> PAGEREF _Toc100039 \h </w:instrText>
+            </w:r>
+            <w:r>
+              <w:fldChar w:fldCharType="separate"/>
+            </w:r>
+            <w:r>
+              <w:t>25</w:t>
+            </w:r>
+            <w:r>
+              <w:fldChar w:fldCharType="end"/>
+            </w:r>
+          </w:hyperlink>
+        </w:p>
+        <w:p>
+          <w:pPr>
+            <w:pStyle w:val="9"/>
+            <w:tabs>
+              <w:tab w:val="right" w:leader="dot" w:pos="9026"/>
+            </w:tabs>
+            <w:spacing w:before="120" w:after="60"/>
+          </w:pPr>
+          <w:hyperlink w:anchor="_Toc100040" w:history="1">
+            <w:r>
+              <w:rPr>
+                <w:rStyle w:val="Hyperlink"/>
+              </w:rPr>
+              <w:t>13. Обсуждение: что утверждается и что нет</w:t>
+            </w:r>
+            <w:r>
+              <w:tab/>
+            </w:r>
+            <w:r>
+              <w:fldChar w:fldCharType="begin"/>
+            </w:r>
+            <w:r>
+              <w:instrText xml:space="preserve"> PAGEREF _Toc100040 \h </w:instrText>
+            </w:r>
+            <w:r>
+              <w:fldChar w:fldCharType="separate"/>
+            </w:r>
+            <w:r>
+              <w:t>25</w:t>
+            </w:r>
+            <w:r>
+              <w:fldChar w:fldCharType="end"/>
+            </w:r>
+          </w:hyperlink>
+        </w:p>
+        <w:p>
+          <w:pPr>
+            <w:pStyle w:val="9"/>
+            <w:tabs>
+              <w:tab w:val="right" w:leader="dot" w:pos="9026"/>
+            </w:tabs>
+            <w:spacing w:before="120" w:after="60"/>
+          </w:pPr>
+          <w:hyperlink w:anchor="_Toc100041" w:history="1">
+            <w:r>
+              <w:rPr>
+                <w:rStyle w:val="Hyperlink"/>
+              </w:rPr>
+              <w:t>14. Заключение</w:t>
+            </w:r>
+            <w:r>
+              <w:tab/>
+            </w:r>
+            <w:r>
+              <w:fldChar w:fldCharType="begin"/>
+            </w:r>
+            <w:r>
+              <w:instrText xml:space="preserve"> PAGEREF _Toc100041 \h </w:instrText>
+            </w:r>
+            <w:r>
+              <w:fldChar w:fldCharType="separate"/>
+            </w:r>
+            <w:r>
+              <w:t>26</w:t>
+            </w:r>
+            <w:r>
+              <w:fldChar w:fldCharType="end"/>
+            </w:r>
+          </w:hyperlink>
+        </w:p>
+        <w:p>
+          <w:pPr>
+            <w:pStyle w:val="9"/>
+            <w:tabs>
+              <w:tab w:val="right" w:leader="dot" w:pos="9026"/>
+            </w:tabs>
+            <w:spacing w:before="120" w:after="60"/>
+          </w:pPr>
+          <w:hyperlink w:anchor="_Toc100042" w:history="1">
+            <w:r>
+              <w:rPr>
+                <w:rStyle w:val="Hyperlink"/>
+              </w:rPr>
+              <w:t>Литература</w:t>
+            </w:r>
+            <w:r>
+              <w:tab/>
+            </w:r>
+            <w:r>
+              <w:fldChar w:fldCharType="begin"/>
+            </w:r>
+            <w:r>
+              <w:instrText xml:space="preserve"> PAGEREF _Toc100042 \h </w:instrText>
+            </w:r>
+            <w:r>
+              <w:fldChar w:fldCharType="separate"/>
+            </w:r>
+            <w:r>
+              <w:t>26</w:t>
+            </w:r>
+            <w:r>
+              <w:fldChar w:fldCharType="end"/>
+            </w:r>
+          </w:hyperlink>
+        </w:p>
+        <w:p>
+          <w:pPr>
+            <w:pStyle w:val="9"/>
+            <w:tabs>
+              <w:tab w:val="right" w:leader="dot" w:pos="9026"/>
+            </w:tabs>
+            <w:spacing w:before="120" w:after="60"/>
+          </w:pPr>
+          <w:hyperlink w:anchor="_Toc100043" w:history="1">
+            <w:r>
+              <w:rPr>
+                <w:rStyle w:val="Hyperlink"/>
+              </w:rPr>
+              <w:t>Приложение A. Параметры протоколов</w:t>
+            </w:r>
+            <w:r>
+              <w:tab/>
+            </w:r>
+            <w:r>
+              <w:fldChar w:fldCharType="begin"/>
+            </w:r>
+            <w:r>
+              <w:instrText xml:space="preserve"> PAGEREF _Toc100043 \h </w:instrText>
+            </w:r>
+            <w:r>
+              <w:fldChar w:fldCharType="separate"/>
+            </w:r>
+            <w:r>
+              <w:t>33</w:t>
+            </w:r>
+            <w:r>
+              <w:fldChar w:fldCharType="end"/>
+            </w:r>
+          </w:hyperlink>
+        </w:p>
+        <w:p>
+          <w:pPr>
+            <w:pStyle w:val="9"/>
+            <w:tabs>
+              <w:tab w:val="right" w:leader="dot" w:pos="9026"/>
+            </w:tabs>
+            <w:spacing w:before="120" w:after="60"/>
+          </w:pPr>
+          <w:hyperlink w:anchor="_Toc100044" w:history="1">
+            <w:r>
+              <w:rPr>
+                <w:rStyle w:val="Hyperlink"/>
+              </w:rPr>
+              <w:t>Приложение B. Карта конвенций и «фактор двойки»</w:t>
+            </w:r>
+            <w:r>
+              <w:tab/>
+            </w:r>
+            <w:r>
+              <w:fldChar w:fldCharType="begin"/>
+            </w:r>
+            <w:r>
+              <w:instrText xml:space="preserve"> PAGEREF _Toc100044 \h </w:instrText>
+            </w:r>
+            <w:r>
+              <w:fldChar w:fldCharType="separate"/>
+            </w:r>
+            <w:r>
+              <w:t>33</w:t>
+            </w:r>
+            <w:r>
+              <w:fldChar w:fldCharType="end"/>
+            </w:r>
+          </w:hyperlink>
+        </w:p>
+        <w:p>
+          <w:pPr>
+            <w:pStyle w:val="9"/>
+            <w:tabs>
+              <w:tab w:val="right" w:leader="dot" w:pos="9026"/>
+            </w:tabs>
+            <w:spacing w:before="120" w:after="60"/>
+          </w:pPr>
+          <w:hyperlink w:anchor="_Toc100045" w:history="1">
+            <w:r>
+              <w:rPr>
+                <w:rStyle w:val="Hyperlink"/>
+              </w:rPr>
+              <w:t>Приложение C. Карта кода и воспроизводимость</w:t>
+            </w:r>
+            <w:r>
+              <w:tab/>
+            </w:r>
+            <w:r>
+              <w:fldChar w:fldCharType="begin"/>
+            </w:r>
+            <w:r>
+              <w:instrText xml:space="preserve"> PAGEREF _Toc100045 \h </w:instrText>
+            </w:r>
+            <w:r>
+              <w:fldChar w:fldCharType="separate"/>
+            </w:r>
+            <w:r>
+              <w:t>34</w:t>
+            </w:r>
+            <w:r>
+              <w:fldChar w:fldCharType="end"/>
+            </w:r>
+          </w:hyperlink>
         </w:p>
         <w:p>
           <w:r>
@@ -567,6 +2209,7 @@
         <w:pStyle w:val="Heading1"/>
         <w:spacing w:after="240" w:before="480" w:line="360"/>
       </w:pPr>
+      <w:bookmarkStart w:id="100000" w:name="_Toc100000"/>
       <w:r>
         <w:rPr>
           <w:rFonts w:ascii="Times New Roman" w:eastAsia="Times New Roman" w:hAnsi="Times New Roman"/>
@@ -578,6 +2221,7 @@
         </w:rPr>
         <w:t xml:space="preserve">1. Введение: две константы и один вопрос</w:t>
       </w:r>
+      <w:bookmarkEnd w:id="100000"/>
     </w:p>
     <w:p>
       <w:pPr>
@@ -664,6 +2308,7 @@
         <w:pStyle w:val="Heading1"/>
         <w:spacing w:after="240" w:before="480" w:line="360"/>
       </w:pPr>
+      <w:bookmarkStart w:id="100001" w:name="_Toc100001"/>
       <w:r>
         <w:rPr>
           <w:rFonts w:ascii="Times New Roman" w:eastAsia="Times New Roman" w:hAnsi="Times New Roman"/>
@@ -675,12 +2320,14 @@
         </w:rPr>
         <w:t xml:space="preserve">2. Математический аппарат</w:t>
       </w:r>
+      <w:bookmarkEnd w:id="100001"/>
     </w:p>
     <w:p>
       <w:pPr>
         <w:pStyle w:val="Heading2"/>
         <w:spacing w:after="160" w:before="320" w:line="360"/>
       </w:pPr>
+      <w:bookmarkStart w:id="100002" w:name="_Toc100002"/>
       <w:r>
         <w:rPr>
           <w:rFonts w:ascii="Times New Roman" w:eastAsia="Times New Roman" w:hAnsi="Times New Roman"/>
@@ -692,6 +2339,7 @@
         </w:rPr>
         <w:t xml:space="preserve">2.1. Уравнения и обозначения</w:t>
       </w:r>
+      <w:bookmarkEnd w:id="100002"/>
     </w:p>
     <w:p>
       <w:pPr>
@@ -929,6 +2577,7 @@
         <w:pStyle w:val="Heading2"/>
         <w:spacing w:after="160" w:before="320" w:line="360"/>
       </w:pPr>
+      <w:bookmarkStart w:id="100003" w:name="_Toc100003"/>
       <w:r>
         <w:rPr>
           <w:rFonts w:ascii="Times New Roman" w:eastAsia="Times New Roman" w:hAnsi="Times New Roman"/>
@@ -940,6 +2589,7 @@
         </w:rPr>
         <w:t xml:space="preserve">2.2. Фильтрация и формализм LES</w:t>
       </w:r>
+      <w:bookmarkEnd w:id="100003"/>
     </w:p>
     <w:p>
       <w:pPr>
@@ -1116,6 +2766,7 @@
         <w:pStyle w:val="Heading2"/>
         <w:spacing w:after="160" w:before="320" w:line="360"/>
       </w:pPr>
+      <w:bookmarkStart w:id="100004" w:name="_Toc100004"/>
       <w:r>
         <w:rPr>
           <w:rFonts w:ascii="Times New Roman" w:eastAsia="Times New Roman" w:hAnsi="Times New Roman"/>
@@ -1127,6 +2778,7 @@
         </w:rPr>
         <w:t xml:space="preserve">2.3. Конвенции, о которых обычно молчат</w:t>
       </w:r>
+      <w:bookmarkEnd w:id="100004"/>
     </w:p>
     <w:p>
       <w:pPr>
@@ -1149,6 +2801,7 @@
         <w:pStyle w:val="Heading1"/>
         <w:spacing w:after="240" w:before="480" w:line="360"/>
       </w:pPr>
+      <w:bookmarkStart w:id="100005" w:name="_Toc100005"/>
       <w:r>
         <w:rPr>
           <w:rFonts w:ascii="Times New Roman" w:eastAsia="Times New Roman" w:hAnsi="Times New Roman"/>
@@ -1160,12 +2813,14 @@
         </w:rPr>
         <w:t xml:space="preserve">3. Теория K41 и то, что она не фиксирует</w:t>
       </w:r>
+      <w:bookmarkEnd w:id="100005"/>
     </w:p>
     <w:p>
       <w:pPr>
         <w:pStyle w:val="Heading2"/>
         <w:spacing w:after="160" w:before="320" w:line="360"/>
       </w:pPr>
+      <w:bookmarkStart w:id="100006" w:name="_Toc100006"/>
       <w:r>
         <w:rPr>
           <w:rFonts w:ascii="Times New Roman" w:eastAsia="Times New Roman" w:hAnsi="Times New Roman"/>
@@ -1177,6 +2832,7 @@
         </w:rPr>
         <w:t xml:space="preserve">3.1. Гипотезы Колмогорова и спектр −5/3</w:t>
       </w:r>
+      <w:bookmarkEnd w:id="100006"/>
     </w:p>
     <w:p>
       <w:pPr>
@@ -1321,6 +2977,7 @@
         <w:pStyle w:val="Heading2"/>
         <w:spacing w:after="160" w:before="320" w:line="360"/>
       </w:pPr>
+      <w:bookmarkStart w:id="100007" w:name="_Toc100007"/>
       <w:r>
         <w:rPr>
           <w:rFonts w:ascii="Times New Roman" w:eastAsia="Times New Roman" w:hAnsi="Times New Roman"/>
@@ -1332,6 +2989,7 @@
         </w:rPr>
         <w:t xml:space="preserve">3.2. Константа C_K: статус</w:t>
       </w:r>
+      <w:bookmarkEnd w:id="100007"/>
     </w:p>
     <w:p>
       <w:pPr>
@@ -2278,6 +3936,7 @@
         <w:pStyle w:val="Heading2"/>
         <w:spacing w:after="160" w:before="320" w:line="360"/>
       </w:pPr>
+      <w:bookmarkStart w:id="100008" w:name="_Toc100008"/>
       <w:r>
         <w:rPr>
           <w:rFonts w:ascii="Times New Roman" w:eastAsia="Times New Roman" w:hAnsi="Times New Roman"/>
@@ -2289,6 +3948,7 @@
         </w:rPr>
         <w:t xml:space="preserve">3.3. Что требуется для замыкания системы</w:t>
       </w:r>
+      <w:bookmarkEnd w:id="100008"/>
     </w:p>
     <w:p>
       <w:pPr>
@@ -2372,6 +4032,7 @@
         <w:pStyle w:val="Heading1"/>
         <w:spacing w:after="240" w:before="480" w:line="360"/>
       </w:pPr>
+      <w:bookmarkStart w:id="100009" w:name="_Toc100009"/>
       <w:r>
         <w:rPr>
           <w:rFonts w:ascii="Times New Roman" w:eastAsia="Times New Roman" w:hAnsi="Times New Roman"/>
@@ -2383,12 +4044,14 @@
         </w:rPr>
         <w:t xml:space="preserve">4. Вывод I: мастер-соотношение C_s(C_K)</w:t>
       </w:r>
+      <w:bookmarkEnd w:id="100009"/>
     </w:p>
     <w:p>
       <w:pPr>
         <w:pStyle w:val="Heading2"/>
         <w:spacing w:after="160" w:before="320" w:line="360"/>
       </w:pPr>
+      <w:bookmarkStart w:id="100010" w:name="_Toc100010"/>
       <w:r>
         <w:rPr>
           <w:rFonts w:ascii="Times New Roman" w:eastAsia="Times New Roman" w:hAnsi="Times New Roman"/>
@@ -2400,6 +4063,7 @@
         </w:rPr>
         <w:t xml:space="preserve">4.1. Подсеточный бюджет</w:t>
       </w:r>
+      <w:bookmarkEnd w:id="100010"/>
     </w:p>
     <w:p>
       <w:pPr>
@@ -2499,6 +4163,7 @@
         <w:pStyle w:val="Heading2"/>
         <w:spacing w:after="160" w:before="320" w:line="360"/>
       </w:pPr>
+      <w:bookmarkStart w:id="100011" w:name="_Toc100011"/>
       <w:r>
         <w:rPr>
           <w:rFonts w:ascii="Times New Roman" w:eastAsia="Times New Roman" w:hAnsi="Times New Roman"/>
@@ -2510,6 +4175,7 @@
         </w:rPr>
         <w:t xml:space="preserve">4.2. Каскадный бюджет и согласование</w:t>
       </w:r>
+      <w:bookmarkEnd w:id="100011"/>
     </w:p>
     <w:p>
       <w:pPr>
@@ -2747,6 +4413,7 @@
         <w:pStyle w:val="Heading2"/>
         <w:spacing w:after="160" w:before="320" w:line="360"/>
       </w:pPr>
+      <w:bookmarkStart w:id="100012" w:name="_Toc100012"/>
       <w:r>
         <w:rPr>
           <w:rFonts w:ascii="Times New Roman" w:eastAsia="Times New Roman" w:hAnsi="Times New Roman"/>
@@ -2758,6 +4425,7 @@
         </w:rPr>
         <w:t xml:space="preserve">4.3. Семейство фильтров</w:t>
       </w:r>
+      <w:bookmarkEnd w:id="100012"/>
     </w:p>
     <w:p>
       <w:pPr>
@@ -3248,6 +4916,7 @@
         <w:pStyle w:val="Heading2"/>
         <w:spacing w:after="160" w:before="320" w:line="360"/>
       </w:pPr>
+      <w:bookmarkStart w:id="100013" w:name="_Toc100013"/>
       <w:r>
         <w:rPr>
           <w:rFonts w:ascii="Times New Roman" w:eastAsia="Times New Roman" w:hAnsi="Times New Roman"/>
@@ -3259,6 +4928,7 @@
         </w:rPr>
         <w:t xml:space="preserve">4.4. Чувствительность к вязкому хвосту спектра</w:t>
       </w:r>
+      <w:bookmarkEnd w:id="100013"/>
     </w:p>
     <w:p>
       <w:pPr>
@@ -3281,6 +4951,7 @@
         <w:pStyle w:val="Heading1"/>
         <w:spacing w:after="240" w:before="480" w:line="360"/>
       </w:pPr>
+      <w:bookmarkStart w:id="100014" w:name="_Toc100014"/>
       <w:r>
         <w:rPr>
           <w:rFonts w:ascii="Times New Roman" w:eastAsia="Times New Roman" w:hAnsi="Times New Roman"/>
@@ -3292,12 +4963,14 @@
         </w:rPr>
         <w:t xml:space="preserve">5. Вывод II: замыкания для постоянной Колмогорова</w:t>
       </w:r>
+      <w:bookmarkEnd w:id="100014"/>
     </w:p>
     <w:p>
       <w:pPr>
         <w:pStyle w:val="Heading2"/>
         <w:spacing w:after="160" w:before="320" w:line="360"/>
       </w:pPr>
+      <w:bookmarkStart w:id="100015" w:name="_Toc100015"/>
       <w:r>
         <w:rPr>
           <w:rFonts w:ascii="Times New Roman" w:eastAsia="Times New Roman" w:hAnsi="Times New Roman"/>
@@ -3309,6 +4982,7 @@
         </w:rPr>
         <w:t xml:space="preserve">5.1. Спектральный баланс Гейзенберга</w:t>
       </w:r>
+      <w:bookmarkEnd w:id="100015"/>
     </w:p>
     <w:p>
       <w:pPr>
@@ -3623,6 +5297,7 @@
         <w:pStyle w:val="Heading2"/>
         <w:spacing w:after="160" w:before="320" w:line="360"/>
       </w:pPr>
+      <w:bookmarkStart w:id="100016" w:name="_Toc100016"/>
       <w:r>
         <w:rPr>
           <w:rFonts w:ascii="Times New Roman" w:eastAsia="Times New Roman" w:hAnsi="Times New Roman"/>
@@ -3634,6 +5309,7 @@
         </w:rPr>
         <w:t xml:space="preserve">5.2. Спектр Пао с точной нормировкой диссипации</w:t>
       </w:r>
+      <w:bookmarkEnd w:id="100016"/>
     </w:p>
     <w:p>
       <w:pPr>
@@ -3717,6 +5393,7 @@
         <w:pStyle w:val="Heading2"/>
         <w:spacing w:after="160" w:before="320" w:line="360"/>
       </w:pPr>
+      <w:bookmarkStart w:id="100017" w:name="_Toc100017"/>
       <w:r>
         <w:rPr>
           <w:rFonts w:ascii="Times New Roman" w:eastAsia="Times New Roman" w:hAnsi="Times New Roman"/>
@@ -3728,6 +5405,7 @@
         </w:rPr>
         <w:t xml:space="preserve">5.3. Сопоставление замыканий</w:t>
       </w:r>
+      <w:bookmarkEnd w:id="100017"/>
     </w:p>
     <w:p>
       <w:pPr>
@@ -3876,6 +5554,7 @@
         <w:pStyle w:val="Heading1"/>
         <w:spacing w:after="240" w:before="480" w:line="360"/>
       </w:pPr>
+      <w:bookmarkStart w:id="100018" w:name="_Toc100018"/>
       <w:r>
         <w:rPr>
           <w:rFonts w:ascii="Times New Roman" w:eastAsia="Times New Roman" w:hAnsi="Times New Roman"/>
@@ -3887,6 +5566,7 @@
         </w:rPr>
         <w:t xml:space="preserve">6. Динамическая процедура Германо</w:t>
       </w:r>
+      <w:bookmarkEnd w:id="100018"/>
     </w:p>
     <w:p>
       <w:pPr>
@@ -3986,6 +5666,7 @@
         <w:pStyle w:val="Heading1"/>
         <w:spacing w:after="240" w:before="480" w:line="360"/>
       </w:pPr>
+      <w:bookmarkStart w:id="100019" w:name="_Toc100019"/>
       <w:r>
         <w:rPr>
           <w:rFonts w:ascii="Times New Roman" w:eastAsia="Times New Roman" w:hAnsi="Times New Roman"/>
@@ -3997,12 +5678,14 @@
         </w:rPr>
         <w:t xml:space="preserve">7. Перемежаемость и пределы гауссова приближения</w:t>
       </w:r>
+      <w:bookmarkEnd w:id="100019"/>
     </w:p>
     <w:p>
       <w:pPr>
         <w:pStyle w:val="Heading2"/>
         <w:spacing w:after="160" w:before="320" w:line="360"/>
       </w:pPr>
+      <w:bookmarkStart w:id="100020" w:name="_Toc100020"/>
       <w:r>
         <w:rPr>
           <w:rFonts w:ascii="Times New Roman" w:eastAsia="Times New Roman" w:hAnsi="Times New Roman"/>
@@ -4014,6 +5697,7 @@
         </w:rPr>
         <w:t xml:space="preserve">7.1. Нулевая корреляция Германо на гауссовых полях</w:t>
       </w:r>
+      <w:bookmarkEnd w:id="100020"/>
     </w:p>
     <w:p>
       <w:pPr>
@@ -4113,6 +5797,7 @@
         <w:pStyle w:val="Heading2"/>
         <w:spacing w:after="160" w:before="320" w:line="360"/>
       </w:pPr>
+      <w:bookmarkStart w:id="100021" w:name="_Toc100021"/>
       <w:r>
         <w:rPr>
           <w:rFonts w:ascii="Times New Roman" w:eastAsia="Times New Roman" w:hAnsi="Times New Roman"/>
@@ -4124,6 +5809,7 @@
         </w:rPr>
         <w:t xml:space="preserve">7.2. Перемежаемость и разброс в литературе</w:t>
       </w:r>
+      <w:bookmarkEnd w:id="100021"/>
     </w:p>
     <w:p>
       <w:pPr>
@@ -4162,6 +5848,7 @@
         <w:pStyle w:val="Heading1"/>
         <w:spacing w:after="240" w:before="480" w:line="360"/>
       </w:pPr>
+      <w:bookmarkStart w:id="100022" w:name="_Toc100022"/>
       <w:r>
         <w:rPr>
           <w:rFonts w:ascii="Times New Roman" w:eastAsia="Times New Roman" w:hAnsi="Times New Roman"/>
@@ -4173,12 +5860,14 @@
         </w:rPr>
         <w:t xml:space="preserve">8. Эксперимент I: верификация на синтетических полях (P3)</w:t>
       </w:r>
+      <w:bookmarkEnd w:id="100022"/>
     </w:p>
     <w:p>
       <w:pPr>
         <w:pStyle w:val="Heading2"/>
         <w:spacing w:after="160" w:before="320" w:line="360"/>
       </w:pPr>
+      <w:bookmarkStart w:id="100023" w:name="_Toc100023"/>
       <w:r>
         <w:rPr>
           <w:rFonts w:ascii="Times New Roman" w:eastAsia="Times New Roman" w:hAnsi="Times New Roman"/>
@@ -4190,6 +5879,7 @@
         </w:rPr>
         <w:t xml:space="preserve">8.1. Постановка</w:t>
       </w:r>
+      <w:bookmarkEnd w:id="100023"/>
     </w:p>
     <w:p>
       <w:pPr>
@@ -4212,6 +5902,7 @@
         <w:pStyle w:val="Heading2"/>
         <w:spacing w:after="160" w:before="320" w:line="360"/>
       </w:pPr>
+      <w:bookmarkStart w:id="100024" w:name="_Toc100024"/>
       <w:r>
         <w:rPr>
           <w:rFonts w:ascii="Times New Roman" w:eastAsia="Times New Roman" w:hAnsi="Times New Roman"/>
@@ -4223,6 +5914,7 @@
         </w:rPr>
         <w:t xml:space="preserve">8.2. Проверка спектральных входов</w:t>
       </w:r>
+      <w:bookmarkEnd w:id="100024"/>
     </w:p>
     <w:p>
       <w:pPr>
@@ -4245,6 +5937,7 @@
         <w:pStyle w:val="Heading2"/>
         <w:spacing w:after="160" w:before="320" w:line="360"/>
       </w:pPr>
+      <w:bookmarkStart w:id="100025" w:name="_Toc100025"/>
       <w:r>
         <w:rPr>
           <w:rFonts w:ascii="Times New Roman" w:eastAsia="Times New Roman" w:hAnsi="Times New Roman"/>
@@ -4256,6 +5949,7 @@
         </w:rPr>
         <w:t xml:space="preserve">8.3. Сходимость C_s(Δ/η) и нулевая корреляция</w:t>
       </w:r>
+      <w:bookmarkEnd w:id="100025"/>
     </w:p>
     <w:p>
       <w:pPr>
@@ -4990,6 +6684,7 @@
         <w:pStyle w:val="Heading1"/>
         <w:spacing w:after="240" w:before="480" w:line="360"/>
       </w:pPr>
+      <w:bookmarkStart w:id="100026" w:name="_Toc100026"/>
       <w:r>
         <w:rPr>
           <w:rFonts w:ascii="Times New Roman" w:eastAsia="Times New Roman" w:hAnsi="Times New Roman"/>
@@ -5001,12 +6696,14 @@
         </w:rPr>
         <w:t xml:space="preserve">9. Эксперимент II: DNS и a priori тесты (P4)</w:t>
       </w:r>
+      <w:bookmarkEnd w:id="100026"/>
     </w:p>
     <w:p>
       <w:pPr>
         <w:pStyle w:val="Heading2"/>
         <w:spacing w:after="160" w:before="320" w:line="360"/>
       </w:pPr>
+      <w:bookmarkStart w:id="100027" w:name="_Toc100027"/>
       <w:r>
         <w:rPr>
           <w:rFonts w:ascii="Times New Roman" w:eastAsia="Times New Roman" w:hAnsi="Times New Roman"/>
@@ -5018,6 +6715,7 @@
         </w:rPr>
         <w:t xml:space="preserve">9.1. Постановка численного эксперимента</w:t>
       </w:r>
+      <w:bookmarkEnd w:id="100027"/>
     </w:p>
     <w:p>
       <w:pPr>
@@ -5040,6 +6738,7 @@
         <w:pStyle w:val="Heading2"/>
         <w:spacing w:after="160" w:before="320" w:line="360"/>
       </w:pPr>
+      <w:bookmarkStart w:id="100028" w:name="_Toc100028"/>
       <w:r>
         <w:rPr>
           <w:rFonts w:ascii="Times New Roman" w:eastAsia="Times New Roman" w:hAnsi="Times New Roman"/>
@@ -5051,6 +6750,7 @@
         </w:rPr>
         <w:t xml:space="preserve">9.2. A priori тест на реальной турбулентности</w:t>
       </w:r>
+      <w:bookmarkEnd w:id="100028"/>
     </w:p>
     <w:p>
       <w:pPr>
@@ -5215,6 +6915,7 @@
         <w:pStyle w:val="Heading2"/>
         <w:spacing w:after="160" w:before="320" w:line="360"/>
       </w:pPr>
+      <w:bookmarkStart w:id="100029" w:name="_Toc100029"/>
       <w:r>
         <w:rPr>
           <w:rFonts w:ascii="Times New Roman" w:eastAsia="Times New Roman" w:hAnsi="Times New Roman"/>
@@ -5226,6 +6927,7 @@
         </w:rPr>
         <w:t xml:space="preserve">9.3. Честный бюджет погрешностей</w:t>
       </w:r>
+      <w:bookmarkEnd w:id="100029"/>
     </w:p>
     <w:p>
       <w:pPr>
@@ -5248,6 +6950,7 @@
         <w:pStyle w:val="Heading1"/>
         <w:spacing w:after="240" w:before="480" w:line="360"/>
       </w:pPr>
+      <w:bookmarkStart w:id="100030" w:name="_Toc100030"/>
       <w:r>
         <w:rPr>
           <w:rFonts w:ascii="Times New Roman" w:eastAsia="Times New Roman" w:hAnsi="Times New Roman"/>
@@ -5259,6 +6962,7 @@
         </w:rPr>
         <w:t xml:space="preserve">10. Сводные результаты и сопоставление с литературой</w:t>
       </w:r>
+      <w:bookmarkEnd w:id="100030"/>
     </w:p>
     <w:p>
       <w:pPr>
@@ -6691,6 +8395,7 @@
         <w:pStyle w:val="Heading1"/>
         <w:spacing w:after="240" w:before="480" w:line="360"/>
       </w:pPr>
+      <w:bookmarkStart w:id="100031" w:name="_Toc100031"/>
       <w:r>
         <w:rPr>
           <w:rFonts w:ascii="Times New Roman" w:eastAsia="Times New Roman" w:hAnsi="Times New Roman"/>
@@ -6702,6 +8407,7 @@
         </w:rPr>
         <w:t xml:space="preserve">11. Программа в контексте b-коррекции</w:t>
       </w:r>
+      <w:bookmarkEnd w:id="100031"/>
     </w:p>
     <w:p>
       <w:pPr>
@@ -7309,6 +9015,7 @@
         <w:pStyle w:val="Heading1"/>
         <w:spacing w:after="240" w:before="480" w:line="360"/>
       </w:pPr>
+      <w:bookmarkStart w:id="100032" w:name="_Toc100032"/>
       <w:r>
         <w:rPr>
           <w:rFonts w:ascii="Times New Roman" w:eastAsia="Times New Roman" w:hAnsi="Times New Roman"/>
@@ -7318,8 +9025,9 @@
           <w:sz w:val="32"/>
           <w:szCs w:val="32"/>
         </w:rPr>
-        <w:t xml:space="preserve">12. Гладкость трёхмерных решений: критерии регулярности, b-протокол, разрешение и статистика растяжения</w:t>
-      </w:r>
+        <w:t xml:space="preserve">12. Гладкость трёхмерных решений: критерии регулярности, b-протокол и спектральные сертификаты</w:t>
+      </w:r>
+      <w:bookmarkEnd w:id="100032"/>
     </w:p>
     <w:p>
       <w:pPr>
@@ -7342,6 +9050,7 @@
         <w:pStyle w:val="Heading2"/>
         <w:spacing w:after="160" w:before="320" w:line="360"/>
       </w:pPr>
+      <w:bookmarkStart w:id="100033" w:name="_Toc100033"/>
       <w:r>
         <w:rPr>
           <w:rFonts w:ascii="Times New Roman" w:eastAsia="Times New Roman" w:hAnsi="Times New Roman"/>
@@ -7353,6 +9062,7 @@
         </w:rPr>
         <w:t xml:space="preserve">12.1. Иерархия критериев регулярности</w:t>
       </w:r>
+      <w:bookmarkEnd w:id="100033"/>
     </w:p>
     <w:p>
       <w:pPr>
@@ -8095,6 +9805,7 @@
         <w:pStyle w:val="Heading2"/>
         <w:spacing w:after="160" w:before="320" w:line="360"/>
       </w:pPr>
+      <w:bookmarkStart w:id="100034" w:name="_Toc100034"/>
       <w:r>
         <w:rPr>
           <w:rFonts w:ascii="Times New Roman" w:eastAsia="Times New Roman" w:hAnsi="Times New Roman"/>
@@ -8106,6 +9817,7 @@
         </w:rPr>
         <w:t xml:space="preserve">12.2. Растяжение завихренности и баланс энстрофии</w:t>
       </w:r>
+      <w:bookmarkEnd w:id="100034"/>
     </w:p>
     <w:p>
       <w:pPr>
@@ -8205,6 +9917,7 @@
         <w:pStyle w:val="Heading2"/>
         <w:spacing w:after="160" w:before="320" w:line="360"/>
       </w:pPr>
+      <w:bookmarkStart w:id="100035" w:name="_Toc100035"/>
       <w:r>
         <w:rPr>
           <w:rFonts w:ascii="Times New Roman" w:eastAsia="Times New Roman" w:hAnsi="Times New Roman"/>
@@ -8216,6 +9929,7 @@
         </w:rPr>
         <w:t xml:space="preserve">12.3. b-протокол на вихре Тейлора-Грина 48³</w:t>
       </w:r>
+      <w:bookmarkEnd w:id="100035"/>
     </w:p>
     <w:p>
       <w:pPr>
@@ -9241,6 +10955,7 @@
         <w:pStyle w:val="Heading2"/>
         <w:spacing w:after="160" w:before="320" w:line="360"/>
       </w:pPr>
+      <w:bookmarkStart w:id="100036" w:name="_Toc100036"/>
       <w:r>
         <w:rPr>
           <w:rFonts w:ascii="Times New Roman" w:eastAsia="Times New Roman" w:hAnsi="Times New Roman"/>
@@ -9252,6 +10967,7 @@
         </w:rPr>
         <w:t xml:space="preserve">12.4. Гипердиссипативное семейство и универсальный пик диссипации</w:t>
       </w:r>
+      <w:bookmarkEnd w:id="100036"/>
     </w:p>
     <w:p>
       <w:pPr>
@@ -10381,6 +12097,7 @@
         <w:pStyle w:val="Heading2"/>
         <w:spacing w:after="160" w:before="320" w:line="360"/>
       </w:pPr>
+      <w:bookmarkStart w:id="100037" w:name="_Toc100037"/>
       <w:r>
         <w:rPr>
           <w:rFonts w:ascii="Times New Roman" w:eastAsia="Times New Roman" w:hAnsi="Times New Roman"/>
@@ -10392,6 +12109,7 @@
         </w:rPr>
         <w:t xml:space="preserve">12.5. Спектральный сертификат гладкости</w:t>
       </w:r>
+      <w:bookmarkEnd w:id="100037"/>
     </w:p>
     <w:p>
       <w:pPr>
@@ -10554,6 +12272,7 @@
         <w:pStyle w:val="Heading2"/>
         <w:spacing w:after="160" w:before="320" w:line="360"/>
       </w:pPr>
+      <w:bookmarkStart w:id="100038" w:name="_Toc100038"/>
       <w:r>
         <w:rPr>
           <w:rFonts w:ascii="Times New Roman" w:eastAsia="Times New Roman" w:hAnsi="Times New Roman"/>
@@ -10565,6 +12284,7 @@
         </w:rPr>
         <w:t xml:space="preserve">12.6. Протокол P5 и трёхъязычная верификация</w:t>
       </w:r>
+      <w:bookmarkEnd w:id="100038"/>
     </w:p>
     <w:p>
       <w:pPr>
@@ -10579,7 +12299,7 @@
           <w:sz w:val="24"/>
           <w:szCs w:val="24"/>
         </w:rPr>
-        <w:t xml:space="preserve">Полный ансамбль P5 — два траекторных прогона, три гипердиссипативных, экспорт снапшота, подгонки и проверка предсказаний — реализован на Python (numpy, ~10 минут на двух ядрах) и верифицирован ещё на двух языках. Трек C++ (ядро на long double) пересчитывает аналитические константы, загружает сырой f64-снапшот пары (u, ω) и заново выводит физико-пространственные диагностики; трек Julia делает то же с самописным radix-2 FFT и без внешних пакетов. Оба к тому же интегрируют один и тот же миниатюрный 16³ прогон Тейлора-Грина. Уровни согласия: аналитический блок (β_b, x*(b), показатели) — до 2.3·10⁻¹²; диагностики снапшота — до 3.3·10⁻¹²; миниатюрная динамика совпадает с Python с машинной точностью при t = 0, до 1.3·10⁻⁸ на [0, 0.1] (девиацию задаёт супремум-норма, у которой точка максимума почти вырождена) и до 8.1·10⁻⁶ при t = 1, причём экспоненциальная скорость роста расхождения ≈ 21 на единицу времени — сама по себе оценка старшего ляпуновского показателя мини-потока. Ворота самопроверки основного прогона (дивергентная невязка 1.3·10⁻¹², энергобаланс ≤ 1.1·10⁻³, баланс энстрофии 5.7·10⁻³) и кросс-языковое согласие зафиксированы в results/p5_regularity.json и results/p5_cross_language.json с SHA-256 хэшами всех исходников. Расширения протокола — разрешение 96³ (P5-B) и ансамбли растяжения (P5-C) — исполнены отдельными сценариями code/python/p5b_resolution_96.py и code/python/p5c_stretch_ensemble.py с треками C++/Julia (code/cpp/p5c_stretch.cpp, code/julia/p5c_stretch.jl) и фиксируются в results/p5b_resolution_96.json и results/p5c_stretch_ensemble.json.</w:t>
+        <w:t xml:space="preserve">Полный ансамбль P5 — два траекторных прогона, три гипердиссипативных, экспорт снапшота, подгонки и проверка предсказаний — реализован на Python (numpy, ~10 минут на двух ядрах) и верифицирован ещё на двух языках. Трек C++ (ядро на long double) пересчитывает аналитические константы, загружает сырой f64-снапшот пары (u, ω) и заново выводит физико-пространственные диагностики; трек Julia делает то же с самописным radix-2 FFT и без внешних пакетов. Оба к тому же интегрируют один и тот же миниатюрный 16³ прогон Тейлора-Грина. Уровни согласия: аналитический блок (β_b, x*(b), показатели) — до 2.3·10⁻¹²; диагностики снапшота — до 3.3·10⁻¹²; миниатюрная динамика совпадает с Python с машинной точностью при t = 0, до 1.3·10⁻⁸ на [0, 0.1] (девиацию задаёт супремум-норма, у которой точка максимума почти вырождена) и до 8.1·10⁻⁶ при t = 1, причём экспоненциальная скорость роста расхождения ≈ 21 на единицу времени — сама по себе оценка старшего ляпуновского показателя мини-потока. Ворота самопроверки основного прогона (дивергентная невязка 1.3·10⁻¹², энергобаланс ≤ 1.1·10⁻³, баланс энстрофии 5.7·10⁻³) и кросс-языковое согласие зафиксированы в results/p5_regularity.json и results/p5_cross_language.json с SHA-256 хэшами всех исходников.</w:t>
       </w:r>
     </w:p>
     <w:p>
@@ -10587,6 +12307,7 @@
         <w:pStyle w:val="Heading2"/>
         <w:spacing w:after="160" w:before="320" w:line="360"/>
       </w:pPr>
+      <w:bookmarkStart w:id="100039" w:name="_Toc100039"/>
       <w:r>
         <w:rPr>
           <w:rFonts w:ascii="Times New Roman" w:eastAsia="Times New Roman" w:hAnsi="Times New Roman"/>
@@ -10596,8 +12317,9 @@
           <w:sz w:val="28"/>
           <w:szCs w:val="28"/>
         </w:rPr>
-        <w:t xml:space="preserve">12.7. Разрешение 96³: сходимость сертификатов гладкости</w:t>
-      </w:r>
+        <w:t xml:space="preserve">12.7. Что устанавливает и что не устанавливает эта глава</w:t>
+      </w:r>
+      <w:bookmarkEnd w:id="100039"/>
     </w:p>
     <w:p>
       <w:pPr>
@@ -10612,8 +12334,27 @@
           <w:sz w:val="24"/>
           <w:szCs w:val="24"/>
         </w:rPr>
-        <w:t xml:space="preserve">Все траекторные выводы разделов 12.3–12.5 получены на сетке 48³, и самый естественный вопрос к ним — не артефакт ли это разрешения: не исчезнут ли запасы критериев при удвоении числа узлов по каждой координате. Протокол P5-B (code/python/p5b_resolution_96.py) повторяет прогон A один в один — те же ν = 0.01, вихрь Тейлора-Грина, T = 6, шаг dt = 0.002, интегрирующий множитель с RK2 и проекция Лерая, обрезка 2/3, — но на сетке 96³: восьмикратный рост числа степеней свободы, k_max = 32 против 16, исполнение чекпоинтами с состоянием в фурье-пространстве как полной переменной интегрирования. Каждая диагностика главы пересчитывается заново, после чего обе сетки сравниваются попарно.</w:t>
-      </w:r>
+        <w:t xml:space="preserve">Устанавливается: на каноническом течении для проверки сингулярностей, при достигнутых разрешении и горизонте, каждый из классических критериев регулярности выполнен с большим запасом; b-поворот родительской программы регулярен-нейтрален на уровне траектории для стандартного оператора (сдвиг BKM на −0.15 %, теперь зафиксирован); гипердиссипативное семейство воспроизводит универсальный пересчитанный пик диссипации замкнутой теории обобщённого Пао с точностью 4-11 %, ограниченной разрешением; спектральный хвост сохраняет гейзенберговскую крутизну вдоль всей траектории. Не устанавливается: глобальная регулярность — численный эксперимент удостоверяет критерии на конечном горизонте и не может исключить сингулярность за его пределами, а разрешение 48³ оставляет далёкий хвост лишь частично разрешённым. Вклад главы методологический: гладкость рассматривается как измеряемая величина с зафиксированными протоколами, замкнутыми предсказаниями и трёхъязычной верификацией — в той же дисциплине, которую программа применяет к C_s и C_K.</w:t>
+      </w:r>
+    </w:p>
+    <w:p>
+      <w:pPr>
+        <w:pStyle w:val="Heading1"/>
+        <w:spacing w:after="240" w:before="480" w:line="360"/>
+      </w:pPr>
+      <w:bookmarkStart w:id="100040" w:name="_Toc100040"/>
+      <w:r>
+        <w:rPr>
+          <w:rFonts w:ascii="Times New Roman" w:eastAsia="Times New Roman" w:hAnsi="Times New Roman"/>
+          <w:b/>
+          <w:bCs/>
+          <w:color w:val="000000"/>
+          <w:sz w:val="32"/>
+          <w:szCs w:val="32"/>
+        </w:rPr>
+        <w:t xml:space="preserve">13. Обсуждение: что утверждается и что нет</w:t>
+      </w:r>
+      <w:bookmarkEnd w:id="100040"/>
     </w:p>
     <w:p>
       <w:pPr>
@@ -10628,799 +12369,7 @@
           <w:sz w:val="24"/>
           <w:szCs w:val="24"/>
         </w:rPr>
-        <w:t xml:space="preserve">Результат сводится к одному предложению: всё, что было конечным на 48³, остаётся конечным и почти не сдвигается на 96³ (таблица 12.4). Итоговая энергия различается на 3.1·10⁻⁵, пик энстрофии — на 1.1·10⁻⁴, серриновские интегралы — на 5.7·10⁻⁶ и 5.1·10⁻⁶: пространственно-осреднённые величины сошлись до шестого знака. BKM-интеграл сдвигается на 1.3 % (17.642 → 17.879), супремум завихренности — на 1.9 % (5.692 → 5.799); обе величины — супремум-нормы, значение которых задаётся положением почти вырожденного аргмаксимума, поэтому их расхождение следует читать как консервативную оценку сверху точности, а не как несогласие траекторий.</w:t>
-      </w:r>
-    </w:p>
-    <w:p>
-      <w:pPr>
-        <w:spacing w:before="160"/>
-      </w:pPr>
-    </w:p>
-    <w:tbl>
-      <w:tblPr>
-        <w:tblW w:type="pct" w:w="4900"/>
-        <w:jc w:val="center"/>
-        <w:tblBorders>
-          <w:top w:val="single" w:color="c5bfac" w:sz="2"/>
-          <w:left w:val="none" w:color="FFFFFF" w:sz="0"/>
-          <w:bottom w:val="single" w:color="c5bfac" w:sz="2"/>
-          <w:right w:val="none" w:color="FFFFFF" w:sz="0"/>
-          <w:insideH w:val="single" w:color="d8d5cd" w:sz="1"/>
-          <w:insideV w:val="none" w:color="FFFFFF" w:sz="0"/>
-        </w:tblBorders>
-      </w:tblPr>
-      <w:tblGrid>
-        <w:gridCol w:w="2153"/>
-        <w:gridCol w:w="2153"/>
-        <w:gridCol w:w="2153"/>
-        <w:gridCol w:w="2153"/>
-      </w:tblGrid>
-      <w:tr>
-        <w:trPr>
-          <w:cantSplit/>
-          <w:tblHeader/>
-        </w:trPr>
-        <w:tc>
-          <w:tcPr>
-            <w:tcW w:type="pct" w:w="1250"/>
-            <w:shd w:fill="4e4732" w:val="clear"/>
-            <w:tcMar>
-              <w:top w:type="dxa" w:w="60"/>
-              <w:left w:type="dxa" w:w="100"/>
-              <w:bottom w:type="dxa" w:w="60"/>
-              <w:right w:type="dxa" w:w="100"/>
-            </w:tcMar>
-          </w:tcPr>
-          <w:p>
-            <w:r>
-              <w:rPr>
-                <w:rFonts w:ascii="Times New Roman" w:eastAsia="Times New Roman" w:hAnsi="Times New Roman"/>
-                <w:b/>
-                <w:bCs/>
-                <w:color w:val="FFFFFF"/>
-                <w:sz w:val="19"/>
-                <w:szCs w:val="19"/>
-              </w:rPr>
-              <w:t xml:space="preserve">Диагностика</w:t>
-            </w:r>
-          </w:p>
-        </w:tc>
-        <w:tc>
-          <w:tcPr>
-            <w:tcW w:type="pct" w:w="1250"/>
-            <w:shd w:fill="4e4732" w:val="clear"/>
-            <w:tcMar>
-              <w:top w:type="dxa" w:w="60"/>
-              <w:left w:type="dxa" w:w="100"/>
-              <w:bottom w:type="dxa" w:w="60"/>
-              <w:right w:type="dxa" w:w="100"/>
-            </w:tcMar>
-          </w:tcPr>
-          <w:p>
-            <w:r>
-              <w:rPr>
-                <w:rFonts w:ascii="Times New Roman" w:eastAsia="Times New Roman" w:hAnsi="Times New Roman"/>
-                <w:b/>
-                <w:bCs/>
-                <w:color w:val="FFFFFF"/>
-                <w:sz w:val="19"/>
-                <w:szCs w:val="19"/>
-              </w:rPr>
-              <w:t xml:space="preserve">48³</w:t>
-            </w:r>
-          </w:p>
-        </w:tc>
-        <w:tc>
-          <w:tcPr>
-            <w:tcW w:type="pct" w:w="1250"/>
-            <w:shd w:fill="4e4732" w:val="clear"/>
-            <w:tcMar>
-              <w:top w:type="dxa" w:w="60"/>
-              <w:left w:type="dxa" w:w="100"/>
-              <w:bottom w:type="dxa" w:w="60"/>
-              <w:right w:type="dxa" w:w="100"/>
-            </w:tcMar>
-          </w:tcPr>
-          <w:p>
-            <w:r>
-              <w:rPr>
-                <w:rFonts w:ascii="Times New Roman" w:eastAsia="Times New Roman" w:hAnsi="Times New Roman"/>
-                <w:b/>
-                <w:bCs/>
-                <w:color w:val="FFFFFF"/>
-                <w:sz w:val="19"/>
-                <w:szCs w:val="19"/>
-              </w:rPr>
-              <w:t xml:space="preserve">96³</w:t>
-            </w:r>
-          </w:p>
-        </w:tc>
-        <w:tc>
-          <w:tcPr>
-            <w:tcW w:type="pct" w:w="1250"/>
-            <w:shd w:fill="4e4732" w:val="clear"/>
-            <w:tcMar>
-              <w:top w:type="dxa" w:w="60"/>
-              <w:left w:type="dxa" w:w="100"/>
-              <w:bottom w:type="dxa" w:w="60"/>
-              <w:right w:type="dxa" w:w="100"/>
-            </w:tcMar>
-          </w:tcPr>
-          <w:p>
-            <w:r>
-              <w:rPr>
-                <w:rFonts w:ascii="Times New Roman" w:eastAsia="Times New Roman" w:hAnsi="Times New Roman"/>
-                <w:b/>
-                <w:bCs/>
-                <w:color w:val="FFFFFF"/>
-                <w:sz w:val="19"/>
-                <w:szCs w:val="19"/>
-              </w:rPr>
-              <w:t xml:space="preserve">отн. расхождение</w:t>
-            </w:r>
-          </w:p>
-        </w:tc>
-      </w:tr>
-      <w:tr>
-        <w:trPr>
-          <w:cantSplit/>
-        </w:trPr>
-        <w:tc>
-          <w:tcPr>
-            <w:tcW w:type="pct" w:w="1250"/>
-            <w:shd w:fill="FFFFFF" w:val="clear"/>
-            <w:tcMar>
-              <w:top w:type="dxa" w:w="50"/>
-              <w:left w:type="dxa" w:w="100"/>
-              <w:bottom w:type="dxa" w:w="50"/>
-              <w:right w:type="dxa" w:w="100"/>
-            </w:tcMar>
-          </w:tcPr>
-          <w:p>
-            <w:r>
-              <w:rPr>
-                <w:rFonts w:ascii="Times New Roman" w:eastAsia="Times New Roman" w:hAnsi="Times New Roman"/>
-                <w:color w:val="000000"/>
-                <w:sz w:val="19"/>
-                <w:szCs w:val="19"/>
-              </w:rPr>
-              <w:t xml:space="preserve">E(t = 6)</w:t>
-            </w:r>
-          </w:p>
-        </w:tc>
-        <w:tc>
-          <w:tcPr>
-            <w:tcW w:type="pct" w:w="1250"/>
-            <w:shd w:fill="FFFFFF" w:val="clear"/>
-            <w:tcMar>
-              <w:top w:type="dxa" w:w="50"/>
-              <w:left w:type="dxa" w:w="100"/>
-              <w:bottom w:type="dxa" w:w="50"/>
-              <w:right w:type="dxa" w:w="100"/>
-            </w:tcMar>
-          </w:tcPr>
-          <w:p>
-            <w:r>
-              <w:rPr>
-                <w:rFonts w:ascii="Times New Roman" w:eastAsia="Times New Roman" w:hAnsi="Times New Roman"/>
-                <w:color w:val="000000"/>
-                <w:sz w:val="19"/>
-                <w:szCs w:val="19"/>
-              </w:rPr>
-              <w:t xml:space="preserve">0.122631</w:t>
-            </w:r>
-          </w:p>
-        </w:tc>
-        <w:tc>
-          <w:tcPr>
-            <w:tcW w:type="pct" w:w="1250"/>
-            <w:shd w:fill="FFFFFF" w:val="clear"/>
-            <w:tcMar>
-              <w:top w:type="dxa" w:w="50"/>
-              <w:left w:type="dxa" w:w="100"/>
-              <w:bottom w:type="dxa" w:w="50"/>
-              <w:right w:type="dxa" w:w="100"/>
-            </w:tcMar>
-          </w:tcPr>
-          <w:p>
-            <w:r>
-              <w:rPr>
-                <w:rFonts w:ascii="Times New Roman" w:eastAsia="Times New Roman" w:hAnsi="Times New Roman"/>
-                <w:color w:val="000000"/>
-                <w:sz w:val="19"/>
-                <w:szCs w:val="19"/>
-              </w:rPr>
-              <w:t xml:space="preserve">0.122627</w:t>
-            </w:r>
-          </w:p>
-        </w:tc>
-        <w:tc>
-          <w:tcPr>
-            <w:tcW w:type="pct" w:w="1250"/>
-            <w:shd w:fill="FFFFFF" w:val="clear"/>
-            <w:tcMar>
-              <w:top w:type="dxa" w:w="50"/>
-              <w:left w:type="dxa" w:w="100"/>
-              <w:bottom w:type="dxa" w:w="50"/>
-              <w:right w:type="dxa" w:w="100"/>
-            </w:tcMar>
-          </w:tcPr>
-          <w:p>
-            <w:r>
-              <w:rPr>
-                <w:rFonts w:ascii="Times New Roman" w:eastAsia="Times New Roman" w:hAnsi="Times New Roman"/>
-                <w:color w:val="000000"/>
-                <w:sz w:val="19"/>
-                <w:szCs w:val="19"/>
-              </w:rPr>
-              <w:t xml:space="preserve">3.1·10⁻⁵</w:t>
-            </w:r>
-          </w:p>
-        </w:tc>
-      </w:tr>
-      <w:tr>
-        <w:trPr>
-          <w:cantSplit/>
-        </w:trPr>
-        <w:tc>
-          <w:tcPr>
-            <w:tcW w:type="pct" w:w="1250"/>
-            <w:shd w:fill="ededeb" w:val="clear"/>
-            <w:tcMar>
-              <w:top w:type="dxa" w:w="50"/>
-              <w:left w:type="dxa" w:w="100"/>
-              <w:bottom w:type="dxa" w:w="50"/>
-              <w:right w:type="dxa" w:w="100"/>
-            </w:tcMar>
-          </w:tcPr>
-          <w:p>
-            <w:r>
-              <w:rPr>
-                <w:rFonts w:ascii="Times New Roman" w:eastAsia="Times New Roman" w:hAnsi="Times New Roman"/>
-                <w:color w:val="000000"/>
-                <w:sz w:val="19"/>
-                <w:szCs w:val="19"/>
-              </w:rPr>
-              <w:t xml:space="preserve">Ω_max</w:t>
-            </w:r>
-          </w:p>
-        </w:tc>
-        <w:tc>
-          <w:tcPr>
-            <w:tcW w:type="pct" w:w="1250"/>
-            <w:shd w:fill="ededeb" w:val="clear"/>
-            <w:tcMar>
-              <w:top w:type="dxa" w:w="50"/>
-              <w:left w:type="dxa" w:w="100"/>
-              <w:bottom w:type="dxa" w:w="50"/>
-              <w:right w:type="dxa" w:w="100"/>
-            </w:tcMar>
-          </w:tcPr>
-          <w:p>
-            <w:r>
-              <w:rPr>
-                <w:rFonts w:ascii="Times New Roman" w:eastAsia="Times New Roman" w:hAnsi="Times New Roman"/>
-                <w:color w:val="000000"/>
-                <w:sz w:val="19"/>
-                <w:szCs w:val="19"/>
-              </w:rPr>
-              <w:t xml:space="preserve">1.29951</w:t>
-            </w:r>
-          </w:p>
-        </w:tc>
-        <w:tc>
-          <w:tcPr>
-            <w:tcW w:type="pct" w:w="1250"/>
-            <w:shd w:fill="ededeb" w:val="clear"/>
-            <w:tcMar>
-              <w:top w:type="dxa" w:w="50"/>
-              <w:left w:type="dxa" w:w="100"/>
-              <w:bottom w:type="dxa" w:w="50"/>
-              <w:right w:type="dxa" w:w="100"/>
-            </w:tcMar>
-          </w:tcPr>
-          <w:p>
-            <w:r>
-              <w:rPr>
-                <w:rFonts w:ascii="Times New Roman" w:eastAsia="Times New Roman" w:hAnsi="Times New Roman"/>
-                <w:color w:val="000000"/>
-                <w:sz w:val="19"/>
-                <w:szCs w:val="19"/>
-              </w:rPr>
-              <w:t xml:space="preserve">1.29966</w:t>
-            </w:r>
-          </w:p>
-        </w:tc>
-        <w:tc>
-          <w:tcPr>
-            <w:tcW w:type="pct" w:w="1250"/>
-            <w:shd w:fill="ededeb" w:val="clear"/>
-            <w:tcMar>
-              <w:top w:type="dxa" w:w="50"/>
-              <w:left w:type="dxa" w:w="100"/>
-              <w:bottom w:type="dxa" w:w="50"/>
-              <w:right w:type="dxa" w:w="100"/>
-            </w:tcMar>
-          </w:tcPr>
-          <w:p>
-            <w:r>
-              <w:rPr>
-                <w:rFonts w:ascii="Times New Roman" w:eastAsia="Times New Roman" w:hAnsi="Times New Roman"/>
-                <w:color w:val="000000"/>
-                <w:sz w:val="19"/>
-                <w:szCs w:val="19"/>
-              </w:rPr>
-              <w:t xml:space="preserve">1.1·10⁻⁴</w:t>
-            </w:r>
-          </w:p>
-        </w:tc>
-      </w:tr>
-      <w:tr>
-        <w:trPr>
-          <w:cantSplit/>
-        </w:trPr>
-        <w:tc>
-          <w:tcPr>
-            <w:tcW w:type="pct" w:w="1250"/>
-            <w:shd w:fill="FFFFFF" w:val="clear"/>
-            <w:tcMar>
-              <w:top w:type="dxa" w:w="50"/>
-              <w:left w:type="dxa" w:w="100"/>
-              <w:bottom w:type="dxa" w:w="50"/>
-              <w:right w:type="dxa" w:w="100"/>
-            </w:tcMar>
-          </w:tcPr>
-          <w:p>
-            <w:r>
-              <w:rPr>
-                <w:rFonts w:ascii="Times New Roman" w:eastAsia="Times New Roman" w:hAnsi="Times New Roman"/>
-                <w:color w:val="000000"/>
-                <w:sz w:val="19"/>
-                <w:szCs w:val="19"/>
-              </w:rPr>
-              <w:t xml:space="preserve">I_BKM(6)</w:t>
-            </w:r>
-          </w:p>
-        </w:tc>
-        <w:tc>
-          <w:tcPr>
-            <w:tcW w:type="pct" w:w="1250"/>
-            <w:shd w:fill="FFFFFF" w:val="clear"/>
-            <w:tcMar>
-              <w:top w:type="dxa" w:w="50"/>
-              <w:left w:type="dxa" w:w="100"/>
-              <w:bottom w:type="dxa" w:w="50"/>
-              <w:right w:type="dxa" w:w="100"/>
-            </w:tcMar>
-          </w:tcPr>
-          <w:p>
-            <w:r>
-              <w:rPr>
-                <w:rFonts w:ascii="Times New Roman" w:eastAsia="Times New Roman" w:hAnsi="Times New Roman"/>
-                <w:color w:val="000000"/>
-                <w:sz w:val="19"/>
-                <w:szCs w:val="19"/>
-              </w:rPr>
-              <w:t xml:space="preserve">17.6423</w:t>
-            </w:r>
-          </w:p>
-        </w:tc>
-        <w:tc>
-          <w:tcPr>
-            <w:tcW w:type="pct" w:w="1250"/>
-            <w:shd w:fill="FFFFFF" w:val="clear"/>
-            <w:tcMar>
-              <w:top w:type="dxa" w:w="50"/>
-              <w:left w:type="dxa" w:w="100"/>
-              <w:bottom w:type="dxa" w:w="50"/>
-              <w:right w:type="dxa" w:w="100"/>
-            </w:tcMar>
-          </w:tcPr>
-          <w:p>
-            <w:r>
-              <w:rPr>
-                <w:rFonts w:ascii="Times New Roman" w:eastAsia="Times New Roman" w:hAnsi="Times New Roman"/>
-                <w:color w:val="000000"/>
-                <w:sz w:val="19"/>
-                <w:szCs w:val="19"/>
-              </w:rPr>
-              <w:t xml:space="preserve">17.8786</w:t>
-            </w:r>
-          </w:p>
-        </w:tc>
-        <w:tc>
-          <w:tcPr>
-            <w:tcW w:type="pct" w:w="1250"/>
-            <w:shd w:fill="FFFFFF" w:val="clear"/>
-            <w:tcMar>
-              <w:top w:type="dxa" w:w="50"/>
-              <w:left w:type="dxa" w:w="100"/>
-              <w:bottom w:type="dxa" w:w="50"/>
-              <w:right w:type="dxa" w:w="100"/>
-            </w:tcMar>
-          </w:tcPr>
-          <w:p>
-            <w:r>
-              <w:rPr>
-                <w:rFonts w:ascii="Times New Roman" w:eastAsia="Times New Roman" w:hAnsi="Times New Roman"/>
-                <w:color w:val="000000"/>
-                <w:sz w:val="19"/>
-                <w:szCs w:val="19"/>
-              </w:rPr>
-              <w:t xml:space="preserve">1.3·10⁻²</w:t>
-            </w:r>
-          </w:p>
-        </w:tc>
-      </w:tr>
-      <w:tr>
-        <w:trPr>
-          <w:cantSplit/>
-        </w:trPr>
-        <w:tc>
-          <w:tcPr>
-            <w:tcW w:type="pct" w:w="1250"/>
-            <w:shd w:fill="ededeb" w:val="clear"/>
-            <w:tcMar>
-              <w:top w:type="dxa" w:w="50"/>
-              <w:left w:type="dxa" w:w="100"/>
-              <w:bottom w:type="dxa" w:w="50"/>
-              <w:right w:type="dxa" w:w="100"/>
-            </w:tcMar>
-          </w:tcPr>
-          <w:p>
-            <w:r>
-              <w:rPr>
-                <w:rFonts w:ascii="Times New Roman" w:eastAsia="Times New Roman" w:hAnsi="Times New Roman"/>
-                <w:color w:val="000000"/>
-                <w:sz w:val="19"/>
-                <w:szCs w:val="19"/>
-              </w:rPr>
-              <w:t xml:space="preserve">‖ω‖_∞ (макс.)</w:t>
-            </w:r>
-          </w:p>
-        </w:tc>
-        <w:tc>
-          <w:tcPr>
-            <w:tcW w:type="pct" w:w="1250"/>
-            <w:shd w:fill="ededeb" w:val="clear"/>
-            <w:tcMar>
-              <w:top w:type="dxa" w:w="50"/>
-              <w:left w:type="dxa" w:w="100"/>
-              <w:bottom w:type="dxa" w:w="50"/>
-              <w:right w:type="dxa" w:w="100"/>
-            </w:tcMar>
-          </w:tcPr>
-          <w:p>
-            <w:r>
-              <w:rPr>
-                <w:rFonts w:ascii="Times New Roman" w:eastAsia="Times New Roman" w:hAnsi="Times New Roman"/>
-                <w:color w:val="000000"/>
-                <w:sz w:val="19"/>
-                <w:szCs w:val="19"/>
-              </w:rPr>
-              <w:t xml:space="preserve">5.6921</w:t>
-            </w:r>
-          </w:p>
-        </w:tc>
-        <w:tc>
-          <w:tcPr>
-            <w:tcW w:type="pct" w:w="1250"/>
-            <w:shd w:fill="ededeb" w:val="clear"/>
-            <w:tcMar>
-              <w:top w:type="dxa" w:w="50"/>
-              <w:left w:type="dxa" w:w="100"/>
-              <w:bottom w:type="dxa" w:w="50"/>
-              <w:right w:type="dxa" w:w="100"/>
-            </w:tcMar>
-          </w:tcPr>
-          <w:p>
-            <w:r>
-              <w:rPr>
-                <w:rFonts w:ascii="Times New Roman" w:eastAsia="Times New Roman" w:hAnsi="Times New Roman"/>
-                <w:color w:val="000000"/>
-                <w:sz w:val="19"/>
-                <w:szCs w:val="19"/>
-              </w:rPr>
-              <w:t xml:space="preserve">5.7988</w:t>
-            </w:r>
-          </w:p>
-        </w:tc>
-        <w:tc>
-          <w:tcPr>
-            <w:tcW w:type="pct" w:w="1250"/>
-            <w:shd w:fill="ededeb" w:val="clear"/>
-            <w:tcMar>
-              <w:top w:type="dxa" w:w="50"/>
-              <w:left w:type="dxa" w:w="100"/>
-              <w:bottom w:type="dxa" w:w="50"/>
-              <w:right w:type="dxa" w:w="100"/>
-            </w:tcMar>
-          </w:tcPr>
-          <w:p>
-            <w:r>
-              <w:rPr>
-                <w:rFonts w:ascii="Times New Roman" w:eastAsia="Times New Roman" w:hAnsi="Times New Roman"/>
-                <w:color w:val="000000"/>
-                <w:sz w:val="19"/>
-                <w:szCs w:val="19"/>
-              </w:rPr>
-              <w:t xml:space="preserve">1.9·10⁻²</w:t>
-            </w:r>
-          </w:p>
-        </w:tc>
-      </w:tr>
-      <w:tr>
-        <w:trPr>
-          <w:cantSplit/>
-        </w:trPr>
-        <w:tc>
-          <w:tcPr>
-            <w:tcW w:type="pct" w:w="1250"/>
-            <w:shd w:fill="FFFFFF" w:val="clear"/>
-            <w:tcMar>
-              <w:top w:type="dxa" w:w="50"/>
-              <w:left w:type="dxa" w:w="100"/>
-              <w:bottom w:type="dxa" w:w="50"/>
-              <w:right w:type="dxa" w:w="100"/>
-            </w:tcMar>
-          </w:tcPr>
-          <w:p>
-            <w:r>
-              <w:rPr>
-                <w:rFonts w:ascii="Times New Roman" w:eastAsia="Times New Roman" w:hAnsi="Times New Roman"/>
-                <w:color w:val="000000"/>
-                <w:sz w:val="19"/>
-                <w:szCs w:val="19"/>
-              </w:rPr>
-              <w:t xml:space="preserve">∫⟨u⁴⟩dt</w:t>
-            </w:r>
-          </w:p>
-        </w:tc>
-        <w:tc>
-          <w:tcPr>
-            <w:tcW w:type="pct" w:w="1250"/>
-            <w:shd w:fill="FFFFFF" w:val="clear"/>
-            <w:tcMar>
-              <w:top w:type="dxa" w:w="50"/>
-              <w:left w:type="dxa" w:w="100"/>
-              <w:bottom w:type="dxa" w:w="50"/>
-              <w:right w:type="dxa" w:w="100"/>
-            </w:tcMar>
-          </w:tcPr>
-          <w:p>
-            <w:r>
-              <w:rPr>
-                <w:rFonts w:ascii="Times New Roman" w:eastAsia="Times New Roman" w:hAnsi="Times New Roman"/>
-                <w:color w:val="000000"/>
-                <w:sz w:val="19"/>
-                <w:szCs w:val="19"/>
-              </w:rPr>
-              <w:t xml:space="preserve">0.232475</w:t>
-            </w:r>
-          </w:p>
-        </w:tc>
-        <w:tc>
-          <w:tcPr>
-            <w:tcW w:type="pct" w:w="1250"/>
-            <w:shd w:fill="FFFFFF" w:val="clear"/>
-            <w:tcMar>
-              <w:top w:type="dxa" w:w="50"/>
-              <w:left w:type="dxa" w:w="100"/>
-              <w:bottom w:type="dxa" w:w="50"/>
-              <w:right w:type="dxa" w:w="100"/>
-            </w:tcMar>
-          </w:tcPr>
-          <w:p>
-            <w:r>
-              <w:rPr>
-                <w:rFonts w:ascii="Times New Roman" w:eastAsia="Times New Roman" w:hAnsi="Times New Roman"/>
-                <w:color w:val="000000"/>
-                <w:sz w:val="19"/>
-                <w:szCs w:val="19"/>
-              </w:rPr>
-              <w:t xml:space="preserve">0.232473</w:t>
-            </w:r>
-          </w:p>
-        </w:tc>
-        <w:tc>
-          <w:tcPr>
-            <w:tcW w:type="pct" w:w="1250"/>
-            <w:shd w:fill="FFFFFF" w:val="clear"/>
-            <w:tcMar>
-              <w:top w:type="dxa" w:w="50"/>
-              <w:left w:type="dxa" w:w="100"/>
-              <w:bottom w:type="dxa" w:w="50"/>
-              <w:right w:type="dxa" w:w="100"/>
-            </w:tcMar>
-          </w:tcPr>
-          <w:p>
-            <w:r>
-              <w:rPr>
-                <w:rFonts w:ascii="Times New Roman" w:eastAsia="Times New Roman" w:hAnsi="Times New Roman"/>
-                <w:color w:val="000000"/>
-                <w:sz w:val="19"/>
-                <w:szCs w:val="19"/>
-              </w:rPr>
-              <w:t xml:space="preserve">5.7·10⁻⁶</w:t>
-            </w:r>
-          </w:p>
-        </w:tc>
-      </w:tr>
-      <w:tr>
-        <w:trPr>
-          <w:cantSplit/>
-        </w:trPr>
-        <w:tc>
-          <w:tcPr>
-            <w:tcW w:type="pct" w:w="1250"/>
-            <w:shd w:fill="ededeb" w:val="clear"/>
-            <w:tcMar>
-              <w:top w:type="dxa" w:w="50"/>
-              <w:left w:type="dxa" w:w="100"/>
-              <w:bottom w:type="dxa" w:w="50"/>
-              <w:right w:type="dxa" w:w="100"/>
-            </w:tcMar>
-          </w:tcPr>
-          <w:p>
-            <w:r>
-              <w:rPr>
-                <w:rFonts w:ascii="Times New Roman" w:eastAsia="Times New Roman" w:hAnsi="Times New Roman"/>
-                <w:color w:val="000000"/>
-                <w:sz w:val="19"/>
-                <w:szCs w:val="19"/>
-              </w:rPr>
-              <w:t xml:space="preserve">∫⟨u⁶⟩^{1/2}dt</w:t>
-            </w:r>
-          </w:p>
-        </w:tc>
-        <w:tc>
-          <w:tcPr>
-            <w:tcW w:type="pct" w:w="1250"/>
-            <w:shd w:fill="ededeb" w:val="clear"/>
-            <w:tcMar>
-              <w:top w:type="dxa" w:w="50"/>
-              <w:left w:type="dxa" w:w="100"/>
-              <w:bottom w:type="dxa" w:w="50"/>
-              <w:right w:type="dxa" w:w="100"/>
-            </w:tcMar>
-          </w:tcPr>
-          <w:p>
-            <w:r>
-              <w:rPr>
-                <w:rFonts w:ascii="Times New Roman" w:eastAsia="Times New Roman" w:hAnsi="Times New Roman"/>
-                <w:color w:val="000000"/>
-                <w:sz w:val="19"/>
-                <w:szCs w:val="19"/>
-              </w:rPr>
-              <w:t xml:space="preserve">0.516896</w:t>
-            </w:r>
-          </w:p>
-        </w:tc>
-        <w:tc>
-          <w:tcPr>
-            <w:tcW w:type="pct" w:w="1250"/>
-            <w:shd w:fill="ededeb" w:val="clear"/>
-            <w:tcMar>
-              <w:top w:type="dxa" w:w="50"/>
-              <w:left w:type="dxa" w:w="100"/>
-              <w:bottom w:type="dxa" w:w="50"/>
-              <w:right w:type="dxa" w:w="100"/>
-            </w:tcMar>
-          </w:tcPr>
-          <w:p>
-            <w:r>
-              <w:rPr>
-                <w:rFonts w:ascii="Times New Roman" w:eastAsia="Times New Roman" w:hAnsi="Times New Roman"/>
-                <w:color w:val="000000"/>
-                <w:sz w:val="19"/>
-                <w:szCs w:val="19"/>
-              </w:rPr>
-              <w:t xml:space="preserve">0.516893</w:t>
-            </w:r>
-          </w:p>
-        </w:tc>
-        <w:tc>
-          <w:tcPr>
-            <w:tcW w:type="pct" w:w="1250"/>
-            <w:shd w:fill="ededeb" w:val="clear"/>
-            <w:tcMar>
-              <w:top w:type="dxa" w:w="50"/>
-              <w:left w:type="dxa" w:w="100"/>
-              <w:bottom w:type="dxa" w:w="50"/>
-              <w:right w:type="dxa" w:w="100"/>
-            </w:tcMar>
-          </w:tcPr>
-          <w:p>
-            <w:r>
-              <w:rPr>
-                <w:rFonts w:ascii="Times New Roman" w:eastAsia="Times New Roman" w:hAnsi="Times New Roman"/>
-                <w:color w:val="000000"/>
-                <w:sz w:val="19"/>
-                <w:szCs w:val="19"/>
-              </w:rPr>
-              <w:t xml:space="preserve">5.1·10⁻⁶</w:t>
-            </w:r>
-          </w:p>
-        </w:tc>
-      </w:tr>
-    </w:tbl>
-    <w:p>
-      <w:pPr>
-        <w:spacing w:after="200" w:before="60"/>
-        <w:jc w:val="center"/>
-      </w:pPr>
-      <w:r>
-        <w:rPr>
-          <w:rFonts w:ascii="Times New Roman" w:eastAsia="Times New Roman" w:hAnsi="Times New Roman"/>
-          <w:i/>
-          <w:iCs/>
-          <w:color w:val="555555"/>
-          <w:sz w:val="20"/>
-          <w:szCs w:val="20"/>
-        </w:rPr>
-      </w:r>
-    </w:p>
-    <w:p>
-      <w:pPr>
-        <w:spacing w:after="40" w:before="160"/>
-        <w:jc w:val="center"/>
-      </w:pPr>
-      <w:r>
-        <w:drawing>
-          <wp:inline distT="0" distB="0" distL="0" distR="0">
-            <wp:extent cx="5586603" cy="2450487"/>
-            <wp:effectExtent t="0" r="0" b="0" l="0"/>
-            <wp:docPr id="38" name="" descr="" title=""/>
-            <wp:cNvGraphicFramePr>
-              <a:graphicFrameLocks xmlns:a="http://schemas.openxmlformats.org/drawingml/2006/main" noChangeAspect="1"/>
-            </wp:cNvGraphicFramePr>
-            <a:graphic xmlns:a="http://schemas.openxmlformats.org/drawingml/2006/main">
-              <a:graphicData uri="http://schemas.openxmlformats.org/drawingml/2006/picture">
-                <pic:pic xmlns:pic="http://schemas.openxmlformats.org/drawingml/2006/picture">
-                  <pic:nvPicPr>
-                    <pic:cNvPr id="0" name="" descr=""/>
-                    <pic:cNvPicPr>
-                      <a:picLocks noChangeAspect="1" noChangeArrowheads="1"/>
-                    </pic:cNvPicPr>
-                  </pic:nvPicPr>
-                  <pic:blipFill>
-                    <a:blip r:embed="rId48" cstate="none"/>
-                    <a:srcRect/>
-                    <a:stretch>
-                      <a:fillRect/>
-                    </a:stretch>
-                  </pic:blipFill>
-                  <pic:spPr bwMode="auto">
-                    <a:xfrm>
-                      <a:off x="0" y="0"/>
-                      <a:ext cx="5586603" cy="2450487"/>
-                    </a:xfrm>
-                    <a:prstGeom prst="rect">
-                      <a:avLst/>
-                    </a:prstGeom>
-                  </pic:spPr>
-                </pic:pic>
-              </a:graphicData>
-            </a:graphic>
-          </wp:inline>
-        </w:drawing>
-      </w:r>
-    </w:p>
-    <w:p>
-      <w:pPr>
-        <w:spacing w:after="200" w:before="60"/>
-        <w:jc w:val="center"/>
-      </w:pPr>
-      <w:r>
-        <w:rPr>
-          <w:rFonts w:ascii="Times New Roman" w:eastAsia="Times New Roman" w:hAnsi="Times New Roman"/>
-          <w:i/>
-          <w:iCs/>
-          <w:color w:val="555555"/>
-          <w:sz w:val="20"/>
-          <w:szCs w:val="20"/>
-        </w:rPr>
-        <w:t xml:space="preserve">Рис. 11. P5-B, разрешение 96³: слева — спектры E(k) при t = 5 для базового прогона A (сплошная) и гипердиссипативного H2 с b = 2 (штриховая) в полулогарифмических координатах — оба хвоста экспоненциальны, сертификат гладкости сохраняется при удвоении разрешения; справа — относительное расхождение диагностик 48³ → 96³ в логарифмической шкале: осреднённые величины сходятся до 10⁻⁶–10⁻⁴, супремум-нормы — на уровне 1–2 %.</w:t>
+        <w:t xml:space="preserve">Что утверждается. (i) Соотношение C_s(C_K) = 1/(π(3C_K/2)^{3/4}) выведено явно, в зафиксированных конвенциях, и воспроизводит классическое значение Лилли до 6·10⁻⁶. (ii) Поправки — форма фильтра, конечное Δ/η — квантифицированы и подтверждены Монте-Карло. (iii) На гауссовых полях a priori C_s тождественно нуль: спектр не создаёт каскадной когерентности. (iv) На разрешённо-ограниченном DNS a priori значение ниже гауссова, динамическая процедура детектирует бэкскэттер. (v) Аналитическое ядро согласовано на трёх языках программирования до 5–6 цифр.</w:t>
       </w:r>
     </w:p>
     <w:p>
@@ -11436,24 +12385,7 @@
           <w:sz w:val="24"/>
           <w:szCs w:val="24"/>
         </w:rPr>
-        <w:t xml:space="preserve">Спектральный сертификат не просто выживает — он улучшается. Наклон хвоста при пике энстрофии меняется с σ = −6.64 на σ = −11.30, качество степенной подгонки растёт с R² = 0.969 до 0.993: при большем k_max дистанция до диссипативного рубежа увеличивается, и хвост измеряется на более глубоком уровне — полоса сертификата сдвигается с [11, 16] на [22, 32]. Гипердиссипативный прогон H2 (b = 2) на 96³ доводит отношение k_max/η_b с 6.2 до 12.4, однако отклонение измеренного пика диссипации от предсказания x*(b) остаётся на уровне 10.9 % — как и на 48³. Это важная отрицательная информация: остаточное отклонение не разрешённое, а модельное — его создаёт форма спектра Пао в диссипативной области, и удвоение сетки его не устраняет. Протокол фиксирует это явно, разделяя погрешность дискретизации и погрешность замыкания.</w:t>
-      </w:r>
-    </w:p>
-    <w:p>
-      <w:pPr>
-        <w:pStyle w:val="Heading2"/>
-        <w:spacing w:after="160" w:before="320" w:line="360"/>
-      </w:pPr>
-      <w:r>
-        <w:rPr>
-          <w:rFonts w:ascii="Times New Roman" w:eastAsia="Times New Roman" w:hAnsi="Times New Roman"/>
-          <w:b/>
-          <w:bCs/>
-          <w:color w:val="000000"/>
-          <w:sz w:val="28"/>
-          <w:szCs w:val="28"/>
-        </w:rPr>
-        <w:t xml:space="preserve">12.8. Статистика растяжения завихренности: ансамбли случайных полей</w:t>
+        <w:t xml:space="preserve">Что не утверждается. Мы не претендуем на исторический приоритет алгебры: согласование Лилли описано в литературе 1960-х. Мы не «вывели» C_K из первых принципов: замыкание Гейзенберга сводит его к константе переноса α, калибруемой экспериментально — честный статус любого двухточечного замыкания. A priori значение на 48³-DNS — нижняя граница из-за разрешения, а не точное измерение. Веб-приложение программы двумерно и визуально: его спектры качественны по построению. Наконец, shell-модели в программе нет: разведочный этап показал, что пространство строго локальных трёхчленных энергосохраняющих триад вырождено, а калибровка C_K в shell-моделях модельно зависима; прямой спектральный маршрут оказался чище (глава 8).</w:t>
       </w:r>
     </w:p>
     <w:p>
@@ -11469,8 +12401,27 @@
           <w:sz w:val="24"/>
           <w:szCs w:val="24"/>
         </w:rPr>
-        <w:t xml:space="preserve">Сертификаты разделов 12.3–12.5 удостоверяют, что решение остаётся гладким, но не отвечают на вопрос, гладкость какого именно поля сертифицируется: продолжает ли траектория нести статистическую анатомию настоящего трёхмерного каскада — или это вырожденное течение, для которого все ворота закрыты тривиально. Механизм, на котором держится вся глава, — растяжение завихренности деформацией — имеет измеримые инварианты: нормированную скорость растяжения α = (ω_i S_ij ω_j)/(|ω|² s_rms), параметр β_S = ⟨λ₂⟩/(⟨λ₁⟩ − ⟨λ₃⟩), задающий положение среднего второго собственного значения деформации, и выравнивание cos²θ_i — распределение направлений завихренности по собственному базису тензора деформации. Протокол P5-C (code/python/p5c_stretch_ensemble.py) вычисляет эти статистики на трёх семействах полей 96³: гауссов ансамбль GAU из 32 синтетических K41-полей генератора Пао (алгоритм P3), восемь фазовых суррогатов SUR DNS-снапшота (амплитуды спектра сохранены, фазы рандомизированы, проекция Лерая и перенормировка энергии) и три снапшота самого DNS при t = 4, 5, 6.</w:t>
-      </w:r>
+        <w:t xml:space="preserve">Естественное продолжение — 256³ DNS с k_max/k_η ≥ 1.5, на котором a priori ветка P4 станет количественной; вычислительный бюджет такого прогона (порядка восьми ядро-часов) не выходит за рамки настольной станции. Второе направление — применение динамической процедуры к анзатце b-поворота: энергетически нейтральный механизм родительской программы не имеет диссипативной константы по построению, и измерение эффективного вихревого отклика b-поля динамическими средствами представляется самостоятельной задачей. Третье направление — программа 3D-гладкости с BKM/LPS-диагностиками, b-протоколом и гипердиссипативным семейством — исполнено как протокол P5 и изложено в главе 12.</w:t>
+      </w:r>
+    </w:p>
+    <w:p>
+      <w:pPr>
+        <w:pStyle w:val="Heading1"/>
+        <w:spacing w:after="240" w:before="480" w:line="360"/>
+      </w:pPr>
+      <w:bookmarkStart w:id="100041" w:name="_Toc100041"/>
+      <w:r>
+        <w:rPr>
+          <w:rFonts w:ascii="Times New Roman" w:eastAsia="Times New Roman" w:hAnsi="Times New Roman"/>
+          <w:b/>
+          <w:bCs/>
+          <w:color w:val="000000"/>
+          <w:sz w:val="32"/>
+          <w:szCs w:val="32"/>
+        </w:rPr>
+        <w:t xml:space="preserve">14. Заключение</w:t>
+      </w:r>
+      <w:bookmarkEnd w:id="100041"/>
     </w:p>
     <w:p>
       <w:pPr>
@@ -11485,1322 +12436,27 @@
           <w:sz w:val="24"/>
           <w:szCs w:val="24"/>
         </w:rPr>
-        <w:t xml:space="preserve">Нулевая проверка теории проходит точно. Для гауссовых полей завихренность и деформация независимы, поэтому все выравнивания обязаны отсутствовать: измерение даёт ⟨α⟩ = 0.0007 ± 0.0036, β_S = 0.0007 ± 0.0031 и cos²θ_i = (0.334, 0.334, 0.332) против теоретического 1/3 (таблица 12.5). Фазовые суррогаты, сохраняющие весь спектр DNS, но разрушающие фазовую структуру, дают ⟨α⟩ = 0.006 ± 0.007 — ноль в пределах ошибки. Отсюда два методологических вывода. Первый: одна энергетическая спектральная функция, даже точная, не создаёт ни растяжения, ни выравнивания — это динамические, а не спектральные свойства поля. Второй: тот же результат служит контролем качества измерительного конвейера — будь в нём смещение, оно проявилось бы и на гауссовых полях.</w:t>
-      </w:r>
-    </w:p>
-    <w:p>
-      <w:pPr>
-        <w:spacing w:before="160"/>
-      </w:pPr>
-    </w:p>
-    <w:tbl>
-      <w:tblPr>
-        <w:tblW w:type="pct" w:w="4900"/>
-        <w:jc w:val="center"/>
-        <w:tblBorders>
-          <w:top w:val="single" w:color="c5bfac" w:sz="2"/>
-          <w:left w:val="none" w:color="FFFFFF" w:sz="0"/>
-          <w:bottom w:val="single" w:color="c5bfac" w:sz="2"/>
-          <w:right w:val="none" w:color="FFFFFF" w:sz="0"/>
-          <w:insideH w:val="single" w:color="d8d5cd" w:sz="1"/>
-          <w:insideV w:val="none" w:color="FFFFFF" w:sz="0"/>
-        </w:tblBorders>
-      </w:tblPr>
-      <w:tblGrid>
-        <w:gridCol w:w="1230"/>
-        <w:gridCol w:w="1230"/>
-        <w:gridCol w:w="1230"/>
-        <w:gridCol w:w="1230"/>
-        <w:gridCol w:w="1230"/>
-        <w:gridCol w:w="1230"/>
-        <w:gridCol w:w="1230"/>
-      </w:tblGrid>
-      <w:tr>
-        <w:trPr>
-          <w:cantSplit/>
-          <w:tblHeader/>
-        </w:trPr>
-        <w:tc>
-          <w:tcPr>
-            <w:tcW w:type="pct" w:w="714"/>
-            <w:shd w:fill="4e4732" w:val="clear"/>
-            <w:tcMar>
-              <w:top w:type="dxa" w:w="60"/>
-              <w:left w:type="dxa" w:w="100"/>
-              <w:bottom w:type="dxa" w:w="60"/>
-              <w:right w:type="dxa" w:w="100"/>
-            </w:tcMar>
-          </w:tcPr>
-          <w:p>
-            <w:r>
-              <w:rPr>
-                <w:rFonts w:ascii="Times New Roman" w:eastAsia="Times New Roman" w:hAnsi="Times New Roman"/>
-                <w:b/>
-                <w:bCs/>
-                <w:color w:val="FFFFFF"/>
-                <w:sz w:val="19"/>
-                <w:szCs w:val="19"/>
-              </w:rPr>
-              <w:t xml:space="preserve">Ансамбль</w:t>
-            </w:r>
-          </w:p>
-        </w:tc>
-        <w:tc>
-          <w:tcPr>
-            <w:tcW w:type="pct" w:w="714"/>
-            <w:shd w:fill="4e4732" w:val="clear"/>
-            <w:tcMar>
-              <w:top w:type="dxa" w:w="60"/>
-              <w:left w:type="dxa" w:w="100"/>
-              <w:bottom w:type="dxa" w:w="60"/>
-              <w:right w:type="dxa" w:w="100"/>
-            </w:tcMar>
-          </w:tcPr>
-          <w:p>
-            <w:r>
-              <w:rPr>
-                <w:rFonts w:ascii="Times New Roman" w:eastAsia="Times New Roman" w:hAnsi="Times New Roman"/>
-                <w:b/>
-                <w:bCs/>
-                <w:color w:val="FFFFFF"/>
-                <w:sz w:val="19"/>
-                <w:szCs w:val="19"/>
-              </w:rPr>
-              <w:t xml:space="preserve">N</w:t>
-            </w:r>
-          </w:p>
-        </w:tc>
-        <w:tc>
-          <w:tcPr>
-            <w:tcW w:type="pct" w:w="714"/>
-            <w:shd w:fill="4e4732" w:val="clear"/>
-            <w:tcMar>
-              <w:top w:type="dxa" w:w="60"/>
-              <w:left w:type="dxa" w:w="100"/>
-              <w:bottom w:type="dxa" w:w="60"/>
-              <w:right w:type="dxa" w:w="100"/>
-            </w:tcMar>
-          </w:tcPr>
-          <w:p>
-            <w:r>
-              <w:rPr>
-                <w:rFonts w:ascii="Times New Roman" w:eastAsia="Times New Roman" w:hAnsi="Times New Roman"/>
-                <w:b/>
-                <w:bCs/>
-                <w:color w:val="FFFFFF"/>
-                <w:sz w:val="19"/>
-                <w:szCs w:val="19"/>
-              </w:rPr>
-              <w:t xml:space="preserve">⟨α⟩</w:t>
-            </w:r>
-          </w:p>
-        </w:tc>
-        <w:tc>
-          <w:tcPr>
-            <w:tcW w:type="pct" w:w="714"/>
-            <w:shd w:fill="4e4732" w:val="clear"/>
-            <w:tcMar>
-              <w:top w:type="dxa" w:w="60"/>
-              <w:left w:type="dxa" w:w="100"/>
-              <w:bottom w:type="dxa" w:w="60"/>
-              <w:right w:type="dxa" w:w="100"/>
-            </w:tcMar>
-          </w:tcPr>
-          <w:p>
-            <w:r>
-              <w:rPr>
-                <w:rFonts w:ascii="Times New Roman" w:eastAsia="Times New Roman" w:hAnsi="Times New Roman"/>
-                <w:b/>
-                <w:bCs/>
-                <w:color w:val="FFFFFF"/>
-                <w:sz w:val="19"/>
-                <w:szCs w:val="19"/>
-              </w:rPr>
-              <w:t xml:space="preserve">β_S</w:t>
-            </w:r>
-          </w:p>
-        </w:tc>
-        <w:tc>
-          <w:tcPr>
-            <w:tcW w:type="pct" w:w="714"/>
-            <w:shd w:fill="4e4732" w:val="clear"/>
-            <w:tcMar>
-              <w:top w:type="dxa" w:w="60"/>
-              <w:left w:type="dxa" w:w="100"/>
-              <w:bottom w:type="dxa" w:w="60"/>
-              <w:right w:type="dxa" w:w="100"/>
-            </w:tcMar>
-          </w:tcPr>
-          <w:p>
-            <w:r>
-              <w:rPr>
-                <w:rFonts w:ascii="Times New Roman" w:eastAsia="Times New Roman" w:hAnsi="Times New Roman"/>
-                <w:b/>
-                <w:bCs/>
-                <w:color w:val="FFFFFF"/>
-                <w:sz w:val="19"/>
-                <w:szCs w:val="19"/>
-              </w:rPr>
-              <w:t xml:space="preserve">cos²θ₁</w:t>
-            </w:r>
-          </w:p>
-        </w:tc>
-        <w:tc>
-          <w:tcPr>
-            <w:tcW w:type="pct" w:w="714"/>
-            <w:shd w:fill="4e4732" w:val="clear"/>
-            <w:tcMar>
-              <w:top w:type="dxa" w:w="60"/>
-              <w:left w:type="dxa" w:w="100"/>
-              <w:bottom w:type="dxa" w:w="60"/>
-              <w:right w:type="dxa" w:w="100"/>
-            </w:tcMar>
-          </w:tcPr>
-          <w:p>
-            <w:r>
-              <w:rPr>
-                <w:rFonts w:ascii="Times New Roman" w:eastAsia="Times New Roman" w:hAnsi="Times New Roman"/>
-                <w:b/>
-                <w:bCs/>
-                <w:color w:val="FFFFFF"/>
-                <w:sz w:val="19"/>
-                <w:szCs w:val="19"/>
-              </w:rPr>
-              <w:t xml:space="preserve">cos²θ₂</w:t>
-            </w:r>
-          </w:p>
-        </w:tc>
-        <w:tc>
-          <w:tcPr>
-            <w:tcW w:type="pct" w:w="714"/>
-            <w:shd w:fill="4e4732" w:val="clear"/>
-            <w:tcMar>
-              <w:top w:type="dxa" w:w="60"/>
-              <w:left w:type="dxa" w:w="100"/>
-              <w:bottom w:type="dxa" w:w="60"/>
-              <w:right w:type="dxa" w:w="100"/>
-            </w:tcMar>
-          </w:tcPr>
-          <w:p>
-            <w:r>
-              <w:rPr>
-                <w:rFonts w:ascii="Times New Roman" w:eastAsia="Times New Roman" w:hAnsi="Times New Roman"/>
-                <w:b/>
-                <w:bCs/>
-                <w:color w:val="FFFFFF"/>
-                <w:sz w:val="19"/>
-                <w:szCs w:val="19"/>
-              </w:rPr>
-              <w:t xml:space="preserve">cos²θ₃</w:t>
-            </w:r>
-          </w:p>
-        </w:tc>
-      </w:tr>
-      <w:tr>
-        <w:trPr>
-          <w:cantSplit/>
-        </w:trPr>
-        <w:tc>
-          <w:tcPr>
-            <w:tcW w:type="pct" w:w="714"/>
-            <w:shd w:fill="FFFFFF" w:val="clear"/>
-            <w:tcMar>
-              <w:top w:type="dxa" w:w="50"/>
-              <w:left w:type="dxa" w:w="100"/>
-              <w:bottom w:type="dxa" w:w="50"/>
-              <w:right w:type="dxa" w:w="100"/>
-            </w:tcMar>
-          </w:tcPr>
-          <w:p>
-            <w:r>
-              <w:rPr>
-                <w:rFonts w:ascii="Times New Roman" w:eastAsia="Times New Roman" w:hAnsi="Times New Roman"/>
-                <w:color w:val="000000"/>
-                <w:sz w:val="19"/>
-                <w:szCs w:val="19"/>
-              </w:rPr>
-              <w:t xml:space="preserve">GAU (K41, гауссовы)</w:t>
-            </w:r>
-          </w:p>
-        </w:tc>
-        <w:tc>
-          <w:tcPr>
-            <w:tcW w:type="pct" w:w="714"/>
-            <w:shd w:fill="FFFFFF" w:val="clear"/>
-            <w:tcMar>
-              <w:top w:type="dxa" w:w="50"/>
-              <w:left w:type="dxa" w:w="100"/>
-              <w:bottom w:type="dxa" w:w="50"/>
-              <w:right w:type="dxa" w:w="100"/>
-            </w:tcMar>
-          </w:tcPr>
-          <w:p>
-            <w:r>
-              <w:rPr>
-                <w:rFonts w:ascii="Times New Roman" w:eastAsia="Times New Roman" w:hAnsi="Times New Roman"/>
-                <w:color w:val="000000"/>
-                <w:sz w:val="19"/>
-                <w:szCs w:val="19"/>
-              </w:rPr>
-              <w:t xml:space="preserve">32</w:t>
-            </w:r>
-          </w:p>
-        </w:tc>
-        <w:tc>
-          <w:tcPr>
-            <w:tcW w:type="pct" w:w="714"/>
-            <w:shd w:fill="FFFFFF" w:val="clear"/>
-            <w:tcMar>
-              <w:top w:type="dxa" w:w="50"/>
-              <w:left w:type="dxa" w:w="100"/>
-              <w:bottom w:type="dxa" w:w="50"/>
-              <w:right w:type="dxa" w:w="100"/>
-            </w:tcMar>
-          </w:tcPr>
-          <w:p>
-            <w:r>
-              <w:rPr>
-                <w:rFonts w:ascii="Times New Roman" w:eastAsia="Times New Roman" w:hAnsi="Times New Roman"/>
-                <w:color w:val="000000"/>
-                <w:sz w:val="19"/>
-                <w:szCs w:val="19"/>
-              </w:rPr>
-              <w:t xml:space="preserve">0.0007 ± 0.0036</w:t>
-            </w:r>
-          </w:p>
-        </w:tc>
-        <w:tc>
-          <w:tcPr>
-            <w:tcW w:type="pct" w:w="714"/>
-            <w:shd w:fill="FFFFFF" w:val="clear"/>
-            <w:tcMar>
-              <w:top w:type="dxa" w:w="50"/>
-              <w:left w:type="dxa" w:w="100"/>
-              <w:bottom w:type="dxa" w:w="50"/>
-              <w:right w:type="dxa" w:w="100"/>
-            </w:tcMar>
-          </w:tcPr>
-          <w:p>
-            <w:r>
-              <w:rPr>
-                <w:rFonts w:ascii="Times New Roman" w:eastAsia="Times New Roman" w:hAnsi="Times New Roman"/>
-                <w:color w:val="000000"/>
-                <w:sz w:val="19"/>
-                <w:szCs w:val="19"/>
-              </w:rPr>
-              <w:t xml:space="preserve">0.0007 ± 0.0031</w:t>
-            </w:r>
-          </w:p>
-        </w:tc>
-        <w:tc>
-          <w:tcPr>
-            <w:tcW w:type="pct" w:w="714"/>
-            <w:shd w:fill="FFFFFF" w:val="clear"/>
-            <w:tcMar>
-              <w:top w:type="dxa" w:w="50"/>
-              <w:left w:type="dxa" w:w="100"/>
-              <w:bottom w:type="dxa" w:w="50"/>
-              <w:right w:type="dxa" w:w="100"/>
-            </w:tcMar>
-          </w:tcPr>
-          <w:p>
-            <w:r>
-              <w:rPr>
-                <w:rFonts w:ascii="Times New Roman" w:eastAsia="Times New Roman" w:hAnsi="Times New Roman"/>
-                <w:color w:val="000000"/>
-                <w:sz w:val="19"/>
-                <w:szCs w:val="19"/>
-              </w:rPr>
-              <w:t xml:space="preserve">0.334</w:t>
-            </w:r>
-          </w:p>
-        </w:tc>
-        <w:tc>
-          <w:tcPr>
-            <w:tcW w:type="pct" w:w="714"/>
-            <w:shd w:fill="FFFFFF" w:val="clear"/>
-            <w:tcMar>
-              <w:top w:type="dxa" w:w="50"/>
-              <w:left w:type="dxa" w:w="100"/>
-              <w:bottom w:type="dxa" w:w="50"/>
-              <w:right w:type="dxa" w:w="100"/>
-            </w:tcMar>
-          </w:tcPr>
-          <w:p>
-            <w:r>
-              <w:rPr>
-                <w:rFonts w:ascii="Times New Roman" w:eastAsia="Times New Roman" w:hAnsi="Times New Roman"/>
-                <w:color w:val="000000"/>
-                <w:sz w:val="19"/>
-                <w:szCs w:val="19"/>
-              </w:rPr>
-              <w:t xml:space="preserve">0.334</w:t>
-            </w:r>
-          </w:p>
-        </w:tc>
-        <w:tc>
-          <w:tcPr>
-            <w:tcW w:type="pct" w:w="714"/>
-            <w:shd w:fill="FFFFFF" w:val="clear"/>
-            <w:tcMar>
-              <w:top w:type="dxa" w:w="50"/>
-              <w:left w:type="dxa" w:w="100"/>
-              <w:bottom w:type="dxa" w:w="50"/>
-              <w:right w:type="dxa" w:w="100"/>
-            </w:tcMar>
-          </w:tcPr>
-          <w:p>
-            <w:r>
-              <w:rPr>
-                <w:rFonts w:ascii="Times New Roman" w:eastAsia="Times New Roman" w:hAnsi="Times New Roman"/>
-                <w:color w:val="000000"/>
-                <w:sz w:val="19"/>
-                <w:szCs w:val="19"/>
-              </w:rPr>
-              <w:t xml:space="preserve">0.332</w:t>
-            </w:r>
-          </w:p>
-        </w:tc>
-      </w:tr>
-      <w:tr>
-        <w:trPr>
-          <w:cantSplit/>
-        </w:trPr>
-        <w:tc>
-          <w:tcPr>
-            <w:tcW w:type="pct" w:w="714"/>
-            <w:shd w:fill="ededeb" w:val="clear"/>
-            <w:tcMar>
-              <w:top w:type="dxa" w:w="50"/>
-              <w:left w:type="dxa" w:w="100"/>
-              <w:bottom w:type="dxa" w:w="50"/>
-              <w:right w:type="dxa" w:w="100"/>
-            </w:tcMar>
-          </w:tcPr>
-          <w:p>
-            <w:r>
-              <w:rPr>
-                <w:rFonts w:ascii="Times New Roman" w:eastAsia="Times New Roman" w:hAnsi="Times New Roman"/>
-                <w:color w:val="000000"/>
-                <w:sz w:val="19"/>
-                <w:szCs w:val="19"/>
-              </w:rPr>
-              <w:t xml:space="preserve">SUR (фазовые суррогаты)</w:t>
-            </w:r>
-          </w:p>
-        </w:tc>
-        <w:tc>
-          <w:tcPr>
-            <w:tcW w:type="pct" w:w="714"/>
-            <w:shd w:fill="ededeb" w:val="clear"/>
-            <w:tcMar>
-              <w:top w:type="dxa" w:w="50"/>
-              <w:left w:type="dxa" w:w="100"/>
-              <w:bottom w:type="dxa" w:w="50"/>
-              <w:right w:type="dxa" w:w="100"/>
-            </w:tcMar>
-          </w:tcPr>
-          <w:p>
-            <w:r>
-              <w:rPr>
-                <w:rFonts w:ascii="Times New Roman" w:eastAsia="Times New Roman" w:hAnsi="Times New Roman"/>
-                <w:color w:val="000000"/>
-                <w:sz w:val="19"/>
-                <w:szCs w:val="19"/>
-              </w:rPr>
-              <w:t xml:space="preserve">8</w:t>
-            </w:r>
-          </w:p>
-        </w:tc>
-        <w:tc>
-          <w:tcPr>
-            <w:tcW w:type="pct" w:w="714"/>
-            <w:shd w:fill="ededeb" w:val="clear"/>
-            <w:tcMar>
-              <w:top w:type="dxa" w:w="50"/>
-              <w:left w:type="dxa" w:w="100"/>
-              <w:bottom w:type="dxa" w:w="50"/>
-              <w:right w:type="dxa" w:w="100"/>
-            </w:tcMar>
-          </w:tcPr>
-          <w:p>
-            <w:r>
-              <w:rPr>
-                <w:rFonts w:ascii="Times New Roman" w:eastAsia="Times New Roman" w:hAnsi="Times New Roman"/>
-                <w:color w:val="000000"/>
-                <w:sz w:val="19"/>
-                <w:szCs w:val="19"/>
-              </w:rPr>
-              <w:t xml:space="preserve">0.006 ± 0.007</w:t>
-            </w:r>
-          </w:p>
-        </w:tc>
-        <w:tc>
-          <w:tcPr>
-            <w:tcW w:type="pct" w:w="714"/>
-            <w:shd w:fill="ededeb" w:val="clear"/>
-            <w:tcMar>
-              <w:top w:type="dxa" w:w="50"/>
-              <w:left w:type="dxa" w:w="100"/>
-              <w:bottom w:type="dxa" w:w="50"/>
-              <w:right w:type="dxa" w:w="100"/>
-            </w:tcMar>
-          </w:tcPr>
-          <w:p>
-            <w:r>
-              <w:rPr>
-                <w:rFonts w:ascii="Times New Roman" w:eastAsia="Times New Roman" w:hAnsi="Times New Roman"/>
-                <w:color w:val="000000"/>
-                <w:sz w:val="19"/>
-                <w:szCs w:val="19"/>
-              </w:rPr>
-              <w:t xml:space="preserve">0.006 ± 0.006</w:t>
-            </w:r>
-          </w:p>
-        </w:tc>
-        <w:tc>
-          <w:tcPr>
-            <w:tcW w:type="pct" w:w="714"/>
-            <w:shd w:fill="ededeb" w:val="clear"/>
-            <w:tcMar>
-              <w:top w:type="dxa" w:w="50"/>
-              <w:left w:type="dxa" w:w="100"/>
-              <w:bottom w:type="dxa" w:w="50"/>
-              <w:right w:type="dxa" w:w="100"/>
-            </w:tcMar>
-          </w:tcPr>
-          <w:p>
-            <w:r>
-              <w:rPr>
-                <w:rFonts w:ascii="Times New Roman" w:eastAsia="Times New Roman" w:hAnsi="Times New Roman"/>
-                <w:color w:val="000000"/>
-                <w:sz w:val="19"/>
-                <w:szCs w:val="19"/>
-              </w:rPr>
-              <w:t xml:space="preserve">0.328</w:t>
-            </w:r>
-          </w:p>
-        </w:tc>
-        <w:tc>
-          <w:tcPr>
-            <w:tcW w:type="pct" w:w="714"/>
-            <w:shd w:fill="ededeb" w:val="clear"/>
-            <w:tcMar>
-              <w:top w:type="dxa" w:w="50"/>
-              <w:left w:type="dxa" w:w="100"/>
-              <w:bottom w:type="dxa" w:w="50"/>
-              <w:right w:type="dxa" w:w="100"/>
-            </w:tcMar>
-          </w:tcPr>
-          <w:p>
-            <w:r>
-              <w:rPr>
-                <w:rFonts w:ascii="Times New Roman" w:eastAsia="Times New Roman" w:hAnsi="Times New Roman"/>
-                <w:color w:val="000000"/>
-                <w:sz w:val="19"/>
-                <w:szCs w:val="19"/>
-              </w:rPr>
-              <w:t xml:space="preserve">0.352</w:t>
-            </w:r>
-          </w:p>
-        </w:tc>
-        <w:tc>
-          <w:tcPr>
-            <w:tcW w:type="pct" w:w="714"/>
-            <w:shd w:fill="ededeb" w:val="clear"/>
-            <w:tcMar>
-              <w:top w:type="dxa" w:w="50"/>
-              <w:left w:type="dxa" w:w="100"/>
-              <w:bottom w:type="dxa" w:w="50"/>
-              <w:right w:type="dxa" w:w="100"/>
-            </w:tcMar>
-          </w:tcPr>
-          <w:p>
-            <w:r>
-              <w:rPr>
-                <w:rFonts w:ascii="Times New Roman" w:eastAsia="Times New Roman" w:hAnsi="Times New Roman"/>
-                <w:color w:val="000000"/>
-                <w:sz w:val="19"/>
-                <w:szCs w:val="19"/>
-              </w:rPr>
-              <w:t xml:space="preserve">0.320</w:t>
-            </w:r>
-          </w:p>
-        </w:tc>
-      </w:tr>
-      <w:tr>
-        <w:trPr>
-          <w:cantSplit/>
-        </w:trPr>
-        <w:tc>
-          <w:tcPr>
-            <w:tcW w:type="pct" w:w="714"/>
-            <w:shd w:fill="FFFFFF" w:val="clear"/>
-            <w:tcMar>
-              <w:top w:type="dxa" w:w="50"/>
-              <w:left w:type="dxa" w:w="100"/>
-              <w:bottom w:type="dxa" w:w="50"/>
-              <w:right w:type="dxa" w:w="100"/>
-            </w:tcMar>
-          </w:tcPr>
-          <w:p>
-            <w:r>
-              <w:rPr>
-                <w:rFonts w:ascii="Times New Roman" w:eastAsia="Times New Roman" w:hAnsi="Times New Roman"/>
-                <w:color w:val="000000"/>
-                <w:sz w:val="19"/>
-                <w:szCs w:val="19"/>
-              </w:rPr>
-              <w:t xml:space="preserve">DNS 96³, t = 4</w:t>
-            </w:r>
-          </w:p>
-        </w:tc>
-        <w:tc>
-          <w:tcPr>
-            <w:tcW w:type="pct" w:w="714"/>
-            <w:shd w:fill="FFFFFF" w:val="clear"/>
-            <w:tcMar>
-              <w:top w:type="dxa" w:w="50"/>
-              <w:left w:type="dxa" w:w="100"/>
-              <w:bottom w:type="dxa" w:w="50"/>
-              <w:right w:type="dxa" w:w="100"/>
-            </w:tcMar>
-          </w:tcPr>
-          <w:p>
-            <w:r>
-              <w:rPr>
-                <w:rFonts w:ascii="Times New Roman" w:eastAsia="Times New Roman" w:hAnsi="Times New Roman"/>
-                <w:color w:val="000000"/>
-                <w:sz w:val="19"/>
-                <w:szCs w:val="19"/>
-              </w:rPr>
-              <w:t xml:space="preserve">1</w:t>
-            </w:r>
-          </w:p>
-        </w:tc>
-        <w:tc>
-          <w:tcPr>
-            <w:tcW w:type="pct" w:w="714"/>
-            <w:shd w:fill="FFFFFF" w:val="clear"/>
-            <w:tcMar>
-              <w:top w:type="dxa" w:w="50"/>
-              <w:left w:type="dxa" w:w="100"/>
-              <w:bottom w:type="dxa" w:w="50"/>
-              <w:right w:type="dxa" w:w="100"/>
-            </w:tcMar>
-          </w:tcPr>
-          <w:p>
-            <w:r>
-              <w:rPr>
-                <w:rFonts w:ascii="Times New Roman" w:eastAsia="Times New Roman" w:hAnsi="Times New Roman"/>
-                <w:color w:val="000000"/>
-                <w:sz w:val="19"/>
-                <w:szCs w:val="19"/>
-              </w:rPr>
-              <w:t xml:space="preserve">0.125</w:t>
-            </w:r>
-          </w:p>
-        </w:tc>
-        <w:tc>
-          <w:tcPr>
-            <w:tcW w:type="pct" w:w="714"/>
-            <w:shd w:fill="FFFFFF" w:val="clear"/>
-            <w:tcMar>
-              <w:top w:type="dxa" w:w="50"/>
-              <w:left w:type="dxa" w:w="100"/>
-              <w:bottom w:type="dxa" w:w="50"/>
-              <w:right w:type="dxa" w:w="100"/>
-            </w:tcMar>
-          </w:tcPr>
-          <w:p>
-            <w:r>
-              <w:rPr>
-                <w:rFonts w:ascii="Times New Roman" w:eastAsia="Times New Roman" w:hAnsi="Times New Roman"/>
-                <w:color w:val="000000"/>
-                <w:sz w:val="19"/>
-                <w:szCs w:val="19"/>
-              </w:rPr>
-              <w:t xml:space="preserve">0.115</w:t>
-            </w:r>
-          </w:p>
-        </w:tc>
-        <w:tc>
-          <w:tcPr>
-            <w:tcW w:type="pct" w:w="714"/>
-            <w:shd w:fill="FFFFFF" w:val="clear"/>
-            <w:tcMar>
-              <w:top w:type="dxa" w:w="50"/>
-              <w:left w:type="dxa" w:w="100"/>
-              <w:bottom w:type="dxa" w:w="50"/>
-              <w:right w:type="dxa" w:w="100"/>
-            </w:tcMar>
-          </w:tcPr>
-          <w:p>
-            <w:r>
-              <w:rPr>
-                <w:rFonts w:ascii="Times New Roman" w:eastAsia="Times New Roman" w:hAnsi="Times New Roman"/>
-                <w:color w:val="000000"/>
-                <w:sz w:val="19"/>
-                <w:szCs w:val="19"/>
-              </w:rPr>
-              <w:t xml:space="preserve">0.299</w:t>
-            </w:r>
-          </w:p>
-        </w:tc>
-        <w:tc>
-          <w:tcPr>
-            <w:tcW w:type="pct" w:w="714"/>
-            <w:shd w:fill="FFFFFF" w:val="clear"/>
-            <w:tcMar>
-              <w:top w:type="dxa" w:w="50"/>
-              <w:left w:type="dxa" w:w="100"/>
-              <w:bottom w:type="dxa" w:w="50"/>
-              <w:right w:type="dxa" w:w="100"/>
-            </w:tcMar>
-          </w:tcPr>
-          <w:p>
-            <w:r>
-              <w:rPr>
-                <w:rFonts w:ascii="Times New Roman" w:eastAsia="Times New Roman" w:hAnsi="Times New Roman"/>
-                <w:color w:val="000000"/>
-                <w:sz w:val="19"/>
-                <w:szCs w:val="19"/>
-              </w:rPr>
-              <w:t xml:space="preserve">0.446</w:t>
-            </w:r>
-          </w:p>
-        </w:tc>
-        <w:tc>
-          <w:tcPr>
-            <w:tcW w:type="pct" w:w="714"/>
-            <w:shd w:fill="FFFFFF" w:val="clear"/>
-            <w:tcMar>
-              <w:top w:type="dxa" w:w="50"/>
-              <w:left w:type="dxa" w:w="100"/>
-              <w:bottom w:type="dxa" w:w="50"/>
-              <w:right w:type="dxa" w:w="100"/>
-            </w:tcMar>
-          </w:tcPr>
-          <w:p>
-            <w:r>
-              <w:rPr>
-                <w:rFonts w:ascii="Times New Roman" w:eastAsia="Times New Roman" w:hAnsi="Times New Roman"/>
-                <w:color w:val="000000"/>
-                <w:sz w:val="19"/>
-                <w:szCs w:val="19"/>
-              </w:rPr>
-              <w:t xml:space="preserve">0.255</w:t>
-            </w:r>
-          </w:p>
-        </w:tc>
-      </w:tr>
-      <w:tr>
-        <w:trPr>
-          <w:cantSplit/>
-        </w:trPr>
-        <w:tc>
-          <w:tcPr>
-            <w:tcW w:type="pct" w:w="714"/>
-            <w:shd w:fill="ededeb" w:val="clear"/>
-            <w:tcMar>
-              <w:top w:type="dxa" w:w="50"/>
-              <w:left w:type="dxa" w:w="100"/>
-              <w:bottom w:type="dxa" w:w="50"/>
-              <w:right w:type="dxa" w:w="100"/>
-            </w:tcMar>
-          </w:tcPr>
-          <w:p>
-            <w:r>
-              <w:rPr>
-                <w:rFonts w:ascii="Times New Roman" w:eastAsia="Times New Roman" w:hAnsi="Times New Roman"/>
-                <w:color w:val="000000"/>
-                <w:sz w:val="19"/>
-                <w:szCs w:val="19"/>
-              </w:rPr>
-              <w:t xml:space="preserve">DNS 96³, t = 5</w:t>
-            </w:r>
-          </w:p>
-        </w:tc>
-        <w:tc>
-          <w:tcPr>
-            <w:tcW w:type="pct" w:w="714"/>
-            <w:shd w:fill="ededeb" w:val="clear"/>
-            <w:tcMar>
-              <w:top w:type="dxa" w:w="50"/>
-              <w:left w:type="dxa" w:w="100"/>
-              <w:bottom w:type="dxa" w:w="50"/>
-              <w:right w:type="dxa" w:w="100"/>
-            </w:tcMar>
-          </w:tcPr>
-          <w:p>
-            <w:r>
-              <w:rPr>
-                <w:rFonts w:ascii="Times New Roman" w:eastAsia="Times New Roman" w:hAnsi="Times New Roman"/>
-                <w:color w:val="000000"/>
-                <w:sz w:val="19"/>
-                <w:szCs w:val="19"/>
-              </w:rPr>
-              <w:t xml:space="preserve">1</w:t>
-            </w:r>
-          </w:p>
-        </w:tc>
-        <w:tc>
-          <w:tcPr>
-            <w:tcW w:type="pct" w:w="714"/>
-            <w:shd w:fill="ededeb" w:val="clear"/>
-            <w:tcMar>
-              <w:top w:type="dxa" w:w="50"/>
-              <w:left w:type="dxa" w:w="100"/>
-              <w:bottom w:type="dxa" w:w="50"/>
-              <w:right w:type="dxa" w:w="100"/>
-            </w:tcMar>
-          </w:tcPr>
-          <w:p>
-            <w:r>
-              <w:rPr>
-                <w:rFonts w:ascii="Times New Roman" w:eastAsia="Times New Roman" w:hAnsi="Times New Roman"/>
-                <w:color w:val="000000"/>
-                <w:sz w:val="19"/>
-                <w:szCs w:val="19"/>
-              </w:rPr>
-              <w:t xml:space="preserve">0.091</w:t>
-            </w:r>
-          </w:p>
-        </w:tc>
-        <w:tc>
-          <w:tcPr>
-            <w:tcW w:type="pct" w:w="714"/>
-            <w:shd w:fill="ededeb" w:val="clear"/>
-            <w:tcMar>
-              <w:top w:type="dxa" w:w="50"/>
-              <w:left w:type="dxa" w:w="100"/>
-              <w:bottom w:type="dxa" w:w="50"/>
-              <w:right w:type="dxa" w:w="100"/>
-            </w:tcMar>
-          </w:tcPr>
-          <w:p>
-            <w:r>
-              <w:rPr>
-                <w:rFonts w:ascii="Times New Roman" w:eastAsia="Times New Roman" w:hAnsi="Times New Roman"/>
-                <w:color w:val="000000"/>
-                <w:sz w:val="19"/>
-                <w:szCs w:val="19"/>
-              </w:rPr>
-              <w:t xml:space="preserve">0.115</w:t>
-            </w:r>
-          </w:p>
-        </w:tc>
-        <w:tc>
-          <w:tcPr>
-            <w:tcW w:type="pct" w:w="714"/>
-            <w:shd w:fill="ededeb" w:val="clear"/>
-            <w:tcMar>
-              <w:top w:type="dxa" w:w="50"/>
-              <w:left w:type="dxa" w:w="100"/>
-              <w:bottom w:type="dxa" w:w="50"/>
-              <w:right w:type="dxa" w:w="100"/>
-            </w:tcMar>
-          </w:tcPr>
-          <w:p>
-            <w:r>
-              <w:rPr>
-                <w:rFonts w:ascii="Times New Roman" w:eastAsia="Times New Roman" w:hAnsi="Times New Roman"/>
-                <w:color w:val="000000"/>
-                <w:sz w:val="19"/>
-                <w:szCs w:val="19"/>
-              </w:rPr>
-              <w:t xml:space="preserve">0.282</w:t>
-            </w:r>
-          </w:p>
-        </w:tc>
-        <w:tc>
-          <w:tcPr>
-            <w:tcW w:type="pct" w:w="714"/>
-            <w:shd w:fill="ededeb" w:val="clear"/>
-            <w:tcMar>
-              <w:top w:type="dxa" w:w="50"/>
-              <w:left w:type="dxa" w:w="100"/>
-              <w:bottom w:type="dxa" w:w="50"/>
-              <w:right w:type="dxa" w:w="100"/>
-            </w:tcMar>
-          </w:tcPr>
-          <w:p>
-            <w:r>
-              <w:rPr>
-                <w:rFonts w:ascii="Times New Roman" w:eastAsia="Times New Roman" w:hAnsi="Times New Roman"/>
-                <w:color w:val="000000"/>
-                <w:sz w:val="19"/>
-                <w:szCs w:val="19"/>
-              </w:rPr>
-              <w:t xml:space="preserve">0.432</w:t>
-            </w:r>
-          </w:p>
-        </w:tc>
-        <w:tc>
-          <w:tcPr>
-            <w:tcW w:type="pct" w:w="714"/>
-            <w:shd w:fill="ededeb" w:val="clear"/>
-            <w:tcMar>
-              <w:top w:type="dxa" w:w="50"/>
-              <w:left w:type="dxa" w:w="100"/>
-              <w:bottom w:type="dxa" w:w="50"/>
-              <w:right w:type="dxa" w:w="100"/>
-            </w:tcMar>
-          </w:tcPr>
-          <w:p>
-            <w:r>
-              <w:rPr>
-                <w:rFonts w:ascii="Times New Roman" w:eastAsia="Times New Roman" w:hAnsi="Times New Roman"/>
-                <w:color w:val="000000"/>
-                <w:sz w:val="19"/>
-                <w:szCs w:val="19"/>
-              </w:rPr>
-              <w:t xml:space="preserve">0.285</w:t>
-            </w:r>
-          </w:p>
-        </w:tc>
-      </w:tr>
-      <w:tr>
-        <w:trPr>
-          <w:cantSplit/>
-        </w:trPr>
-        <w:tc>
-          <w:tcPr>
-            <w:tcW w:type="pct" w:w="714"/>
-            <w:shd w:fill="FFFFFF" w:val="clear"/>
-            <w:tcMar>
-              <w:top w:type="dxa" w:w="50"/>
-              <w:left w:type="dxa" w:w="100"/>
-              <w:bottom w:type="dxa" w:w="50"/>
-              <w:right w:type="dxa" w:w="100"/>
-            </w:tcMar>
-          </w:tcPr>
-          <w:p>
-            <w:r>
-              <w:rPr>
-                <w:rFonts w:ascii="Times New Roman" w:eastAsia="Times New Roman" w:hAnsi="Times New Roman"/>
-                <w:color w:val="000000"/>
-                <w:sz w:val="19"/>
-                <w:szCs w:val="19"/>
-              </w:rPr>
-              <w:t xml:space="preserve">DNS 96³, t = 6</w:t>
-            </w:r>
-          </w:p>
-        </w:tc>
-        <w:tc>
-          <w:tcPr>
-            <w:tcW w:type="pct" w:w="714"/>
-            <w:shd w:fill="FFFFFF" w:val="clear"/>
-            <w:tcMar>
-              <w:top w:type="dxa" w:w="50"/>
-              <w:left w:type="dxa" w:w="100"/>
-              <w:bottom w:type="dxa" w:w="50"/>
-              <w:right w:type="dxa" w:w="100"/>
-            </w:tcMar>
-          </w:tcPr>
-          <w:p>
-            <w:r>
-              <w:rPr>
-                <w:rFonts w:ascii="Times New Roman" w:eastAsia="Times New Roman" w:hAnsi="Times New Roman"/>
-                <w:color w:val="000000"/>
-                <w:sz w:val="19"/>
-                <w:szCs w:val="19"/>
-              </w:rPr>
-              <w:t xml:space="preserve">1</w:t>
-            </w:r>
-          </w:p>
-        </w:tc>
-        <w:tc>
-          <w:tcPr>
-            <w:tcW w:type="pct" w:w="714"/>
-            <w:shd w:fill="FFFFFF" w:val="clear"/>
-            <w:tcMar>
-              <w:top w:type="dxa" w:w="50"/>
-              <w:left w:type="dxa" w:w="100"/>
-              <w:bottom w:type="dxa" w:w="50"/>
-              <w:right w:type="dxa" w:w="100"/>
-            </w:tcMar>
-          </w:tcPr>
-          <w:p>
-            <w:r>
-              <w:rPr>
-                <w:rFonts w:ascii="Times New Roman" w:eastAsia="Times New Roman" w:hAnsi="Times New Roman"/>
-                <w:color w:val="000000"/>
-                <w:sz w:val="19"/>
-                <w:szCs w:val="19"/>
-              </w:rPr>
-              <w:t xml:space="preserve">0.095</w:t>
-            </w:r>
-          </w:p>
-        </w:tc>
-        <w:tc>
-          <w:tcPr>
-            <w:tcW w:type="pct" w:w="714"/>
-            <w:shd w:fill="FFFFFF" w:val="clear"/>
-            <w:tcMar>
-              <w:top w:type="dxa" w:w="50"/>
-              <w:left w:type="dxa" w:w="100"/>
-              <w:bottom w:type="dxa" w:w="50"/>
-              <w:right w:type="dxa" w:w="100"/>
-            </w:tcMar>
-          </w:tcPr>
-          <w:p>
-            <w:r>
-              <w:rPr>
-                <w:rFonts w:ascii="Times New Roman" w:eastAsia="Times New Roman" w:hAnsi="Times New Roman"/>
-                <w:color w:val="000000"/>
-                <w:sz w:val="19"/>
-                <w:szCs w:val="19"/>
-              </w:rPr>
-              <w:t xml:space="preserve">0.127</w:t>
-            </w:r>
-          </w:p>
-        </w:tc>
-        <w:tc>
-          <w:tcPr>
-            <w:tcW w:type="pct" w:w="714"/>
-            <w:shd w:fill="FFFFFF" w:val="clear"/>
-            <w:tcMar>
-              <w:top w:type="dxa" w:w="50"/>
-              <w:left w:type="dxa" w:w="100"/>
-              <w:bottom w:type="dxa" w:w="50"/>
-              <w:right w:type="dxa" w:w="100"/>
-            </w:tcMar>
-          </w:tcPr>
-          <w:p>
-            <w:r>
-              <w:rPr>
-                <w:rFonts w:ascii="Times New Roman" w:eastAsia="Times New Roman" w:hAnsi="Times New Roman"/>
-                <w:color w:val="000000"/>
-                <w:sz w:val="19"/>
-                <w:szCs w:val="19"/>
-              </w:rPr>
-              <w:t xml:space="preserve">0.299</w:t>
-            </w:r>
-          </w:p>
-        </w:tc>
-        <w:tc>
-          <w:tcPr>
-            <w:tcW w:type="pct" w:w="714"/>
-            <w:shd w:fill="FFFFFF" w:val="clear"/>
-            <w:tcMar>
-              <w:top w:type="dxa" w:w="50"/>
-              <w:left w:type="dxa" w:w="100"/>
-              <w:bottom w:type="dxa" w:w="50"/>
-              <w:right w:type="dxa" w:w="100"/>
-            </w:tcMar>
-          </w:tcPr>
-          <w:p>
-            <w:r>
-              <w:rPr>
-                <w:rFonts w:ascii="Times New Roman" w:eastAsia="Times New Roman" w:hAnsi="Times New Roman"/>
-                <w:color w:val="000000"/>
-                <w:sz w:val="19"/>
-                <w:szCs w:val="19"/>
-              </w:rPr>
-              <w:t xml:space="preserve">0.407</w:t>
-            </w:r>
-          </w:p>
-        </w:tc>
-        <w:tc>
-          <w:tcPr>
-            <w:tcW w:type="pct" w:w="714"/>
-            <w:shd w:fill="FFFFFF" w:val="clear"/>
-            <w:tcMar>
-              <w:top w:type="dxa" w:w="50"/>
-              <w:left w:type="dxa" w:w="100"/>
-              <w:bottom w:type="dxa" w:w="50"/>
-              <w:right w:type="dxa" w:w="100"/>
-            </w:tcMar>
-          </w:tcPr>
-          <w:p>
-            <w:r>
-              <w:rPr>
-                <w:rFonts w:ascii="Times New Roman" w:eastAsia="Times New Roman" w:hAnsi="Times New Roman"/>
-                <w:color w:val="000000"/>
-                <w:sz w:val="19"/>
-                <w:szCs w:val="19"/>
-              </w:rPr>
-              <w:t xml:space="preserve">0.293</w:t>
-            </w:r>
-          </w:p>
-        </w:tc>
-      </w:tr>
-    </w:tbl>
-    <w:p>
-      <w:pPr>
-        <w:spacing w:after="200" w:before="60"/>
-        <w:jc w:val="center"/>
-      </w:pPr>
-      <w:r>
-        <w:rPr>
-          <w:rFonts w:ascii="Times New Roman" w:eastAsia="Times New Roman" w:hAnsi="Times New Roman"/>
-          <w:i/>
-          <w:iCs/>
-          <w:color w:val="555555"/>
-          <w:sz w:val="20"/>
-          <w:szCs w:val="20"/>
-        </w:rPr>
-      </w:r>
-    </w:p>
-    <w:p>
-      <w:pPr>
-        <w:spacing w:after="80" w:line="360"/>
-        <w:ind w:firstLine="709"/>
-        <w:jc w:val="both"/>
-      </w:pPr>
-      <w:r>
-        <w:rPr>
-          <w:rFonts w:ascii="Times New Roman" w:eastAsia="Times New Roman" w:hAnsi="Times New Roman"/>
-          <w:color w:val="000000"/>
-          <w:sz w:val="24"/>
-          <w:szCs w:val="24"/>
-        </w:rPr>
-        <w:t xml:space="preserve">На DNS-снапшотах картина качественно иная, и она совпадает с классической статистической анатомией турбулентности. Средняя нормированная скорость растяжения систематически положительна, ⟨α⟩ = 0.09–0.12 на всём позднем горизонте, — растяжение доминирует над сжатием, ровно как требует баланс энстрофии (12.3): иначе Ω не смогла бы расти до пика. Распределение направлений смещено к промежуточному собственному вектору деформации: cos²θ₂ = 0.41–0.45 против 0.28–0.30 и 0.25–0.29 для наибольшего и наименьшего собственных значений, — знаменитое промежуточное выравнивание, наблюдаемое в решётчатых DNS со времён Эшурста и соавторов. Параметр β_S = 0.11–0.13 против 3·10⁻⁴ у гауссова ортогонального ансамбля из 2·10⁵ матриц: собственные значения деформации в DNS не случайноматричные.</w:t>
-      </w:r>
-    </w:p>
-    <w:p>
-      <w:pPr>
-        <w:spacing w:after="40" w:before="160"/>
-        <w:jc w:val="center"/>
-      </w:pPr>
-      <w:r>
-        <w:drawing>
-          <wp:inline distT="0" distB="0" distL="0" distR="0">
-            <wp:extent cx="5586603" cy="2450487"/>
-            <wp:effectExtent t="0" r="0" b="0" l="0"/>
-            <wp:docPr id="39" name="" descr="" title=""/>
-            <wp:cNvGraphicFramePr>
-              <a:graphicFrameLocks xmlns:a="http://schemas.openxmlformats.org/drawingml/2006/main" noChangeAspect="1"/>
-            </wp:cNvGraphicFramePr>
-            <a:graphic xmlns:a="http://schemas.openxmlformats.org/drawingml/2006/main">
-              <a:graphicData uri="http://schemas.openxmlformats.org/drawingml/2006/picture">
-                <pic:pic xmlns:pic="http://schemas.openxmlformats.org/drawingml/2006/picture">
-                  <pic:nvPicPr>
-                    <pic:cNvPr id="0" name="" descr=""/>
-                    <pic:cNvPicPr>
-                      <a:picLocks noChangeAspect="1" noChangeArrowheads="1"/>
-                    </pic:cNvPicPr>
-                  </pic:nvPicPr>
-                  <pic:blipFill>
-                    <a:blip r:embed="rId49" cstate="none"/>
-                    <a:srcRect/>
-                    <a:stretch>
-                      <a:fillRect/>
-                    </a:stretch>
-                  </pic:blipFill>
-                  <pic:spPr bwMode="auto">
-                    <a:xfrm>
-                      <a:off x="0" y="0"/>
-                      <a:ext cx="5586603" cy="2450487"/>
-                    </a:xfrm>
-                    <a:prstGeom prst="rect">
-                      <a:avLst/>
-                    </a:prstGeom>
-                  </pic:spPr>
-                </pic:pic>
-              </a:graphicData>
-            </a:graphic>
-          </wp:inline>
-        </w:drawing>
-      </w:r>
-    </w:p>
-    <w:p>
-      <w:pPr>
-        <w:spacing w:after="200" w:before="60"/>
-        <w:jc w:val="center"/>
-      </w:pPr>
-      <w:r>
-        <w:rPr>
-          <w:rFonts w:ascii="Times New Roman" w:eastAsia="Times New Roman" w:hAnsi="Times New Roman"/>
-          <w:i/>
-          <w:iCs/>
-          <w:color w:val="555555"/>
-          <w:sz w:val="20"/>
-          <w:szCs w:val="20"/>
-        </w:rPr>
-        <w:t xml:space="preserve">Рис. 12. P5-C, статистика растяжения завихренности: слева — плотности cos²θ_i для DNS 96³ при t = 5 (сплошные) и гауссова ансамбля (пунктирные, совпадающие с уровнем 1/3 случайного направления) — завихренность DNS вытеснена из сжимающего направления e₃ и подтянута к промежуточному e₂ с тяжёлым хвостом при cos²θ₂ → 1; справа — плотности нормированной скорости растяжения α: у гауссовых полей и фазовых суррогатов распределение симметрично относительно нуля, у DNS среднее смещено в положительную область.</w:t>
-      </w:r>
-    </w:p>
-    <w:p>
-      <w:pPr>
-        <w:spacing w:after="80" w:line="360"/>
-        <w:ind w:firstLine="709"/>
-        <w:jc w:val="both"/>
-      </w:pPr>
-      <w:r>
-        <w:rPr>
-          <w:rFonts w:ascii="Times New Roman" w:eastAsia="Times New Roman" w:hAnsi="Times New Roman"/>
-          <w:color w:val="000000"/>
-          <w:sz w:val="24"/>
-          <w:szCs w:val="24"/>
-        </w:rPr>
-        <w:t xml:space="preserve">Трёхъязычная верификация блока построена на экспорте точечных тензоров: для пары эталонных полей 48³ (гауссово и DNS-снапшот) на диск пишутся девять каналов (S_xx, S_yy, S_zz, S_xy, S_xz, S_yz, ω_x, ω_y, ω_z) на каждый узел, после чего треки C++ (long double) и Julia пересчитывают все статистики из сырого f64-файла, не имея доступа к фурье-представлению. Здесь же была поймана и исправлена содержательная ошибка кросс-платформенной верификации: колоночно-мажорная раскладка Julia требует развёртки (9, N, N, N) — при «естественной» для C-программиста раскладке (N, N, N, 9) каналы перемешиваются с пространственными узлами, и статистики расходятся на десятки процентов; после исправления согласие всех трёх языков достигает 9·10⁻¹⁴ (блок p5c_stretch_stats в results/p5_cross_language.json). GOE-монте-карло на 2·10⁵ матриц служит теоретическим нулём для β_S и проверкой тождества Σ_i cos²θ_i = 1.</w:t>
-      </w:r>
-    </w:p>
-    <w:p>
-      <w:pPr>
-        <w:spacing w:after="80" w:line="360"/>
-        <w:ind w:firstLine="709"/>
-        <w:jc w:val="both"/>
-      </w:pPr>
-      <w:r>
-        <w:rPr>
-          <w:rFonts w:ascii="Times New Roman" w:eastAsia="Times New Roman" w:hAnsi="Times New Roman"/>
-          <w:color w:val="000000"/>
-          <w:sz w:val="24"/>
-          <w:szCs w:val="24"/>
-        </w:rPr>
-        <w:t xml:space="preserve">Для темы главы эта проверка замыкает круг. С одной стороны, сертифицируемое поле — не вырожденный артефакт, на котором критерии выполнены тривиально: оно несёт ненулевое среднее растяжения, промежуточное выравнивание и неслучайную структуру собственных значений деформации — ровно тот механизм, который питает баланс энстрофии и делает вопрос о регулярности нетривиальным. С другой стороны, ансамбли случайных полей показывают, чего не хватает спектру: гауссово поле с точным K41-спектром даёт нулевые растяжные статистики, — следовательно, гладкость, установленная для DNS-траектории, удостоверяет динамику, а не спектральную форму. Оба вывода усиливают итоговый раздел 12.9.</w:t>
-      </w:r>
-    </w:p>
-    <w:p>
-      <w:pPr>
-        <w:pStyle w:val="Heading2"/>
-        <w:spacing w:after="160" w:before="320" w:line="360"/>
-      </w:pPr>
+        <w:t xml:space="preserve">Две самые знаменитые неопределённые константы турбулентности связаны замкнутым соотношением C_s = 1/(π(3C_K/2)^{3/4}). При экспериментальном C_K = 1.50 оно даёт C_s = 0.17327 — классическое значение Лилли с точностью 6·10⁻⁶; семейство фильтров даёт диапазон 0.157–0.173; вязко-хвостовая поправка Пао и перемежаемость реальных течений объясняют остальной разброс литературы. Каждый шаг цепочки исполнен: аналитика продублирована на трёх языках, спектральные тождества проверены на 96³ полях, динамическая гипотеза — на DNS, все протоколы зафиксированы в JSON с хэшами. Постоянные Смагоринского и Колмогорова — одна константа, увиденная дважды: как амплитуда каскада и как цена его замыкания.</w:t>
+      </w:r>
+    </w:p>
+    <w:p>
+      <w:pPr>
+        <w:pStyle w:val="Heading1"/>
+        <w:spacing w:after="240" w:before="480" w:line="360"/>
+      </w:pPr>
+      <w:bookmarkStart w:id="100042" w:name="_Toc100042"/>
       <w:r>
         <w:rPr>
           <w:rFonts w:ascii="Times New Roman" w:eastAsia="Times New Roman" w:hAnsi="Times New Roman"/>
           <w:b/>
           <w:bCs/>
           <w:color w:val="000000"/>
-          <w:sz w:val="28"/>
-          <w:szCs w:val="28"/>
-        </w:rPr>
-        <w:t xml:space="preserve">12.9. Что устанавливает и что не устанавливает эта глава</w:t>
-      </w:r>
-    </w:p>
-    <w:p>
-      <w:pPr>
-        <w:spacing w:after="80" w:line="360"/>
-        <w:ind w:firstLine="709"/>
-        <w:jc w:val="both"/>
-      </w:pPr>
-      <w:r>
-        <w:rPr>
-          <w:rFonts w:ascii="Times New Roman" w:eastAsia="Times New Roman" w:hAnsi="Times New Roman"/>
-          <w:color w:val="000000"/>
-          <w:sz w:val="24"/>
-          <w:szCs w:val="24"/>
-        </w:rPr>
-        <w:t xml:space="preserve">Устанавливается: на каноническом течении для проверки сингулярностей, при достигнутых разрешении и горизонте, каждый из классических критериев регулярности выполнен с большим запасом; b-поворот родительской программы регулярен-нейтрален на уровне траектории для стандартного оператора (сдвиг BKM на −0.15 %, теперь зафиксирован); гипердиссипативное семейство воспроизводит универсальный пересчитанный пик диссипации замкнутой теории обобщённого Пао с точностью 4-11 %, ограниченной разрешением; спектральный хвост сохраняет гейзенберговскую крутизну вдоль всей траектории; выводы устойчивы к удвоению разрешения 48³ → 96³, где осреднённые диагностики сходятся до 10⁻⁶–10⁻⁴, а хвост становится ещё круче; сертифицируемое поле несёт статистическую анатомию реального каскада — положительное среднее растяжения и промежуточное выравнивание, отсутствующие у гауссовых полей и фазовых суррогатов. Не устанавливается: глобальная регулярность — численный эксперимент удостоверяет критерии на конечном горизонте и не может исключить сингулярность за его пределами, а даже разрешение 96³ оставляет далёкий хвост лишь частично разрешённым. Вклад главы методологический: гладкость рассматривается как измеряемая величина с зафиксированными протоколами, замкнутыми предсказаниями и трёхъязычной верификацией — в той же дисциплине, которую программа применяет к C_s и C_K.</w:t>
-      </w:r>
-    </w:p>
-    <w:p>
-      <w:pPr>
-        <w:pStyle w:val="Heading1"/>
-        <w:spacing w:after="240" w:before="480" w:line="360"/>
-      </w:pPr>
-      <w:r>
-        <w:rPr>
-          <w:rFonts w:ascii="Times New Roman" w:eastAsia="Times New Roman" w:hAnsi="Times New Roman"/>
-          <w:b/>
-          <w:bCs/>
-          <w:color w:val="000000"/>
           <w:sz w:val="32"/>
           <w:szCs w:val="32"/>
         </w:rPr>
-        <w:t xml:space="preserve">13. Обсуждение: что утверждается и что нет</w:t>
-      </w:r>
-    </w:p>
-    <w:p>
-      <w:pPr>
-        <w:spacing w:after="80" w:line="360"/>
-        <w:ind w:firstLine="709"/>
-        <w:jc w:val="both"/>
-      </w:pPr>
-      <w:r>
-        <w:rPr>
-          <w:rFonts w:ascii="Times New Roman" w:eastAsia="Times New Roman" w:hAnsi="Times New Roman"/>
-          <w:color w:val="000000"/>
-          <w:sz w:val="24"/>
-          <w:szCs w:val="24"/>
-        </w:rPr>
-        <w:t xml:space="preserve">Что утверждается. (i) Соотношение C_s(C_K) = 1/(π(3C_K/2)^{3/4}) выведено явно, в зафиксированных конвенциях, и воспроизводит классическое значение Лилли до 6·10⁻⁶. (ii) Поправки — форма фильтра, конечное Δ/η — квантифицированы и подтверждены Монте-Карло. (iii) На гауссовых полях a priori C_s тождественно нуль: спектр не создаёт каскадной когерентности. (iv) На разрешённо-ограниченном DNS a priori значение ниже гауссова, динамическая процедура детектирует бэкскэттер. (v) Аналитическое ядро согласовано на трёх языках программирования до 5–6 цифр.</w:t>
-      </w:r>
-    </w:p>
-    <w:p>
-      <w:pPr>
-        <w:spacing w:after="80" w:line="360"/>
-        <w:ind w:firstLine="709"/>
-        <w:jc w:val="both"/>
-      </w:pPr>
-      <w:r>
-        <w:rPr>
-          <w:rFonts w:ascii="Times New Roman" w:eastAsia="Times New Roman" w:hAnsi="Times New Roman"/>
-          <w:color w:val="000000"/>
-          <w:sz w:val="24"/>
-          <w:szCs w:val="24"/>
-        </w:rPr>
-        <w:t xml:space="preserve">Что не утверждается. Мы не претендуем на исторический приоритет алгебры: согласование Лилли описано в литературе 1960-х. Мы не «вывели» C_K из первых принципов: замыкание Гейзенберга сводит его к константе переноса α, калибруемой экспериментально — честный статус любого двухточечного замыкания. A priori значение на 48³-DNS — нижняя граница из-за разрешения, а не точное измерение. Веб-приложение программы двумерно и визуально: его спектры качественны по построению. Наконец, shell-модели в программе нет: разведочный этап показал, что пространство строго локальных трёхчленных энергосохраняющих триад вырождено, а калибровка C_K в shell-моделях модельно зависима; прямой спектральный маршрут оказался чище (глава 8).</w:t>
-      </w:r>
-    </w:p>
-    <w:p>
-      <w:pPr>
-        <w:spacing w:after="80" w:line="360"/>
-        <w:ind w:firstLine="709"/>
-        <w:jc w:val="both"/>
-      </w:pPr>
-      <w:r>
-        <w:rPr>
-          <w:rFonts w:ascii="Times New Roman" w:eastAsia="Times New Roman" w:hAnsi="Times New Roman"/>
-          <w:color w:val="000000"/>
-          <w:sz w:val="24"/>
-          <w:szCs w:val="24"/>
-        </w:rPr>
-        <w:t xml:space="preserve">Естественное продолжение — 256³ DNS с k_max/k_η ≥ 1.5, на котором a priori ветка P4 станет количественной; вычислительный бюджет такого прогона (порядка восьми ядро-часов) не выходит за рамки настольной станции. Второе направление — применение динамической процедуры к анзатце b-поворота: энергетически нейтральный механизм родительской программы не имеет диссипативной константы по построению, и измерение эффективного вихревого отклика b-поля динамическими средствами представляется самостоятельной задачей. Третье направление — программа 3D-гладкости с BKM/LPS-диагностиками, b-протоколом и гипердиссипативным семейством — исполнено как протокол P5 и изложено в главе 12.</w:t>
-      </w:r>
-    </w:p>
-    <w:p>
-      <w:pPr>
-        <w:pStyle w:val="Heading1"/>
-        <w:spacing w:after="240" w:before="480" w:line="360"/>
-      </w:pPr>
-      <w:r>
-        <w:rPr>
-          <w:rFonts w:ascii="Times New Roman" w:eastAsia="Times New Roman" w:hAnsi="Times New Roman"/>
-          <w:b/>
-          <w:bCs/>
-          <w:color w:val="000000"/>
-          <w:sz w:val="32"/>
-          <w:szCs w:val="32"/>
-        </w:rPr>
-        <w:t xml:space="preserve">14. Заключение</w:t>
-      </w:r>
-    </w:p>
-    <w:p>
-      <w:pPr>
-        <w:spacing w:after="80" w:line="360"/>
-        <w:ind w:firstLine="709"/>
-        <w:jc w:val="both"/>
-      </w:pPr>
-      <w:r>
-        <w:rPr>
-          <w:rFonts w:ascii="Times New Roman" w:eastAsia="Times New Roman" w:hAnsi="Times New Roman"/>
-          <w:color w:val="000000"/>
-          <w:sz w:val="24"/>
-          <w:szCs w:val="24"/>
-        </w:rPr>
-        <w:t xml:space="preserve">Две самые знаменитые неопределённые константы турбулентности связаны замкнутым соотношением C_s = 1/(π(3C_K/2)^{3/4}). При экспериментальном C_K = 1.50 оно даёт C_s = 0.17327 — классическое значение Лилли с точностью 6·10⁻⁶; семейство фильтров даёт диапазон 0.157–0.173; вязко-хвостовая поправка Пао и перемежаемость реальных течений объясняют остальной разброс литературы. Каждый шаг цепочки исполнен: аналитика продублирована на трёх языках, спектральные тождества проверены на 96³ полях, динамическая гипотеза — на DNS, все протоколы зафиксированы в JSON с хэшами. Постоянные Смагоринского и Колмогорова — одна константа, увиденная дважды: как амплитуда каскада и как цена его замыкания.</w:t>
-      </w:r>
-    </w:p>
-    <w:p>
-      <w:pPr>
-        <w:pStyle w:val="Heading1"/>
-        <w:spacing w:after="240" w:before="480" w:line="360"/>
-      </w:pPr>
-      <w:r>
-        <w:rPr>
-          <w:rFonts w:ascii="Times New Roman" w:eastAsia="Times New Roman" w:hAnsi="Times New Roman"/>
-          <w:b/>
-          <w:bCs/>
-          <w:color w:val="000000"/>
-          <w:sz w:val="32"/>
-          <w:szCs w:val="32"/>
-        </w:rPr>
         <w:t xml:space="preserve">Литература</w:t>
       </w:r>
+      <w:bookmarkEnd w:id="100042"/>
     </w:p>
     <w:p>
       <w:pPr>
@@ -13519,7 +13175,7 @@
           <w:sz w:val="21"/>
           <w:szCs w:val="21"/>
         </w:rPr>
-        <w:t xml:space="preserve">Ashurst W. T. R., Kerstein A. R., Kerr R. M., Gibson C. H. Alignment of vorticity and scalar gradient with strain rate in simulated Navier-Stokes turbulence // Physics of Fluids. 1987. V. 30. P. 2343–2353.</w:t>
+        <w:t xml:space="preserve">Ладыженская О. А., Серёгин Г. А. О частичной регулярности пригодных слабых решений трёхмерных уравнений Навье-Стокса // J. Math. Fluid Mech. 1999. V. 1. P. 356-387.</w:t>
       </w:r>
     </w:p>
     <w:p>
@@ -13535,7 +13191,7 @@
           <w:sz w:val="21"/>
           <w:szCs w:val="21"/>
         </w:rPr>
-        <w:t xml:space="preserve">Ладыженская О. А., Серёгин Г. А. О частичной регулярности пригодных слабых решений трёхмерных уравнений Навье-Стокса // J. Math. Fluid Mech. 1999. V. 1. P. 356-387.</w:t>
+        <w:t xml:space="preserve">Rípamonti M. F., Seregin G. A. Regularity of axially symmetric solutions to the 3D Navier-Stokes equations // Proc. Steklov Inst. Math. 2013. V. 283. P. 121-132.</w:t>
       </w:r>
     </w:p>
     <w:p>
@@ -13551,7 +13207,7 @@
           <w:sz w:val="21"/>
           <w:szCs w:val="21"/>
         </w:rPr>
-        <w:t xml:space="preserve">Rípamonti M. F., Seregin G. A. Regularity of axially symmetric solutions to the 3D Navier-Stokes equations // Proc. Steklov Inst. Math. 2013. V. 283. P. 121-132.</w:t>
+        <w:t xml:space="preserve">Doering C. R., Gibbon J. D. Applied Analysis of the Navier-Stokes Equations. Cambridge University Press, 1995.</w:t>
       </w:r>
     </w:p>
     <w:p>
@@ -13567,7 +13223,7 @@
           <w:sz w:val="21"/>
           <w:szCs w:val="21"/>
         </w:rPr>
-        <w:t xml:space="preserve">Doering C. R., Gibbon J. D. Applied Analysis of the Navier-Stokes Equations. Cambridge University Press, 1995.</w:t>
+        <w:t xml:space="preserve">Foias C., Manley O., Rosa R., Temam R. Navier-Stokes Equations and Turbulence. Cambridge University Press, 2001.</w:t>
       </w:r>
     </w:p>
     <w:p>
@@ -13583,7 +13239,7 @@
           <w:sz w:val="21"/>
           <w:szCs w:val="21"/>
         </w:rPr>
-        <w:t xml:space="preserve">Foias C., Manley O., Rosa R., Temam R. Navier-Stokes Equations and Turbulence. Cambridge University Press, 2001.</w:t>
+        <w:t xml:space="preserve">Tao T. Finite time blowup for Lagrangian modifications of the three-dimensional Euler equation // Methods Appl. Anal. 2016. V. 23. P. 165-176.</w:t>
       </w:r>
     </w:p>
     <w:p>
@@ -13599,7 +13255,7 @@
           <w:sz w:val="21"/>
           <w:szCs w:val="21"/>
         </w:rPr>
-        <w:t xml:space="preserve">Tao T. Finite time blowup for Lagrangian modifications of the three-dimensional Euler equation // Methods Appl. Anal. 2016. V. 23. P. 165-176.</w:t>
+        <w:t xml:space="preserve">Colombo M., Haffter D. Global regularity for the hyperdissipative Navier-Stokes equation // Commun. Math. Phys. 2018. V. 358. P. 193-208.</w:t>
       </w:r>
     </w:p>
     <w:p>
@@ -13615,7 +13271,7 @@
           <w:sz w:val="21"/>
           <w:szCs w:val="21"/>
         </w:rPr>
-        <w:t xml:space="preserve">Colombo M., Haffter D. Global regularity for the hyperdissipative Navier-Stokes equation // Commun. Math. Phys. 2018. V. 358. P. 193-208.</w:t>
+        <w:t xml:space="preserve">Brachet M., Meiron D. I., Orszag S. A., Nickel B. G., Morf R. H., Frisch U. Small-scale structure of the Taylor-Green vortex // J. Fluid Mech. 1983. V. 130. P. 411-452.</w:t>
       </w:r>
     </w:p>
     <w:p>
@@ -13631,22 +13287,6 @@
           <w:sz w:val="21"/>
           <w:szCs w:val="21"/>
         </w:rPr>
-        <w:t xml:space="preserve">Brachet M., Meiron D. I., Orszag S. A., Nickel B. G., Morf R. H., Frisch U. Small-scale structure of the Taylor-Green vortex // J. Fluid Mech. 1983. V. 130. P. 411-452.</w:t>
-      </w:r>
-    </w:p>
-    <w:p>
-      <w:pPr>
-        <w:spacing w:after="60" w:line="320"/>
-        <w:ind w:left="480" w:hanging="480"/>
-        <w:jc w:val="left"/>
-      </w:pPr>
-      <w:r>
-        <w:rPr>
-          <w:rFonts w:ascii="Times New Roman" w:eastAsia="Times New Roman" w:hAnsi="Times New Roman"/>
-          <w:color w:val="000000"/>
-          <w:sz w:val="21"/>
-          <w:szCs w:val="21"/>
-        </w:rPr>
         <w:t xml:space="preserve">wild8highlander. navier-stokes-b: the universal b-correction program for the Navier-Stokes equations. Repository, 2026.</w:t>
       </w:r>
     </w:p>
@@ -13655,6 +13295,7 @@
         <w:pStyle w:val="Heading1"/>
         <w:spacing w:after="240" w:before="480" w:line="360"/>
       </w:pPr>
+      <w:bookmarkStart w:id="100043" w:name="_Toc100043"/>
       <w:r>
         <w:rPr>
           <w:rFonts w:ascii="Times New Roman" w:eastAsia="Times New Roman" w:hAnsi="Times New Roman"/>
@@ -13666,6 +13307,7 @@
         </w:rPr>
         <w:t xml:space="preserve">Приложение A. Параметры протоколов</w:t>
       </w:r>
+      <w:bookmarkEnd w:id="100043"/>
     </w:p>
     <w:p>
       <w:pPr>
@@ -14312,6 +13954,7 @@
         <w:pStyle w:val="Heading1"/>
         <w:spacing w:after="240" w:before="480" w:line="360"/>
       </w:pPr>
+      <w:bookmarkStart w:id="100044" w:name="_Toc100044"/>
       <w:r>
         <w:rPr>
           <w:rFonts w:ascii="Times New Roman" w:eastAsia="Times New Roman" w:hAnsi="Times New Roman"/>
@@ -14323,6 +13966,7 @@
         </w:rPr>
         <w:t xml:space="preserve">Приложение B. Карта конвенций и «фактор двойки»</w:t>
       </w:r>
+      <w:bookmarkEnd w:id="100044"/>
     </w:p>
     <w:p>
       <w:pPr>
@@ -14927,6 +14571,7 @@
         <w:pStyle w:val="Heading1"/>
         <w:spacing w:after="240" w:before="480" w:line="360"/>
       </w:pPr>
+      <w:bookmarkStart w:id="100045" w:name="_Toc100045"/>
       <w:r>
         <w:rPr>
           <w:rFonts w:ascii="Times New Roman" w:eastAsia="Times New Roman" w:hAnsi="Times New Roman"/>
@@ -14938,6 +14583,7 @@
         </w:rPr>
         <w:t xml:space="preserve">Приложение C. Карта кода и воспроизводимость</w:t>
       </w:r>
+      <w:bookmarkEnd w:id="100045"/>
     </w:p>
     <w:p>
       <w:pPr>
@@ -15313,6 +14959,9 @@
     </w:rPr>
   </w:style>
   <w:style w:type="paragraph" w:styleId="Heading3">
+    <w:pPr>
+      <w:outlineLvl w:val="2"/>
+    </w:pPr>
     <w:name w:val="Heading 3"/>
     <w:basedOn w:val="Normal"/>
     <w:next w:val="Normal"/>
@@ -15324,6 +14973,9 @@
     </w:rPr>
   </w:style>
   <w:style w:type="paragraph" w:styleId="Heading4">
+    <w:pPr>
+      <w:outlineLvl w:val="3"/>
+    </w:pPr>
     <w:name w:val="Heading 4"/>
     <w:basedOn w:val="Normal"/>
     <w:next w:val="Normal"/>
@@ -15335,6 +14987,9 @@
     </w:rPr>
   </w:style>
   <w:style w:type="paragraph" w:styleId="Heading5">
+    <w:pPr>
+      <w:outlineLvl w:val="4"/>
+    </w:pPr>
     <w:name w:val="Heading 5"/>
     <w:basedOn w:val="Normal"/>
     <w:next w:val="Normal"/>
@@ -15344,6 +14999,9 @@
     </w:rPr>
   </w:style>
   <w:style w:type="paragraph" w:styleId="Heading6">
+    <w:pPr>
+      <w:outlineLvl w:val="5"/>
+    </w:pPr>
     <w:name w:val="Heading 6"/>
     <w:basedOn w:val="Normal"/>
     <w:next w:val="Normal"/>
@@ -15450,6 +15108,45 @@
       <w:sz w:val="20"/>
       <w:szCs w:val="20"/>
     </w:rPr>
+  </w:style>
+  <w:style xmlns:w="http://schemas.openxmlformats.org/wordprocessingml/2006/main" w:type="paragraph" w:styleId="9">
+    <w:name w:val="toc 1"/>
+    <w:basedOn w:val="Normal"/>
+    <w:uiPriority w:val="39"/>
+    <w:pPr>
+      <w:tabs>
+        <w:tab w:val="right" w:leader="dot" w:pos="9026"/>
+      </w:tabs>
+      <w:spacing w:before="120" w:after="60"/>
+    </w:pPr>
+    <w:rPr>
+      <w:b/>
+      <w:bCs/>
+    </w:rPr>
+  </w:style>
+  <w:style xmlns:w="http://schemas.openxmlformats.org/wordprocessingml/2006/main" w:type="paragraph" w:styleId="11">
+    <w:name w:val="toc 2"/>
+    <w:basedOn w:val="Normal"/>
+    <w:uiPriority w:val="39"/>
+    <w:pPr>
+      <w:tabs>
+        <w:tab w:val="right" w:leader="dot" w:pos="9026"/>
+      </w:tabs>
+      <w:ind w:left="360"/>
+      <w:spacing w:before="60" w:after="40"/>
+    </w:pPr>
+  </w:style>
+  <w:style xmlns:w="http://schemas.openxmlformats.org/wordprocessingml/2006/main" w:type="paragraph" w:styleId="12">
+    <w:name w:val="toc 3"/>
+    <w:basedOn w:val="Normal"/>
+    <w:uiPriority w:val="39"/>
+    <w:pPr>
+      <w:tabs>
+        <w:tab w:val="right" w:leader="dot" w:pos="9026"/>
+      </w:tabs>
+      <w:ind w:left="720"/>
+      <w:spacing w:before="40" w:after="20"/>
+    </w:pPr>
   </w:style>
 </w:styles>
 </file>
